--- a/bachelor/sem1/informatic/lab1/first_lab/lab1.docx
+++ b/bachelor/sem1/informatic/lab1/first_lab/lab1.docx
@@ -186,7 +186,6 @@
           <w:rFonts w:ascii="Arial" w:hAnsi="Arial" w:cs="Arial"/>
           <w:sz w:val="30"/>
           <w:szCs w:val="30"/>
-          <w:lang w:val="en-US"/>
         </w:rPr>
       </w:pPr>
       <w:r>
@@ -287,10 +286,7 @@
         <w:t>Задание 1:</w:t>
       </w:r>
       <w:r>
-        <w:t xml:space="preserve"> Вычислить значение выражения</w:t>
-      </w:r>
-      <w:r>
-        <w:t xml:space="preserve">: </w:t>
+        <w:t xml:space="preserve"> Вычислить значение выражения: </w:t>
       </w:r>
       <w:r>
         <w:rPr>
@@ -536,9 +532,6 @@
         <w:ind w:left="720"/>
       </w:pPr>
       <w:r>
-        <w:rPr>
-          <w:lang w:val="en-US"/>
-        </w:rPr>
         <w:t>{</w:t>
       </w:r>
       <w:r>
@@ -855,19 +848,20 @@
       <w:pPr>
         <w:pStyle w:val="2"/>
       </w:pPr>
-      <w:bookmarkStart w:id="0" w:name="_GoBack"/>
       <w:r>
         <w:rPr>
           <w:b w:val="0"/>
           <w:bCs w:val="0"/>
+          <w:noProof/>
           <w:sz w:val="24"/>
           <w:szCs w:val="24"/>
         </w:rPr>
+        <w:lastRenderedPageBreak/>
         <w:drawing>
-          <wp:inline distT="0" distB="0" distL="0" distR="0" wp14:anchorId="6ABE5CE4" wp14:editId="44839671">
-            <wp:extent cx="5350510" cy="2920905"/>
-            <wp:effectExtent l="0" t="0" r="2540" b="0"/>
-            <wp:docPr id="1" name="Рисунок 1"/>
+          <wp:inline distT="0" distB="0" distL="0" distR="0" wp14:anchorId="3112086C" wp14:editId="680C8D6C">
+            <wp:extent cx="5940425" cy="6064885"/>
+            <wp:effectExtent l="0" t="0" r="3175" b="0"/>
+            <wp:docPr id="2" name="Рисунок 2"/>
             <wp:cNvGraphicFramePr>
               <a:graphicFrameLocks xmlns:a="http://schemas.openxmlformats.org/drawingml/2006/main" noChangeAspect="1"/>
             </wp:cNvGraphicFramePr>
@@ -887,7 +881,7 @@
                   <pic:spPr>
                     <a:xfrm>
                       <a:off x="0" y="0"/>
-                      <a:ext cx="5384850" cy="2939651"/>
+                      <a:ext cx="5940425" cy="6064885"/>
                     </a:xfrm>
                     <a:prstGeom prst="rect">
                       <a:avLst/>
@@ -899,6 +893,7 @@
           </wp:inline>
         </w:drawing>
       </w:r>
+      <w:bookmarkStart w:id="0" w:name="_GoBack"/>
       <w:bookmarkEnd w:id="0"/>
     </w:p>
     <w:p>
@@ -912,7 +907,6 @@
         </w:rPr>
       </w:pPr>
       <w:r>
-        <w:lastRenderedPageBreak/>
         <w:t>4. Код программы</w:t>
       </w:r>
     </w:p>
@@ -938,7 +932,6 @@
       <w:r>
         <w:rPr>
           <w:rStyle w:val="hljs-comment"/>
-          <w:lang w:val="en-US"/>
         </w:rPr>
         <w:t xml:space="preserve"> </w:t>
       </w:r>
@@ -2091,3134 +2084,6 @@
           <w:lang w:val="en-US"/>
         </w:rPr>
         <w:t xml:space="preserve"> = denom1_f + denom2_f;</w:t>
-      </w:r>
-    </w:p>
-    <w:p>
-      <w:pPr>
-        <w:pStyle w:val="HTML0"/>
-        <w:rPr>
-          <w:rFonts w:ascii="Cascadia Mono" w:hAnsi="Cascadia Mono"/>
-          <w:color w:val="000000"/>
-          <w:sz w:val="18"/>
-          <w:szCs w:val="18"/>
-          <w:lang w:val="en-US"/>
-        </w:rPr>
-      </w:pPr>
-    </w:p>
-    <w:p>
-      <w:pPr>
-        <w:pStyle w:val="HTML0"/>
-        <w:rPr>
-          <w:rFonts w:ascii="Cascadia Mono" w:hAnsi="Cascadia Mono"/>
-          <w:color w:val="000000"/>
-          <w:sz w:val="18"/>
-          <w:szCs w:val="18"/>
-          <w:lang w:val="en-US"/>
-        </w:rPr>
-      </w:pPr>
-      <w:r>
-        <w:rPr>
-          <w:rFonts w:ascii="Cascadia Mono" w:hAnsi="Cascadia Mono"/>
-          <w:color w:val="000000"/>
-          <w:sz w:val="18"/>
-          <w:szCs w:val="18"/>
-          <w:lang w:val="en-US"/>
-        </w:rPr>
-        <w:t xml:space="preserve">    </w:t>
-      </w:r>
-      <w:r>
-        <w:rPr>
-          <w:rFonts w:ascii="Cascadia Mono" w:hAnsi="Cascadia Mono"/>
-          <w:color w:val="0000FF"/>
-          <w:sz w:val="18"/>
-          <w:szCs w:val="18"/>
-          <w:lang w:val="en-US"/>
-        </w:rPr>
-        <w:t>float</w:t>
-      </w:r>
-      <w:r>
-        <w:rPr>
-          <w:rFonts w:ascii="Cascadia Mono" w:hAnsi="Cascadia Mono"/>
-          <w:color w:val="000000"/>
-          <w:sz w:val="18"/>
-          <w:szCs w:val="18"/>
-          <w:lang w:val="en-US"/>
-        </w:rPr>
-        <w:t xml:space="preserve"> </w:t>
-      </w:r>
-      <w:proofErr w:type="spellStart"/>
-      <w:r>
-        <w:rPr>
-          <w:rFonts w:ascii="Cascadia Mono" w:hAnsi="Cascadia Mono"/>
-          <w:color w:val="000000"/>
-          <w:sz w:val="18"/>
-          <w:szCs w:val="18"/>
-          <w:lang w:val="en-US"/>
-        </w:rPr>
-        <w:t>result_float</w:t>
-      </w:r>
-      <w:proofErr w:type="spellEnd"/>
-      <w:r>
-        <w:rPr>
-          <w:rFonts w:ascii="Cascadia Mono" w:hAnsi="Cascadia Mono"/>
-          <w:color w:val="000000"/>
-          <w:sz w:val="18"/>
-          <w:szCs w:val="18"/>
-          <w:lang w:val="en-US"/>
-        </w:rPr>
-        <w:t xml:space="preserve"> = </w:t>
-      </w:r>
-      <w:proofErr w:type="spellStart"/>
-      <w:r>
-        <w:rPr>
-          <w:rFonts w:ascii="Cascadia Mono" w:hAnsi="Cascadia Mono"/>
-          <w:color w:val="000000"/>
-          <w:sz w:val="18"/>
-          <w:szCs w:val="18"/>
-          <w:lang w:val="en-US"/>
-        </w:rPr>
-        <w:t>numerator_f</w:t>
-      </w:r>
-      <w:proofErr w:type="spellEnd"/>
-      <w:r>
-        <w:rPr>
-          <w:rFonts w:ascii="Cascadia Mono" w:hAnsi="Cascadia Mono"/>
-          <w:color w:val="000000"/>
-          <w:sz w:val="18"/>
-          <w:szCs w:val="18"/>
-          <w:lang w:val="en-US"/>
-        </w:rPr>
-        <w:t xml:space="preserve"> / </w:t>
-      </w:r>
-      <w:proofErr w:type="spellStart"/>
-      <w:r>
-        <w:rPr>
-          <w:rFonts w:ascii="Cascadia Mono" w:hAnsi="Cascadia Mono"/>
-          <w:color w:val="000000"/>
-          <w:sz w:val="18"/>
-          <w:szCs w:val="18"/>
-          <w:lang w:val="en-US"/>
-        </w:rPr>
-        <w:t>denominator_f</w:t>
-      </w:r>
-      <w:proofErr w:type="spellEnd"/>
-      <w:r>
-        <w:rPr>
-          <w:rFonts w:ascii="Cascadia Mono" w:hAnsi="Cascadia Mono"/>
-          <w:color w:val="000000"/>
-          <w:sz w:val="18"/>
-          <w:szCs w:val="18"/>
-          <w:lang w:val="en-US"/>
-        </w:rPr>
-        <w:t>;</w:t>
-      </w:r>
-    </w:p>
-    <w:p>
-      <w:pPr>
-        <w:pStyle w:val="HTML0"/>
-        <w:rPr>
-          <w:rFonts w:ascii="Cascadia Mono" w:hAnsi="Cascadia Mono"/>
-          <w:color w:val="000000"/>
-          <w:sz w:val="18"/>
-          <w:szCs w:val="18"/>
-          <w:lang w:val="en-US"/>
-        </w:rPr>
-      </w:pPr>
-    </w:p>
-    <w:p>
-      <w:pPr>
-        <w:pStyle w:val="HTML0"/>
-        <w:rPr>
-          <w:rFonts w:ascii="Cascadia Mono" w:hAnsi="Cascadia Mono"/>
-          <w:color w:val="000000"/>
-          <w:sz w:val="18"/>
-          <w:szCs w:val="18"/>
-          <w:lang w:val="en-US"/>
-        </w:rPr>
-      </w:pPr>
-      <w:r>
-        <w:rPr>
-          <w:rFonts w:ascii="Cascadia Mono" w:hAnsi="Cascadia Mono"/>
-          <w:color w:val="000000"/>
-          <w:sz w:val="18"/>
-          <w:szCs w:val="18"/>
-          <w:lang w:val="en-US"/>
-        </w:rPr>
-        <w:t xml:space="preserve">    </w:t>
-      </w:r>
-      <w:proofErr w:type="spellStart"/>
-      <w:r>
-        <w:rPr>
-          <w:rFonts w:ascii="Cascadia Mono" w:hAnsi="Cascadia Mono"/>
-          <w:color w:val="000000"/>
-          <w:sz w:val="18"/>
-          <w:szCs w:val="18"/>
-          <w:lang w:val="en-US"/>
-        </w:rPr>
-        <w:t>cout</w:t>
-      </w:r>
-      <w:proofErr w:type="spellEnd"/>
-      <w:r>
-        <w:rPr>
-          <w:rFonts w:ascii="Cascadia Mono" w:hAnsi="Cascadia Mono"/>
-          <w:color w:val="000000"/>
-          <w:sz w:val="18"/>
-          <w:szCs w:val="18"/>
-          <w:lang w:val="en-US"/>
-        </w:rPr>
-        <w:t xml:space="preserve"> </w:t>
-      </w:r>
-      <w:r>
-        <w:rPr>
-          <w:rFonts w:ascii="Cascadia Mono" w:hAnsi="Cascadia Mono"/>
-          <w:color w:val="008080"/>
-          <w:sz w:val="18"/>
-          <w:szCs w:val="18"/>
-          <w:lang w:val="en-US"/>
-        </w:rPr>
-        <w:t>&lt;&lt;</w:t>
-      </w:r>
-      <w:r>
-        <w:rPr>
-          <w:rFonts w:ascii="Cascadia Mono" w:hAnsi="Cascadia Mono"/>
-          <w:color w:val="000000"/>
-          <w:sz w:val="18"/>
-          <w:szCs w:val="18"/>
-          <w:lang w:val="en-US"/>
-        </w:rPr>
-        <w:t xml:space="preserve"> fixed </w:t>
-      </w:r>
-      <w:r>
-        <w:rPr>
-          <w:rFonts w:ascii="Cascadia Mono" w:hAnsi="Cascadia Mono"/>
-          <w:color w:val="008080"/>
-          <w:sz w:val="18"/>
-          <w:szCs w:val="18"/>
-          <w:lang w:val="en-US"/>
-        </w:rPr>
-        <w:t>&lt;&lt;</w:t>
-      </w:r>
-      <w:r>
-        <w:rPr>
-          <w:rFonts w:ascii="Cascadia Mono" w:hAnsi="Cascadia Mono"/>
-          <w:color w:val="000000"/>
-          <w:sz w:val="18"/>
-          <w:szCs w:val="18"/>
-          <w:lang w:val="en-US"/>
-        </w:rPr>
-        <w:t xml:space="preserve"> </w:t>
-      </w:r>
-      <w:proofErr w:type="spellStart"/>
-      <w:proofErr w:type="gramStart"/>
-      <w:r>
-        <w:rPr>
-          <w:rFonts w:ascii="Cascadia Mono" w:hAnsi="Cascadia Mono"/>
-          <w:color w:val="000000"/>
-          <w:sz w:val="18"/>
-          <w:szCs w:val="18"/>
-          <w:lang w:val="en-US"/>
-        </w:rPr>
-        <w:t>setprecision</w:t>
-      </w:r>
-      <w:proofErr w:type="spellEnd"/>
-      <w:r>
-        <w:rPr>
-          <w:rFonts w:ascii="Cascadia Mono" w:hAnsi="Cascadia Mono"/>
-          <w:color w:val="000000"/>
-          <w:sz w:val="18"/>
-          <w:szCs w:val="18"/>
-          <w:lang w:val="en-US"/>
-        </w:rPr>
-        <w:t>(</w:t>
-      </w:r>
-      <w:proofErr w:type="gramEnd"/>
-      <w:r>
-        <w:rPr>
-          <w:rFonts w:ascii="Cascadia Mono" w:hAnsi="Cascadia Mono"/>
-          <w:color w:val="000000"/>
-          <w:sz w:val="18"/>
-          <w:szCs w:val="18"/>
-          <w:lang w:val="en-US"/>
-        </w:rPr>
-        <w:t>10);</w:t>
-      </w:r>
-    </w:p>
-    <w:p>
-      <w:pPr>
-        <w:pStyle w:val="HTML0"/>
-        <w:rPr>
-          <w:rFonts w:ascii="Cascadia Mono" w:hAnsi="Cascadia Mono"/>
-          <w:color w:val="000000"/>
-          <w:sz w:val="18"/>
-          <w:szCs w:val="18"/>
-          <w:lang w:val="en-US"/>
-        </w:rPr>
-      </w:pPr>
-      <w:r>
-        <w:rPr>
-          <w:rFonts w:ascii="Cascadia Mono" w:hAnsi="Cascadia Mono"/>
-          <w:color w:val="000000"/>
-          <w:sz w:val="18"/>
-          <w:szCs w:val="18"/>
-          <w:lang w:val="en-US"/>
-        </w:rPr>
-        <w:t xml:space="preserve">    </w:t>
-      </w:r>
-      <w:proofErr w:type="spellStart"/>
-      <w:r>
-        <w:rPr>
-          <w:rFonts w:ascii="Cascadia Mono" w:hAnsi="Cascadia Mono"/>
-          <w:color w:val="000000"/>
-          <w:sz w:val="18"/>
-          <w:szCs w:val="18"/>
-          <w:lang w:val="en-US"/>
-        </w:rPr>
-        <w:t>cout</w:t>
-      </w:r>
-      <w:proofErr w:type="spellEnd"/>
-      <w:r>
-        <w:rPr>
-          <w:rFonts w:ascii="Cascadia Mono" w:hAnsi="Cascadia Mono"/>
-          <w:color w:val="000000"/>
-          <w:sz w:val="18"/>
-          <w:szCs w:val="18"/>
-          <w:lang w:val="en-US"/>
-        </w:rPr>
-        <w:t xml:space="preserve"> </w:t>
-      </w:r>
-      <w:r>
-        <w:rPr>
-          <w:rFonts w:ascii="Cascadia Mono" w:hAnsi="Cascadia Mono"/>
-          <w:color w:val="008080"/>
-          <w:sz w:val="18"/>
-          <w:szCs w:val="18"/>
-          <w:lang w:val="en-US"/>
-        </w:rPr>
-        <w:t>&lt;&lt;</w:t>
-      </w:r>
-      <w:r>
-        <w:rPr>
-          <w:rFonts w:ascii="Cascadia Mono" w:hAnsi="Cascadia Mono"/>
-          <w:color w:val="000000"/>
-          <w:sz w:val="18"/>
-          <w:szCs w:val="18"/>
-          <w:lang w:val="en-US"/>
-        </w:rPr>
-        <w:t xml:space="preserve"> </w:t>
-      </w:r>
-      <w:r>
-        <w:rPr>
-          <w:rFonts w:ascii="Cascadia Mono" w:hAnsi="Cascadia Mono"/>
-          <w:color w:val="A31515"/>
-          <w:sz w:val="18"/>
-          <w:szCs w:val="18"/>
-          <w:lang w:val="en-US"/>
-        </w:rPr>
-        <w:t>"</w:t>
-      </w:r>
-      <w:proofErr w:type="spellStart"/>
-      <w:r>
-        <w:rPr>
-          <w:rFonts w:ascii="Cascadia Mono" w:hAnsi="Cascadia Mono"/>
-          <w:color w:val="A31515"/>
-          <w:sz w:val="18"/>
-          <w:szCs w:val="18"/>
-          <w:lang w:val="en-US"/>
-        </w:rPr>
-        <w:t>Rezultat</w:t>
-      </w:r>
-      <w:proofErr w:type="spellEnd"/>
-      <w:r>
-        <w:rPr>
-          <w:rFonts w:ascii="Cascadia Mono" w:hAnsi="Cascadia Mono"/>
-          <w:color w:val="A31515"/>
-          <w:sz w:val="18"/>
-          <w:szCs w:val="18"/>
-          <w:lang w:val="en-US"/>
-        </w:rPr>
-        <w:t xml:space="preserve"> float: "</w:t>
-      </w:r>
-      <w:r>
-        <w:rPr>
-          <w:rFonts w:ascii="Cascadia Mono" w:hAnsi="Cascadia Mono"/>
-          <w:color w:val="000000"/>
-          <w:sz w:val="18"/>
-          <w:szCs w:val="18"/>
-          <w:lang w:val="en-US"/>
-        </w:rPr>
-        <w:t xml:space="preserve"> </w:t>
-      </w:r>
-      <w:r>
-        <w:rPr>
-          <w:rFonts w:ascii="Cascadia Mono" w:hAnsi="Cascadia Mono"/>
-          <w:color w:val="008080"/>
-          <w:sz w:val="18"/>
-          <w:szCs w:val="18"/>
-          <w:lang w:val="en-US"/>
-        </w:rPr>
-        <w:t>&lt;&lt;</w:t>
-      </w:r>
-      <w:r>
-        <w:rPr>
-          <w:rFonts w:ascii="Cascadia Mono" w:hAnsi="Cascadia Mono"/>
-          <w:color w:val="000000"/>
-          <w:sz w:val="18"/>
-          <w:szCs w:val="18"/>
-          <w:lang w:val="en-US"/>
-        </w:rPr>
-        <w:t xml:space="preserve"> </w:t>
-      </w:r>
-      <w:proofErr w:type="spellStart"/>
-      <w:r>
-        <w:rPr>
-          <w:rFonts w:ascii="Cascadia Mono" w:hAnsi="Cascadia Mono"/>
-          <w:color w:val="000000"/>
-          <w:sz w:val="18"/>
-          <w:szCs w:val="18"/>
-          <w:lang w:val="en-US"/>
-        </w:rPr>
-        <w:t>result_float</w:t>
-      </w:r>
-      <w:proofErr w:type="spellEnd"/>
-      <w:r>
-        <w:rPr>
-          <w:rFonts w:ascii="Cascadia Mono" w:hAnsi="Cascadia Mono"/>
-          <w:color w:val="000000"/>
-          <w:sz w:val="18"/>
-          <w:szCs w:val="18"/>
-          <w:lang w:val="en-US"/>
-        </w:rPr>
-        <w:t xml:space="preserve"> </w:t>
-      </w:r>
-      <w:r>
-        <w:rPr>
-          <w:rFonts w:ascii="Cascadia Mono" w:hAnsi="Cascadia Mono"/>
-          <w:color w:val="008080"/>
-          <w:sz w:val="18"/>
-          <w:szCs w:val="18"/>
-          <w:lang w:val="en-US"/>
-        </w:rPr>
-        <w:t>&lt;&lt;</w:t>
-      </w:r>
-      <w:r>
-        <w:rPr>
-          <w:rFonts w:ascii="Cascadia Mono" w:hAnsi="Cascadia Mono"/>
-          <w:color w:val="000000"/>
-          <w:sz w:val="18"/>
-          <w:szCs w:val="18"/>
-          <w:lang w:val="en-US"/>
-        </w:rPr>
-        <w:t xml:space="preserve"> </w:t>
-      </w:r>
-      <w:proofErr w:type="spellStart"/>
-      <w:r>
-        <w:rPr>
-          <w:rFonts w:ascii="Cascadia Mono" w:hAnsi="Cascadia Mono"/>
-          <w:color w:val="000000"/>
-          <w:sz w:val="18"/>
-          <w:szCs w:val="18"/>
-          <w:lang w:val="en-US"/>
-        </w:rPr>
-        <w:t>endl</w:t>
-      </w:r>
-      <w:proofErr w:type="spellEnd"/>
-      <w:r>
-        <w:rPr>
-          <w:rFonts w:ascii="Cascadia Mono" w:hAnsi="Cascadia Mono"/>
-          <w:color w:val="000000"/>
-          <w:sz w:val="18"/>
-          <w:szCs w:val="18"/>
-          <w:lang w:val="en-US"/>
-        </w:rPr>
-        <w:t>;</w:t>
-      </w:r>
-    </w:p>
-    <w:p>
-      <w:pPr>
-        <w:pStyle w:val="HTML0"/>
-        <w:rPr>
-          <w:rFonts w:ascii="Cascadia Mono" w:hAnsi="Cascadia Mono"/>
-          <w:color w:val="000000"/>
-          <w:sz w:val="18"/>
-          <w:szCs w:val="18"/>
-          <w:lang w:val="en-US"/>
-        </w:rPr>
-      </w:pPr>
-    </w:p>
-    <w:p>
-      <w:pPr>
-        <w:pStyle w:val="HTML0"/>
-        <w:rPr>
-          <w:rFonts w:ascii="Cascadia Mono" w:hAnsi="Cascadia Mono"/>
-          <w:color w:val="000000"/>
-          <w:sz w:val="18"/>
-          <w:szCs w:val="18"/>
-        </w:rPr>
-      </w:pPr>
-      <w:r>
-        <w:rPr>
-          <w:rFonts w:ascii="Cascadia Mono" w:hAnsi="Cascadia Mono"/>
-          <w:color w:val="000000"/>
-          <w:sz w:val="18"/>
-          <w:szCs w:val="18"/>
-          <w:lang w:val="en-US"/>
-        </w:rPr>
-        <w:t xml:space="preserve">    </w:t>
-      </w:r>
-      <w:proofErr w:type="spellStart"/>
-      <w:r>
-        <w:rPr>
-          <w:rFonts w:ascii="Cascadia Mono" w:hAnsi="Cascadia Mono"/>
-          <w:color w:val="0000FF"/>
-          <w:sz w:val="18"/>
-          <w:szCs w:val="18"/>
-        </w:rPr>
-        <w:t>return</w:t>
-      </w:r>
-      <w:proofErr w:type="spellEnd"/>
-      <w:r>
-        <w:rPr>
-          <w:rFonts w:ascii="Cascadia Mono" w:hAnsi="Cascadia Mono"/>
-          <w:color w:val="000000"/>
-          <w:sz w:val="18"/>
-          <w:szCs w:val="18"/>
-        </w:rPr>
-        <w:t xml:space="preserve"> 0;</w:t>
-      </w:r>
-    </w:p>
-    <w:p>
-      <w:pPr>
-        <w:pStyle w:val="HTML0"/>
-        <w:rPr>
-          <w:rFonts w:ascii="Cascadia Mono" w:hAnsi="Cascadia Mono"/>
-          <w:color w:val="000000"/>
-          <w:sz w:val="18"/>
-          <w:szCs w:val="18"/>
-        </w:rPr>
-      </w:pPr>
-      <w:r>
-        <w:rPr>
-          <w:rFonts w:ascii="Cascadia Mono" w:hAnsi="Cascadia Mono"/>
-          <w:color w:val="000000"/>
-          <w:sz w:val="18"/>
-          <w:szCs w:val="18"/>
-        </w:rPr>
-        <w:t>}</w:t>
-      </w:r>
-    </w:p>
-    <w:p>
-      <w:pPr>
-        <w:pStyle w:val="HTML0"/>
-        <w:rPr>
-          <w:rFonts w:ascii="Cascadia Mono" w:hAnsi="Cascadia Mono"/>
-          <w:color w:val="000000"/>
-          <w:sz w:val="18"/>
-          <w:szCs w:val="18"/>
-        </w:rPr>
-      </w:pPr>
-    </w:p>
-    <w:p>
-      <w:pPr>
-        <w:pStyle w:val="HTML0"/>
-        <w:rPr>
-          <w:rStyle w:val="HTML"/>
-          <w:lang w:val="en-US"/>
-        </w:rPr>
-      </w:pPr>
-    </w:p>
-    <w:p>
-      <w:pPr>
-        <w:pStyle w:val="HTML0"/>
-        <w:rPr>
-          <w:rStyle w:val="HTML"/>
-          <w:lang w:val="en-US"/>
-        </w:rPr>
-      </w:pPr>
-      <w:r>
-        <w:rPr>
-          <w:rStyle w:val="HTML"/>
-          <w:lang w:val="en-US"/>
-        </w:rPr>
-        <w:t xml:space="preserve">    </w:t>
-      </w:r>
-      <w:r>
-        <w:rPr>
-          <w:rStyle w:val="hljs-comment"/>
-          <w:lang w:val="en-US"/>
-        </w:rPr>
-        <w:t xml:space="preserve">// </w:t>
-      </w:r>
-      <w:r>
-        <w:rPr>
-          <w:rStyle w:val="hljs-comment"/>
-        </w:rPr>
-        <w:t>Вычисления</w:t>
-      </w:r>
-      <w:r>
-        <w:rPr>
-          <w:rStyle w:val="hljs-comment"/>
-          <w:lang w:val="en-US"/>
-        </w:rPr>
-        <w:t xml:space="preserve"> </w:t>
-      </w:r>
-      <w:r>
-        <w:rPr>
-          <w:rStyle w:val="hljs-comment"/>
-        </w:rPr>
-        <w:t>для</w:t>
-      </w:r>
-      <w:r>
-        <w:rPr>
-          <w:rStyle w:val="hljs-comment"/>
-          <w:lang w:val="en-US"/>
-        </w:rPr>
-        <w:t xml:space="preserve"> </w:t>
-      </w:r>
-      <w:r>
-        <w:rPr>
-          <w:rStyle w:val="hljs-comment"/>
-        </w:rPr>
-        <w:t>типа</w:t>
-      </w:r>
-      <w:r>
-        <w:rPr>
-          <w:rStyle w:val="hljs-comment"/>
-          <w:lang w:val="en-US"/>
-        </w:rPr>
-        <w:t xml:space="preserve"> double</w:t>
-      </w:r>
-    </w:p>
-    <w:p>
-      <w:pPr>
-        <w:pStyle w:val="HTML0"/>
-        <w:rPr>
-          <w:rFonts w:ascii="Cascadia Mono" w:hAnsi="Cascadia Mono"/>
-          <w:color w:val="000000"/>
-          <w:sz w:val="18"/>
-          <w:szCs w:val="18"/>
-        </w:rPr>
-      </w:pPr>
-      <w:r>
-        <w:rPr>
-          <w:rFonts w:ascii="Cascadia Mono" w:hAnsi="Cascadia Mono"/>
-          <w:color w:val="808080"/>
-          <w:sz w:val="18"/>
-          <w:szCs w:val="18"/>
-        </w:rPr>
-        <w:t>#</w:t>
-      </w:r>
-      <w:proofErr w:type="spellStart"/>
-      <w:r>
-        <w:rPr>
-          <w:rFonts w:ascii="Cascadia Mono" w:hAnsi="Cascadia Mono"/>
-          <w:color w:val="808080"/>
-          <w:sz w:val="18"/>
-          <w:szCs w:val="18"/>
-        </w:rPr>
-        <w:t>include</w:t>
-      </w:r>
-      <w:proofErr w:type="spellEnd"/>
-      <w:r>
-        <w:rPr>
-          <w:rFonts w:ascii="Cascadia Mono" w:hAnsi="Cascadia Mono"/>
-          <w:color w:val="000000"/>
-          <w:sz w:val="18"/>
-          <w:szCs w:val="18"/>
-        </w:rPr>
-        <w:t xml:space="preserve"> </w:t>
-      </w:r>
-      <w:r>
-        <w:rPr>
-          <w:rFonts w:ascii="Cascadia Mono" w:hAnsi="Cascadia Mono"/>
-          <w:color w:val="A31515"/>
-          <w:sz w:val="18"/>
-          <w:szCs w:val="18"/>
-        </w:rPr>
-        <w:t>&lt;</w:t>
-      </w:r>
-      <w:proofErr w:type="spellStart"/>
-      <w:r>
-        <w:rPr>
-          <w:rFonts w:ascii="Cascadia Mono" w:hAnsi="Cascadia Mono"/>
-          <w:color w:val="A31515"/>
-          <w:sz w:val="18"/>
-          <w:szCs w:val="18"/>
-        </w:rPr>
-        <w:t>iostream</w:t>
-      </w:r>
-      <w:proofErr w:type="spellEnd"/>
-      <w:r>
-        <w:rPr>
-          <w:rFonts w:ascii="Cascadia Mono" w:hAnsi="Cascadia Mono"/>
-          <w:color w:val="A31515"/>
-          <w:sz w:val="18"/>
-          <w:szCs w:val="18"/>
-        </w:rPr>
-        <w:t>&gt;</w:t>
-      </w:r>
-    </w:p>
-    <w:p>
-      <w:pPr>
-        <w:pStyle w:val="HTML0"/>
-        <w:rPr>
-          <w:rFonts w:ascii="Cascadia Mono" w:hAnsi="Cascadia Mono"/>
-          <w:color w:val="008000"/>
-          <w:sz w:val="18"/>
-          <w:szCs w:val="18"/>
-        </w:rPr>
-      </w:pPr>
-      <w:r>
-        <w:rPr>
-          <w:rFonts w:ascii="Cascadia Mono" w:hAnsi="Cascadia Mono"/>
-          <w:color w:val="808080"/>
-          <w:sz w:val="18"/>
-          <w:szCs w:val="18"/>
-        </w:rPr>
-        <w:t>#</w:t>
-      </w:r>
-      <w:proofErr w:type="spellStart"/>
-      <w:r>
-        <w:rPr>
-          <w:rFonts w:ascii="Cascadia Mono" w:hAnsi="Cascadia Mono"/>
-          <w:color w:val="808080"/>
-          <w:sz w:val="18"/>
-          <w:szCs w:val="18"/>
-        </w:rPr>
-        <w:t>include</w:t>
-      </w:r>
-      <w:proofErr w:type="spellEnd"/>
-      <w:r>
-        <w:rPr>
-          <w:rFonts w:ascii="Cascadia Mono" w:hAnsi="Cascadia Mono"/>
-          <w:color w:val="000000"/>
-          <w:sz w:val="18"/>
-          <w:szCs w:val="18"/>
-        </w:rPr>
-        <w:t xml:space="preserve"> </w:t>
-      </w:r>
-      <w:r>
-        <w:rPr>
-          <w:rFonts w:ascii="Cascadia Mono" w:hAnsi="Cascadia Mono"/>
-          <w:color w:val="A31515"/>
-          <w:sz w:val="18"/>
-          <w:szCs w:val="18"/>
-        </w:rPr>
-        <w:t>&lt;</w:t>
-      </w:r>
-      <w:proofErr w:type="spellStart"/>
-      <w:r>
-        <w:rPr>
-          <w:rFonts w:ascii="Cascadia Mono" w:hAnsi="Cascadia Mono"/>
-          <w:color w:val="A31515"/>
-          <w:sz w:val="18"/>
-          <w:szCs w:val="18"/>
-        </w:rPr>
-        <w:t>iomanip</w:t>
-      </w:r>
-      <w:proofErr w:type="spellEnd"/>
-      <w:r>
-        <w:rPr>
-          <w:rFonts w:ascii="Cascadia Mono" w:hAnsi="Cascadia Mono"/>
-          <w:color w:val="A31515"/>
-          <w:sz w:val="18"/>
-          <w:szCs w:val="18"/>
-        </w:rPr>
-        <w:t>&gt;</w:t>
-      </w:r>
-      <w:r>
-        <w:rPr>
-          <w:rFonts w:ascii="Cascadia Mono" w:hAnsi="Cascadia Mono"/>
-          <w:color w:val="000000"/>
-          <w:sz w:val="18"/>
-          <w:szCs w:val="18"/>
-        </w:rPr>
-        <w:t xml:space="preserve"> </w:t>
-      </w:r>
-    </w:p>
-    <w:p>
-      <w:pPr>
-        <w:pStyle w:val="HTML0"/>
-        <w:rPr>
-          <w:rFonts w:ascii="Cascadia Mono" w:hAnsi="Cascadia Mono"/>
-          <w:color w:val="000000"/>
-          <w:sz w:val="18"/>
-          <w:szCs w:val="18"/>
-          <w:lang w:val="en-US"/>
-        </w:rPr>
-      </w:pPr>
-      <w:r>
-        <w:rPr>
-          <w:rFonts w:ascii="Cascadia Mono" w:hAnsi="Cascadia Mono"/>
-          <w:color w:val="808080"/>
-          <w:sz w:val="18"/>
-          <w:szCs w:val="18"/>
-          <w:lang w:val="en-US"/>
-        </w:rPr>
-        <w:t>#include</w:t>
-      </w:r>
-      <w:r>
-        <w:rPr>
-          <w:rFonts w:ascii="Cascadia Mono" w:hAnsi="Cascadia Mono"/>
-          <w:color w:val="000000"/>
-          <w:sz w:val="18"/>
-          <w:szCs w:val="18"/>
-          <w:lang w:val="en-US"/>
-        </w:rPr>
-        <w:t xml:space="preserve"> </w:t>
-      </w:r>
-      <w:r>
-        <w:rPr>
-          <w:rFonts w:ascii="Cascadia Mono" w:hAnsi="Cascadia Mono"/>
-          <w:color w:val="A31515"/>
-          <w:sz w:val="18"/>
-          <w:szCs w:val="18"/>
-          <w:lang w:val="en-US"/>
-        </w:rPr>
-        <w:t>&lt;string&gt;</w:t>
-      </w:r>
-    </w:p>
-    <w:p>
-      <w:pPr>
-        <w:pStyle w:val="HTML0"/>
-        <w:rPr>
-          <w:rFonts w:ascii="Cascadia Mono" w:hAnsi="Cascadia Mono"/>
-          <w:color w:val="000000"/>
-          <w:sz w:val="18"/>
-          <w:szCs w:val="18"/>
-          <w:lang w:val="en-US"/>
-        </w:rPr>
-      </w:pPr>
-    </w:p>
-    <w:p>
-      <w:pPr>
-        <w:pStyle w:val="HTML0"/>
-        <w:rPr>
-          <w:rFonts w:ascii="Cascadia Mono" w:hAnsi="Cascadia Mono"/>
-          <w:color w:val="000000"/>
-          <w:sz w:val="18"/>
-          <w:szCs w:val="18"/>
-          <w:lang w:val="en-US"/>
-        </w:rPr>
-      </w:pPr>
-      <w:r>
-        <w:rPr>
-          <w:rFonts w:ascii="Cascadia Mono" w:hAnsi="Cascadia Mono"/>
-          <w:color w:val="0000FF"/>
-          <w:sz w:val="18"/>
-          <w:szCs w:val="18"/>
-          <w:lang w:val="en-US"/>
-        </w:rPr>
-        <w:t>using</w:t>
-      </w:r>
-      <w:r>
-        <w:rPr>
-          <w:rFonts w:ascii="Cascadia Mono" w:hAnsi="Cascadia Mono"/>
-          <w:color w:val="000000"/>
-          <w:sz w:val="18"/>
-          <w:szCs w:val="18"/>
-          <w:lang w:val="en-US"/>
-        </w:rPr>
-        <w:t xml:space="preserve"> </w:t>
-      </w:r>
-      <w:r>
-        <w:rPr>
-          <w:rFonts w:ascii="Cascadia Mono" w:hAnsi="Cascadia Mono"/>
-          <w:color w:val="0000FF"/>
-          <w:sz w:val="18"/>
-          <w:szCs w:val="18"/>
-          <w:lang w:val="en-US"/>
-        </w:rPr>
-        <w:t>namespace</w:t>
-      </w:r>
-      <w:r>
-        <w:rPr>
-          <w:rFonts w:ascii="Cascadia Mono" w:hAnsi="Cascadia Mono"/>
-          <w:color w:val="000000"/>
-          <w:sz w:val="18"/>
-          <w:szCs w:val="18"/>
-          <w:lang w:val="en-US"/>
-        </w:rPr>
-        <w:t xml:space="preserve"> </w:t>
-      </w:r>
-      <w:proofErr w:type="spellStart"/>
-      <w:r>
-        <w:rPr>
-          <w:rFonts w:ascii="Cascadia Mono" w:hAnsi="Cascadia Mono"/>
-          <w:color w:val="000000"/>
-          <w:sz w:val="18"/>
-          <w:szCs w:val="18"/>
-          <w:lang w:val="en-US"/>
-        </w:rPr>
-        <w:t>std</w:t>
-      </w:r>
-      <w:proofErr w:type="spellEnd"/>
-      <w:r>
-        <w:rPr>
-          <w:rFonts w:ascii="Cascadia Mono" w:hAnsi="Cascadia Mono"/>
-          <w:color w:val="000000"/>
-          <w:sz w:val="18"/>
-          <w:szCs w:val="18"/>
-          <w:lang w:val="en-US"/>
-        </w:rPr>
-        <w:t>;</w:t>
-      </w:r>
-    </w:p>
-    <w:p>
-      <w:pPr>
-        <w:pStyle w:val="HTML0"/>
-        <w:rPr>
-          <w:rFonts w:ascii="Cascadia Mono" w:hAnsi="Cascadia Mono"/>
-          <w:color w:val="000000"/>
-          <w:sz w:val="18"/>
-          <w:szCs w:val="18"/>
-          <w:lang w:val="en-US"/>
-        </w:rPr>
-      </w:pPr>
-    </w:p>
-    <w:p>
-      <w:pPr>
-        <w:pStyle w:val="HTML0"/>
-        <w:rPr>
-          <w:rFonts w:ascii="Cascadia Mono" w:hAnsi="Cascadia Mono"/>
-          <w:color w:val="000000"/>
-          <w:sz w:val="18"/>
-          <w:szCs w:val="18"/>
-          <w:lang w:val="en-US"/>
-        </w:rPr>
-      </w:pPr>
-      <w:r>
-        <w:rPr>
-          <w:rFonts w:ascii="Cascadia Mono" w:hAnsi="Cascadia Mono"/>
-          <w:color w:val="0000FF"/>
-          <w:sz w:val="18"/>
-          <w:szCs w:val="18"/>
-          <w:lang w:val="en-US"/>
-        </w:rPr>
-        <w:t>int</w:t>
-      </w:r>
-      <w:r>
-        <w:rPr>
-          <w:rFonts w:ascii="Cascadia Mono" w:hAnsi="Cascadia Mono"/>
-          <w:color w:val="000000"/>
-          <w:sz w:val="18"/>
-          <w:szCs w:val="18"/>
-          <w:lang w:val="en-US"/>
-        </w:rPr>
-        <w:t xml:space="preserve"> </w:t>
-      </w:r>
-      <w:proofErr w:type="gramStart"/>
-      <w:r>
-        <w:rPr>
-          <w:rFonts w:ascii="Cascadia Mono" w:hAnsi="Cascadia Mono"/>
-          <w:color w:val="000000"/>
-          <w:sz w:val="18"/>
-          <w:szCs w:val="18"/>
-          <w:lang w:val="en-US"/>
-        </w:rPr>
-        <w:t>main(</w:t>
-      </w:r>
-      <w:proofErr w:type="gramEnd"/>
-      <w:r>
-        <w:rPr>
-          <w:rFonts w:ascii="Cascadia Mono" w:hAnsi="Cascadia Mono"/>
-          <w:color w:val="000000"/>
-          <w:sz w:val="18"/>
-          <w:szCs w:val="18"/>
-          <w:lang w:val="en-US"/>
-        </w:rPr>
-        <w:t>) {</w:t>
-      </w:r>
-    </w:p>
-    <w:p>
-      <w:pPr>
-        <w:pStyle w:val="HTML0"/>
-        <w:rPr>
-          <w:rFonts w:ascii="Cascadia Mono" w:hAnsi="Cascadia Mono"/>
-          <w:color w:val="000000"/>
-          <w:sz w:val="18"/>
-          <w:szCs w:val="18"/>
-          <w:lang w:val="en-US"/>
-        </w:rPr>
-      </w:pPr>
-      <w:r>
-        <w:rPr>
-          <w:rFonts w:ascii="Cascadia Mono" w:hAnsi="Cascadia Mono"/>
-          <w:color w:val="000000"/>
-          <w:sz w:val="18"/>
-          <w:szCs w:val="18"/>
-          <w:lang w:val="en-US"/>
-        </w:rPr>
-        <w:t xml:space="preserve">    </w:t>
-      </w:r>
-      <w:r>
-        <w:rPr>
-          <w:rFonts w:ascii="Cascadia Mono" w:hAnsi="Cascadia Mono"/>
-          <w:color w:val="0000FF"/>
-          <w:sz w:val="18"/>
-          <w:szCs w:val="18"/>
-          <w:lang w:val="en-US"/>
-        </w:rPr>
-        <w:t>double</w:t>
-      </w:r>
-      <w:r>
-        <w:rPr>
-          <w:rFonts w:ascii="Cascadia Mono" w:hAnsi="Cascadia Mono"/>
-          <w:color w:val="000000"/>
-          <w:sz w:val="18"/>
-          <w:szCs w:val="18"/>
-          <w:lang w:val="en-US"/>
-        </w:rPr>
-        <w:t xml:space="preserve"> </w:t>
-      </w:r>
-      <w:proofErr w:type="spellStart"/>
-      <w:r>
-        <w:rPr>
-          <w:rFonts w:ascii="Cascadia Mono" w:hAnsi="Cascadia Mono"/>
-          <w:color w:val="000000"/>
-          <w:sz w:val="18"/>
-          <w:szCs w:val="18"/>
-          <w:lang w:val="en-US"/>
-        </w:rPr>
-        <w:t>a_d</w:t>
-      </w:r>
-      <w:proofErr w:type="spellEnd"/>
-      <w:r>
-        <w:rPr>
-          <w:rFonts w:ascii="Cascadia Mono" w:hAnsi="Cascadia Mono"/>
-          <w:color w:val="000000"/>
-          <w:sz w:val="18"/>
-          <w:szCs w:val="18"/>
-          <w:lang w:val="en-US"/>
-        </w:rPr>
-        <w:t xml:space="preserve"> = 1000.0;</w:t>
-      </w:r>
-    </w:p>
-    <w:p>
-      <w:pPr>
-        <w:pStyle w:val="HTML0"/>
-        <w:rPr>
-          <w:rFonts w:ascii="Cascadia Mono" w:hAnsi="Cascadia Mono"/>
-          <w:color w:val="000000"/>
-          <w:sz w:val="18"/>
-          <w:szCs w:val="18"/>
-          <w:lang w:val="en-US"/>
-        </w:rPr>
-      </w:pPr>
-      <w:r>
-        <w:rPr>
-          <w:rFonts w:ascii="Cascadia Mono" w:hAnsi="Cascadia Mono"/>
-          <w:color w:val="000000"/>
-          <w:sz w:val="18"/>
-          <w:szCs w:val="18"/>
-          <w:lang w:val="en-US"/>
-        </w:rPr>
-        <w:t xml:space="preserve">    </w:t>
-      </w:r>
-      <w:r>
-        <w:rPr>
-          <w:rFonts w:ascii="Cascadia Mono" w:hAnsi="Cascadia Mono"/>
-          <w:color w:val="0000FF"/>
-          <w:sz w:val="18"/>
-          <w:szCs w:val="18"/>
-          <w:lang w:val="en-US"/>
-        </w:rPr>
-        <w:t>double</w:t>
-      </w:r>
-      <w:r>
-        <w:rPr>
-          <w:rFonts w:ascii="Cascadia Mono" w:hAnsi="Cascadia Mono"/>
-          <w:color w:val="000000"/>
-          <w:sz w:val="18"/>
-          <w:szCs w:val="18"/>
-          <w:lang w:val="en-US"/>
-        </w:rPr>
-        <w:t xml:space="preserve"> </w:t>
-      </w:r>
-      <w:proofErr w:type="spellStart"/>
-      <w:r>
-        <w:rPr>
-          <w:rFonts w:ascii="Cascadia Mono" w:hAnsi="Cascadia Mono"/>
-          <w:color w:val="000000"/>
-          <w:sz w:val="18"/>
-          <w:szCs w:val="18"/>
-          <w:lang w:val="en-US"/>
-        </w:rPr>
-        <w:t>b_d</w:t>
-      </w:r>
-      <w:proofErr w:type="spellEnd"/>
-      <w:r>
-        <w:rPr>
-          <w:rFonts w:ascii="Cascadia Mono" w:hAnsi="Cascadia Mono"/>
-          <w:color w:val="000000"/>
-          <w:sz w:val="18"/>
-          <w:szCs w:val="18"/>
-          <w:lang w:val="en-US"/>
-        </w:rPr>
-        <w:t xml:space="preserve"> = 0.0001;</w:t>
-      </w:r>
-    </w:p>
-    <w:p>
-      <w:pPr>
-        <w:pStyle w:val="HTML0"/>
-        <w:rPr>
-          <w:rFonts w:ascii="Cascadia Mono" w:hAnsi="Cascadia Mono"/>
-          <w:color w:val="000000"/>
-          <w:sz w:val="18"/>
-          <w:szCs w:val="18"/>
-          <w:lang w:val="en-US"/>
-        </w:rPr>
-      </w:pPr>
-    </w:p>
-    <w:p>
-      <w:pPr>
-        <w:pStyle w:val="HTML0"/>
-        <w:rPr>
-          <w:rFonts w:ascii="Cascadia Mono" w:hAnsi="Cascadia Mono"/>
-          <w:color w:val="000000"/>
-          <w:sz w:val="18"/>
-          <w:szCs w:val="18"/>
-          <w:lang w:val="en-US"/>
-        </w:rPr>
-      </w:pPr>
-      <w:r>
-        <w:rPr>
-          <w:rFonts w:ascii="Cascadia Mono" w:hAnsi="Cascadia Mono"/>
-          <w:color w:val="000000"/>
-          <w:sz w:val="18"/>
-          <w:szCs w:val="18"/>
-          <w:lang w:val="en-US"/>
-        </w:rPr>
-        <w:t xml:space="preserve">    </w:t>
-      </w:r>
-      <w:r>
-        <w:rPr>
-          <w:rFonts w:ascii="Cascadia Mono" w:hAnsi="Cascadia Mono"/>
-          <w:color w:val="0000FF"/>
-          <w:sz w:val="18"/>
-          <w:szCs w:val="18"/>
-          <w:lang w:val="en-US"/>
-        </w:rPr>
-        <w:t>double</w:t>
-      </w:r>
-      <w:r>
-        <w:rPr>
-          <w:rFonts w:ascii="Cascadia Mono" w:hAnsi="Cascadia Mono"/>
-          <w:color w:val="000000"/>
-          <w:sz w:val="18"/>
-          <w:szCs w:val="18"/>
-          <w:lang w:val="en-US"/>
-        </w:rPr>
-        <w:t xml:space="preserve"> part1_d = (</w:t>
-      </w:r>
-      <w:proofErr w:type="spellStart"/>
-      <w:r>
-        <w:rPr>
-          <w:rFonts w:ascii="Cascadia Mono" w:hAnsi="Cascadia Mono"/>
-          <w:color w:val="000000"/>
-          <w:sz w:val="18"/>
-          <w:szCs w:val="18"/>
-          <w:lang w:val="en-US"/>
-        </w:rPr>
-        <w:t>a_d</w:t>
-      </w:r>
-      <w:proofErr w:type="spellEnd"/>
-      <w:r>
-        <w:rPr>
-          <w:rFonts w:ascii="Cascadia Mono" w:hAnsi="Cascadia Mono"/>
-          <w:color w:val="000000"/>
-          <w:sz w:val="18"/>
-          <w:szCs w:val="18"/>
-          <w:lang w:val="en-US"/>
-        </w:rPr>
-        <w:t xml:space="preserve"> + </w:t>
-      </w:r>
-      <w:proofErr w:type="spellStart"/>
-      <w:r>
-        <w:rPr>
-          <w:rFonts w:ascii="Cascadia Mono" w:hAnsi="Cascadia Mono"/>
-          <w:color w:val="000000"/>
-          <w:sz w:val="18"/>
-          <w:szCs w:val="18"/>
-          <w:lang w:val="en-US"/>
-        </w:rPr>
-        <w:t>b_d</w:t>
-      </w:r>
-      <w:proofErr w:type="spellEnd"/>
-      <w:r>
-        <w:rPr>
-          <w:rFonts w:ascii="Cascadia Mono" w:hAnsi="Cascadia Mono"/>
-          <w:color w:val="000000"/>
-          <w:sz w:val="18"/>
-          <w:szCs w:val="18"/>
-          <w:lang w:val="en-US"/>
-        </w:rPr>
-        <w:t>) * (</w:t>
-      </w:r>
-      <w:proofErr w:type="spellStart"/>
-      <w:r>
-        <w:rPr>
-          <w:rFonts w:ascii="Cascadia Mono" w:hAnsi="Cascadia Mono"/>
-          <w:color w:val="000000"/>
-          <w:sz w:val="18"/>
-          <w:szCs w:val="18"/>
-          <w:lang w:val="en-US"/>
-        </w:rPr>
-        <w:t>a_d</w:t>
-      </w:r>
-      <w:proofErr w:type="spellEnd"/>
-      <w:r>
-        <w:rPr>
-          <w:rFonts w:ascii="Cascadia Mono" w:hAnsi="Cascadia Mono"/>
-          <w:color w:val="000000"/>
-          <w:sz w:val="18"/>
-          <w:szCs w:val="18"/>
-          <w:lang w:val="en-US"/>
-        </w:rPr>
-        <w:t xml:space="preserve"> + </w:t>
-      </w:r>
-      <w:proofErr w:type="spellStart"/>
-      <w:r>
-        <w:rPr>
-          <w:rFonts w:ascii="Cascadia Mono" w:hAnsi="Cascadia Mono"/>
-          <w:color w:val="000000"/>
-          <w:sz w:val="18"/>
-          <w:szCs w:val="18"/>
-          <w:lang w:val="en-US"/>
-        </w:rPr>
-        <w:t>b_d</w:t>
-      </w:r>
-      <w:proofErr w:type="spellEnd"/>
-      <w:r>
-        <w:rPr>
-          <w:rFonts w:ascii="Cascadia Mono" w:hAnsi="Cascadia Mono"/>
-          <w:color w:val="000000"/>
-          <w:sz w:val="18"/>
-          <w:szCs w:val="18"/>
-          <w:lang w:val="en-US"/>
-        </w:rPr>
-        <w:t>) * (</w:t>
-      </w:r>
-      <w:proofErr w:type="spellStart"/>
-      <w:r>
-        <w:rPr>
-          <w:rFonts w:ascii="Cascadia Mono" w:hAnsi="Cascadia Mono"/>
-          <w:color w:val="000000"/>
-          <w:sz w:val="18"/>
-          <w:szCs w:val="18"/>
-          <w:lang w:val="en-US"/>
-        </w:rPr>
-        <w:t>a_d</w:t>
-      </w:r>
-      <w:proofErr w:type="spellEnd"/>
-      <w:r>
-        <w:rPr>
-          <w:rFonts w:ascii="Cascadia Mono" w:hAnsi="Cascadia Mono"/>
-          <w:color w:val="000000"/>
-          <w:sz w:val="18"/>
-          <w:szCs w:val="18"/>
-          <w:lang w:val="en-US"/>
-        </w:rPr>
-        <w:t xml:space="preserve"> + </w:t>
-      </w:r>
-      <w:proofErr w:type="spellStart"/>
-      <w:r>
-        <w:rPr>
-          <w:rFonts w:ascii="Cascadia Mono" w:hAnsi="Cascadia Mono"/>
-          <w:color w:val="000000"/>
-          <w:sz w:val="18"/>
-          <w:szCs w:val="18"/>
-          <w:lang w:val="en-US"/>
-        </w:rPr>
-        <w:t>b_d</w:t>
-      </w:r>
-      <w:proofErr w:type="spellEnd"/>
-      <w:r>
-        <w:rPr>
-          <w:rFonts w:ascii="Cascadia Mono" w:hAnsi="Cascadia Mono"/>
-          <w:color w:val="000000"/>
-          <w:sz w:val="18"/>
-          <w:szCs w:val="18"/>
-          <w:lang w:val="en-US"/>
-        </w:rPr>
-        <w:t>);</w:t>
-      </w:r>
-    </w:p>
-    <w:p>
-      <w:pPr>
-        <w:pStyle w:val="HTML0"/>
-        <w:rPr>
-          <w:rFonts w:ascii="Cascadia Mono" w:hAnsi="Cascadia Mono"/>
-          <w:color w:val="000000"/>
-          <w:sz w:val="18"/>
-          <w:szCs w:val="18"/>
-          <w:lang w:val="en-US"/>
-        </w:rPr>
-      </w:pPr>
-      <w:r>
-        <w:rPr>
-          <w:rFonts w:ascii="Cascadia Mono" w:hAnsi="Cascadia Mono"/>
-          <w:color w:val="000000"/>
-          <w:sz w:val="18"/>
-          <w:szCs w:val="18"/>
-          <w:lang w:val="en-US"/>
-        </w:rPr>
-        <w:t xml:space="preserve">    </w:t>
-      </w:r>
-      <w:r>
-        <w:rPr>
-          <w:rFonts w:ascii="Cascadia Mono" w:hAnsi="Cascadia Mono"/>
-          <w:color w:val="0000FF"/>
-          <w:sz w:val="18"/>
-          <w:szCs w:val="18"/>
-          <w:lang w:val="en-US"/>
-        </w:rPr>
-        <w:t>double</w:t>
-      </w:r>
-      <w:r>
-        <w:rPr>
-          <w:rFonts w:ascii="Cascadia Mono" w:hAnsi="Cascadia Mono"/>
-          <w:color w:val="000000"/>
-          <w:sz w:val="18"/>
-          <w:szCs w:val="18"/>
-          <w:lang w:val="en-US"/>
-        </w:rPr>
-        <w:t xml:space="preserve"> part2_d = (</w:t>
-      </w:r>
-      <w:proofErr w:type="spellStart"/>
-      <w:r>
-        <w:rPr>
-          <w:rFonts w:ascii="Cascadia Mono" w:hAnsi="Cascadia Mono"/>
-          <w:color w:val="000000"/>
-          <w:sz w:val="18"/>
-          <w:szCs w:val="18"/>
-          <w:lang w:val="en-US"/>
-        </w:rPr>
-        <w:t>a_d</w:t>
-      </w:r>
-      <w:proofErr w:type="spellEnd"/>
-      <w:r>
-        <w:rPr>
-          <w:rFonts w:ascii="Cascadia Mono" w:hAnsi="Cascadia Mono"/>
-          <w:color w:val="000000"/>
-          <w:sz w:val="18"/>
-          <w:szCs w:val="18"/>
-          <w:lang w:val="en-US"/>
-        </w:rPr>
-        <w:t xml:space="preserve"> * </w:t>
-      </w:r>
-      <w:proofErr w:type="spellStart"/>
-      <w:r>
-        <w:rPr>
-          <w:rFonts w:ascii="Cascadia Mono" w:hAnsi="Cascadia Mono"/>
-          <w:color w:val="000000"/>
-          <w:sz w:val="18"/>
-          <w:szCs w:val="18"/>
-          <w:lang w:val="en-US"/>
-        </w:rPr>
-        <w:t>a_d</w:t>
-      </w:r>
-      <w:proofErr w:type="spellEnd"/>
-      <w:r>
-        <w:rPr>
-          <w:rFonts w:ascii="Cascadia Mono" w:hAnsi="Cascadia Mono"/>
-          <w:color w:val="000000"/>
-          <w:sz w:val="18"/>
-          <w:szCs w:val="18"/>
-          <w:lang w:val="en-US"/>
-        </w:rPr>
-        <w:t xml:space="preserve"> * </w:t>
-      </w:r>
-      <w:proofErr w:type="spellStart"/>
-      <w:r>
-        <w:rPr>
-          <w:rFonts w:ascii="Cascadia Mono" w:hAnsi="Cascadia Mono"/>
-          <w:color w:val="000000"/>
-          <w:sz w:val="18"/>
-          <w:szCs w:val="18"/>
-          <w:lang w:val="en-US"/>
-        </w:rPr>
-        <w:t>a_d</w:t>
-      </w:r>
-      <w:proofErr w:type="spellEnd"/>
-      <w:r>
-        <w:rPr>
-          <w:rFonts w:ascii="Cascadia Mono" w:hAnsi="Cascadia Mono"/>
-          <w:color w:val="000000"/>
-          <w:sz w:val="18"/>
-          <w:szCs w:val="18"/>
-          <w:lang w:val="en-US"/>
-        </w:rPr>
-        <w:t xml:space="preserve">) + (3.0 * </w:t>
-      </w:r>
-      <w:proofErr w:type="spellStart"/>
-      <w:r>
-        <w:rPr>
-          <w:rFonts w:ascii="Cascadia Mono" w:hAnsi="Cascadia Mono"/>
-          <w:color w:val="000000"/>
-          <w:sz w:val="18"/>
-          <w:szCs w:val="18"/>
-          <w:lang w:val="en-US"/>
-        </w:rPr>
-        <w:t>a_d</w:t>
-      </w:r>
-      <w:proofErr w:type="spellEnd"/>
-      <w:r>
-        <w:rPr>
-          <w:rFonts w:ascii="Cascadia Mono" w:hAnsi="Cascadia Mono"/>
-          <w:color w:val="000000"/>
-          <w:sz w:val="18"/>
-          <w:szCs w:val="18"/>
-          <w:lang w:val="en-US"/>
-        </w:rPr>
-        <w:t xml:space="preserve"> * </w:t>
-      </w:r>
-      <w:proofErr w:type="spellStart"/>
-      <w:r>
-        <w:rPr>
-          <w:rFonts w:ascii="Cascadia Mono" w:hAnsi="Cascadia Mono"/>
-          <w:color w:val="000000"/>
-          <w:sz w:val="18"/>
-          <w:szCs w:val="18"/>
-          <w:lang w:val="en-US"/>
-        </w:rPr>
-        <w:t>a_d</w:t>
-      </w:r>
-      <w:proofErr w:type="spellEnd"/>
-      <w:r>
-        <w:rPr>
-          <w:rFonts w:ascii="Cascadia Mono" w:hAnsi="Cascadia Mono"/>
-          <w:color w:val="000000"/>
-          <w:sz w:val="18"/>
-          <w:szCs w:val="18"/>
-          <w:lang w:val="en-US"/>
-        </w:rPr>
-        <w:t xml:space="preserve"> * </w:t>
-      </w:r>
-      <w:proofErr w:type="spellStart"/>
-      <w:r>
-        <w:rPr>
-          <w:rFonts w:ascii="Cascadia Mono" w:hAnsi="Cascadia Mono"/>
-          <w:color w:val="000000"/>
-          <w:sz w:val="18"/>
-          <w:szCs w:val="18"/>
-          <w:lang w:val="en-US"/>
-        </w:rPr>
-        <w:t>b_d</w:t>
-      </w:r>
-      <w:proofErr w:type="spellEnd"/>
-      <w:r>
-        <w:rPr>
-          <w:rFonts w:ascii="Cascadia Mono" w:hAnsi="Cascadia Mono"/>
-          <w:color w:val="000000"/>
-          <w:sz w:val="18"/>
-          <w:szCs w:val="18"/>
-          <w:lang w:val="en-US"/>
-        </w:rPr>
-        <w:t>);</w:t>
-      </w:r>
-    </w:p>
-    <w:p>
-      <w:pPr>
-        <w:pStyle w:val="HTML0"/>
-        <w:rPr>
-          <w:rFonts w:ascii="Cascadia Mono" w:hAnsi="Cascadia Mono"/>
-          <w:color w:val="000000"/>
-          <w:sz w:val="18"/>
-          <w:szCs w:val="18"/>
-          <w:lang w:val="en-US"/>
-        </w:rPr>
-      </w:pPr>
-      <w:r>
-        <w:rPr>
-          <w:rFonts w:ascii="Cascadia Mono" w:hAnsi="Cascadia Mono"/>
-          <w:color w:val="000000"/>
-          <w:sz w:val="18"/>
-          <w:szCs w:val="18"/>
-          <w:lang w:val="en-US"/>
-        </w:rPr>
-        <w:t xml:space="preserve">    </w:t>
-      </w:r>
-      <w:r>
-        <w:rPr>
-          <w:rFonts w:ascii="Cascadia Mono" w:hAnsi="Cascadia Mono"/>
-          <w:color w:val="0000FF"/>
-          <w:sz w:val="18"/>
-          <w:szCs w:val="18"/>
-          <w:lang w:val="en-US"/>
-        </w:rPr>
-        <w:t>double</w:t>
-      </w:r>
-      <w:r>
-        <w:rPr>
-          <w:rFonts w:ascii="Cascadia Mono" w:hAnsi="Cascadia Mono"/>
-          <w:color w:val="000000"/>
-          <w:sz w:val="18"/>
-          <w:szCs w:val="18"/>
-          <w:lang w:val="en-US"/>
-        </w:rPr>
-        <w:t xml:space="preserve"> </w:t>
-      </w:r>
-      <w:proofErr w:type="spellStart"/>
-      <w:r>
-        <w:rPr>
-          <w:rFonts w:ascii="Cascadia Mono" w:hAnsi="Cascadia Mono"/>
-          <w:color w:val="000000"/>
-          <w:sz w:val="18"/>
-          <w:szCs w:val="18"/>
-          <w:lang w:val="en-US"/>
-        </w:rPr>
-        <w:t>numerator_d</w:t>
-      </w:r>
-      <w:proofErr w:type="spellEnd"/>
-      <w:r>
-        <w:rPr>
-          <w:rFonts w:ascii="Cascadia Mono" w:hAnsi="Cascadia Mono"/>
-          <w:color w:val="000000"/>
-          <w:sz w:val="18"/>
-          <w:szCs w:val="18"/>
-          <w:lang w:val="en-US"/>
-        </w:rPr>
-        <w:t xml:space="preserve"> = part1_d - part2_d;</w:t>
-      </w:r>
-    </w:p>
-    <w:p>
-      <w:pPr>
-        <w:pStyle w:val="HTML0"/>
-        <w:rPr>
-          <w:rFonts w:ascii="Cascadia Mono" w:hAnsi="Cascadia Mono"/>
-          <w:color w:val="000000"/>
-          <w:sz w:val="18"/>
-          <w:szCs w:val="18"/>
-          <w:lang w:val="en-US"/>
-        </w:rPr>
-      </w:pPr>
-    </w:p>
-    <w:p>
-      <w:pPr>
-        <w:pStyle w:val="HTML0"/>
-        <w:rPr>
-          <w:rFonts w:ascii="Cascadia Mono" w:hAnsi="Cascadia Mono"/>
-          <w:color w:val="000000"/>
-          <w:sz w:val="18"/>
-          <w:szCs w:val="18"/>
-          <w:lang w:val="en-US"/>
-        </w:rPr>
-      </w:pPr>
-      <w:r>
-        <w:rPr>
-          <w:rFonts w:ascii="Cascadia Mono" w:hAnsi="Cascadia Mono"/>
-          <w:color w:val="000000"/>
-          <w:sz w:val="18"/>
-          <w:szCs w:val="18"/>
-          <w:lang w:val="en-US"/>
-        </w:rPr>
-        <w:t xml:space="preserve">    </w:t>
-      </w:r>
-      <w:r>
-        <w:rPr>
-          <w:rFonts w:ascii="Cascadia Mono" w:hAnsi="Cascadia Mono"/>
-          <w:color w:val="0000FF"/>
-          <w:sz w:val="18"/>
-          <w:szCs w:val="18"/>
-          <w:lang w:val="en-US"/>
-        </w:rPr>
-        <w:t>double</w:t>
-      </w:r>
-      <w:r>
-        <w:rPr>
-          <w:rFonts w:ascii="Cascadia Mono" w:hAnsi="Cascadia Mono"/>
-          <w:color w:val="000000"/>
-          <w:sz w:val="18"/>
-          <w:szCs w:val="18"/>
-          <w:lang w:val="en-US"/>
-        </w:rPr>
-        <w:t xml:space="preserve"> denom1_d = 3.0 * </w:t>
-      </w:r>
-      <w:proofErr w:type="spellStart"/>
-      <w:r>
-        <w:rPr>
-          <w:rFonts w:ascii="Cascadia Mono" w:hAnsi="Cascadia Mono"/>
-          <w:color w:val="000000"/>
-          <w:sz w:val="18"/>
-          <w:szCs w:val="18"/>
-          <w:lang w:val="en-US"/>
-        </w:rPr>
-        <w:t>a_d</w:t>
-      </w:r>
-      <w:proofErr w:type="spellEnd"/>
-      <w:r>
-        <w:rPr>
-          <w:rFonts w:ascii="Cascadia Mono" w:hAnsi="Cascadia Mono"/>
-          <w:color w:val="000000"/>
-          <w:sz w:val="18"/>
-          <w:szCs w:val="18"/>
-          <w:lang w:val="en-US"/>
-        </w:rPr>
-        <w:t xml:space="preserve"> * </w:t>
-      </w:r>
-      <w:proofErr w:type="spellStart"/>
-      <w:r>
-        <w:rPr>
-          <w:rFonts w:ascii="Cascadia Mono" w:hAnsi="Cascadia Mono"/>
-          <w:color w:val="000000"/>
-          <w:sz w:val="18"/>
-          <w:szCs w:val="18"/>
-          <w:lang w:val="en-US"/>
-        </w:rPr>
-        <w:t>b_d</w:t>
-      </w:r>
-      <w:proofErr w:type="spellEnd"/>
-      <w:r>
-        <w:rPr>
-          <w:rFonts w:ascii="Cascadia Mono" w:hAnsi="Cascadia Mono"/>
-          <w:color w:val="000000"/>
-          <w:sz w:val="18"/>
-          <w:szCs w:val="18"/>
-          <w:lang w:val="en-US"/>
-        </w:rPr>
-        <w:t xml:space="preserve"> * </w:t>
-      </w:r>
-      <w:proofErr w:type="spellStart"/>
-      <w:r>
-        <w:rPr>
-          <w:rFonts w:ascii="Cascadia Mono" w:hAnsi="Cascadia Mono"/>
-          <w:color w:val="000000"/>
-          <w:sz w:val="18"/>
-          <w:szCs w:val="18"/>
-          <w:lang w:val="en-US"/>
-        </w:rPr>
-        <w:t>b_d</w:t>
-      </w:r>
-      <w:proofErr w:type="spellEnd"/>
-      <w:r>
-        <w:rPr>
-          <w:rFonts w:ascii="Cascadia Mono" w:hAnsi="Cascadia Mono"/>
-          <w:color w:val="000000"/>
-          <w:sz w:val="18"/>
-          <w:szCs w:val="18"/>
-          <w:lang w:val="en-US"/>
-        </w:rPr>
-        <w:t>;</w:t>
-      </w:r>
-    </w:p>
-    <w:p>
-      <w:pPr>
-        <w:pStyle w:val="HTML0"/>
-        <w:rPr>
-          <w:rFonts w:ascii="Cascadia Mono" w:hAnsi="Cascadia Mono"/>
-          <w:color w:val="000000"/>
-          <w:sz w:val="18"/>
-          <w:szCs w:val="18"/>
-          <w:lang w:val="en-US"/>
-        </w:rPr>
-      </w:pPr>
-      <w:r>
-        <w:rPr>
-          <w:rFonts w:ascii="Cascadia Mono" w:hAnsi="Cascadia Mono"/>
-          <w:color w:val="000000"/>
-          <w:sz w:val="18"/>
-          <w:szCs w:val="18"/>
-          <w:lang w:val="en-US"/>
-        </w:rPr>
-        <w:t xml:space="preserve">    </w:t>
-      </w:r>
-      <w:r>
-        <w:rPr>
-          <w:rFonts w:ascii="Cascadia Mono" w:hAnsi="Cascadia Mono"/>
-          <w:color w:val="0000FF"/>
-          <w:sz w:val="18"/>
-          <w:szCs w:val="18"/>
-          <w:lang w:val="en-US"/>
-        </w:rPr>
-        <w:t>double</w:t>
-      </w:r>
-      <w:r>
-        <w:rPr>
-          <w:rFonts w:ascii="Cascadia Mono" w:hAnsi="Cascadia Mono"/>
-          <w:color w:val="000000"/>
-          <w:sz w:val="18"/>
-          <w:szCs w:val="18"/>
-          <w:lang w:val="en-US"/>
-        </w:rPr>
-        <w:t xml:space="preserve"> denom2_d = </w:t>
-      </w:r>
-      <w:proofErr w:type="spellStart"/>
-      <w:r>
-        <w:rPr>
-          <w:rFonts w:ascii="Cascadia Mono" w:hAnsi="Cascadia Mono"/>
-          <w:color w:val="000000"/>
-          <w:sz w:val="18"/>
-          <w:szCs w:val="18"/>
-          <w:lang w:val="en-US"/>
-        </w:rPr>
-        <w:t>b_d</w:t>
-      </w:r>
-      <w:proofErr w:type="spellEnd"/>
-      <w:r>
-        <w:rPr>
-          <w:rFonts w:ascii="Cascadia Mono" w:hAnsi="Cascadia Mono"/>
-          <w:color w:val="000000"/>
-          <w:sz w:val="18"/>
-          <w:szCs w:val="18"/>
-          <w:lang w:val="en-US"/>
-        </w:rPr>
-        <w:t xml:space="preserve"> * </w:t>
-      </w:r>
-      <w:proofErr w:type="spellStart"/>
-      <w:r>
-        <w:rPr>
-          <w:rFonts w:ascii="Cascadia Mono" w:hAnsi="Cascadia Mono"/>
-          <w:color w:val="000000"/>
-          <w:sz w:val="18"/>
-          <w:szCs w:val="18"/>
-          <w:lang w:val="en-US"/>
-        </w:rPr>
-        <w:t>b_d</w:t>
-      </w:r>
-      <w:proofErr w:type="spellEnd"/>
-      <w:r>
-        <w:rPr>
-          <w:rFonts w:ascii="Cascadia Mono" w:hAnsi="Cascadia Mono"/>
-          <w:color w:val="000000"/>
-          <w:sz w:val="18"/>
-          <w:szCs w:val="18"/>
-          <w:lang w:val="en-US"/>
-        </w:rPr>
-        <w:t xml:space="preserve"> * </w:t>
-      </w:r>
-      <w:proofErr w:type="spellStart"/>
-      <w:r>
-        <w:rPr>
-          <w:rFonts w:ascii="Cascadia Mono" w:hAnsi="Cascadia Mono"/>
-          <w:color w:val="000000"/>
-          <w:sz w:val="18"/>
-          <w:szCs w:val="18"/>
-          <w:lang w:val="en-US"/>
-        </w:rPr>
-        <w:t>b_d</w:t>
-      </w:r>
-      <w:proofErr w:type="spellEnd"/>
-      <w:r>
-        <w:rPr>
-          <w:rFonts w:ascii="Cascadia Mono" w:hAnsi="Cascadia Mono"/>
-          <w:color w:val="000000"/>
-          <w:sz w:val="18"/>
-          <w:szCs w:val="18"/>
-          <w:lang w:val="en-US"/>
-        </w:rPr>
-        <w:t>;</w:t>
-      </w:r>
-    </w:p>
-    <w:p>
-      <w:pPr>
-        <w:pStyle w:val="HTML0"/>
-        <w:rPr>
-          <w:rFonts w:ascii="Cascadia Mono" w:hAnsi="Cascadia Mono"/>
-          <w:color w:val="000000"/>
-          <w:sz w:val="18"/>
-          <w:szCs w:val="18"/>
-          <w:lang w:val="en-US"/>
-        </w:rPr>
-      </w:pPr>
-      <w:r>
-        <w:rPr>
-          <w:rFonts w:ascii="Cascadia Mono" w:hAnsi="Cascadia Mono"/>
-          <w:color w:val="000000"/>
-          <w:sz w:val="18"/>
-          <w:szCs w:val="18"/>
-          <w:lang w:val="en-US"/>
-        </w:rPr>
-        <w:t xml:space="preserve">    </w:t>
-      </w:r>
-      <w:r>
-        <w:rPr>
-          <w:rFonts w:ascii="Cascadia Mono" w:hAnsi="Cascadia Mono"/>
-          <w:color w:val="0000FF"/>
-          <w:sz w:val="18"/>
-          <w:szCs w:val="18"/>
-          <w:lang w:val="en-US"/>
-        </w:rPr>
-        <w:t>double</w:t>
-      </w:r>
-      <w:r>
-        <w:rPr>
-          <w:rFonts w:ascii="Cascadia Mono" w:hAnsi="Cascadia Mono"/>
-          <w:color w:val="000000"/>
-          <w:sz w:val="18"/>
-          <w:szCs w:val="18"/>
-          <w:lang w:val="en-US"/>
-        </w:rPr>
-        <w:t xml:space="preserve"> </w:t>
-      </w:r>
-      <w:proofErr w:type="spellStart"/>
-      <w:r>
-        <w:rPr>
-          <w:rFonts w:ascii="Cascadia Mono" w:hAnsi="Cascadia Mono"/>
-          <w:color w:val="000000"/>
-          <w:sz w:val="18"/>
-          <w:szCs w:val="18"/>
-          <w:lang w:val="en-US"/>
-        </w:rPr>
-        <w:t>denominator_d</w:t>
-      </w:r>
-      <w:proofErr w:type="spellEnd"/>
-      <w:r>
-        <w:rPr>
-          <w:rFonts w:ascii="Cascadia Mono" w:hAnsi="Cascadia Mono"/>
-          <w:color w:val="000000"/>
-          <w:sz w:val="18"/>
-          <w:szCs w:val="18"/>
-          <w:lang w:val="en-US"/>
-        </w:rPr>
-        <w:t xml:space="preserve"> = denom1_d + denom2_d;</w:t>
-      </w:r>
-    </w:p>
-    <w:p>
-      <w:pPr>
-        <w:pStyle w:val="HTML0"/>
-        <w:rPr>
-          <w:rFonts w:ascii="Cascadia Mono" w:hAnsi="Cascadia Mono"/>
-          <w:color w:val="000000"/>
-          <w:sz w:val="18"/>
-          <w:szCs w:val="18"/>
-          <w:lang w:val="en-US"/>
-        </w:rPr>
-      </w:pPr>
-    </w:p>
-    <w:p>
-      <w:pPr>
-        <w:pStyle w:val="HTML0"/>
-        <w:rPr>
-          <w:rFonts w:ascii="Cascadia Mono" w:hAnsi="Cascadia Mono"/>
-          <w:color w:val="000000"/>
-          <w:sz w:val="18"/>
-          <w:szCs w:val="18"/>
-          <w:lang w:val="en-US"/>
-        </w:rPr>
-      </w:pPr>
-      <w:r>
-        <w:rPr>
-          <w:rFonts w:ascii="Cascadia Mono" w:hAnsi="Cascadia Mono"/>
-          <w:color w:val="000000"/>
-          <w:sz w:val="18"/>
-          <w:szCs w:val="18"/>
-          <w:lang w:val="en-US"/>
-        </w:rPr>
-        <w:t xml:space="preserve">    </w:t>
-      </w:r>
-      <w:r>
-        <w:rPr>
-          <w:rFonts w:ascii="Cascadia Mono" w:hAnsi="Cascadia Mono"/>
-          <w:color w:val="0000FF"/>
-          <w:sz w:val="18"/>
-          <w:szCs w:val="18"/>
-          <w:lang w:val="en-US"/>
-        </w:rPr>
-        <w:t>double</w:t>
-      </w:r>
-      <w:r>
-        <w:rPr>
-          <w:rFonts w:ascii="Cascadia Mono" w:hAnsi="Cascadia Mono"/>
-          <w:color w:val="000000"/>
-          <w:sz w:val="18"/>
-          <w:szCs w:val="18"/>
-          <w:lang w:val="en-US"/>
-        </w:rPr>
-        <w:t xml:space="preserve"> </w:t>
-      </w:r>
-      <w:proofErr w:type="spellStart"/>
-      <w:r>
-        <w:rPr>
-          <w:rFonts w:ascii="Cascadia Mono" w:hAnsi="Cascadia Mono"/>
-          <w:color w:val="000000"/>
-          <w:sz w:val="18"/>
-          <w:szCs w:val="18"/>
-          <w:lang w:val="en-US"/>
-        </w:rPr>
-        <w:t>result_double</w:t>
-      </w:r>
-      <w:proofErr w:type="spellEnd"/>
-      <w:r>
-        <w:rPr>
-          <w:rFonts w:ascii="Cascadia Mono" w:hAnsi="Cascadia Mono"/>
-          <w:color w:val="000000"/>
-          <w:sz w:val="18"/>
-          <w:szCs w:val="18"/>
-          <w:lang w:val="en-US"/>
-        </w:rPr>
-        <w:t xml:space="preserve"> = </w:t>
-      </w:r>
-      <w:proofErr w:type="spellStart"/>
-      <w:r>
-        <w:rPr>
-          <w:rFonts w:ascii="Cascadia Mono" w:hAnsi="Cascadia Mono"/>
-          <w:color w:val="000000"/>
-          <w:sz w:val="18"/>
-          <w:szCs w:val="18"/>
-          <w:lang w:val="en-US"/>
-        </w:rPr>
-        <w:t>numerator_d</w:t>
-      </w:r>
-      <w:proofErr w:type="spellEnd"/>
-      <w:r>
-        <w:rPr>
-          <w:rFonts w:ascii="Cascadia Mono" w:hAnsi="Cascadia Mono"/>
-          <w:color w:val="000000"/>
-          <w:sz w:val="18"/>
-          <w:szCs w:val="18"/>
-          <w:lang w:val="en-US"/>
-        </w:rPr>
-        <w:t xml:space="preserve"> / </w:t>
-      </w:r>
-      <w:proofErr w:type="spellStart"/>
-      <w:r>
-        <w:rPr>
-          <w:rFonts w:ascii="Cascadia Mono" w:hAnsi="Cascadia Mono"/>
-          <w:color w:val="000000"/>
-          <w:sz w:val="18"/>
-          <w:szCs w:val="18"/>
-          <w:lang w:val="en-US"/>
-        </w:rPr>
-        <w:t>denominator_d</w:t>
-      </w:r>
-      <w:proofErr w:type="spellEnd"/>
-      <w:r>
-        <w:rPr>
-          <w:rFonts w:ascii="Cascadia Mono" w:hAnsi="Cascadia Mono"/>
-          <w:color w:val="000000"/>
-          <w:sz w:val="18"/>
-          <w:szCs w:val="18"/>
-          <w:lang w:val="en-US"/>
-        </w:rPr>
-        <w:t>;</w:t>
-      </w:r>
-    </w:p>
-    <w:p>
-      <w:pPr>
-        <w:pStyle w:val="HTML0"/>
-        <w:rPr>
-          <w:rFonts w:ascii="Cascadia Mono" w:hAnsi="Cascadia Mono"/>
-          <w:color w:val="000000"/>
-          <w:sz w:val="18"/>
-          <w:szCs w:val="18"/>
-          <w:lang w:val="en-US"/>
-        </w:rPr>
-      </w:pPr>
-    </w:p>
-    <w:p>
-      <w:pPr>
-        <w:pStyle w:val="HTML0"/>
-        <w:rPr>
-          <w:rFonts w:ascii="Cascadia Mono" w:hAnsi="Cascadia Mono"/>
-          <w:color w:val="000000"/>
-          <w:sz w:val="18"/>
-          <w:szCs w:val="18"/>
-          <w:lang w:val="en-US"/>
-        </w:rPr>
-      </w:pPr>
-      <w:r>
-        <w:rPr>
-          <w:rFonts w:ascii="Cascadia Mono" w:hAnsi="Cascadia Mono"/>
-          <w:color w:val="000000"/>
-          <w:sz w:val="18"/>
-          <w:szCs w:val="18"/>
-          <w:lang w:val="en-US"/>
-        </w:rPr>
-        <w:t xml:space="preserve">    </w:t>
-      </w:r>
-      <w:proofErr w:type="spellStart"/>
-      <w:r>
-        <w:rPr>
-          <w:rFonts w:ascii="Cascadia Mono" w:hAnsi="Cascadia Mono"/>
-          <w:color w:val="000000"/>
-          <w:sz w:val="18"/>
-          <w:szCs w:val="18"/>
-          <w:lang w:val="en-US"/>
-        </w:rPr>
-        <w:t>cout</w:t>
-      </w:r>
-      <w:proofErr w:type="spellEnd"/>
-      <w:r>
-        <w:rPr>
-          <w:rFonts w:ascii="Cascadia Mono" w:hAnsi="Cascadia Mono"/>
-          <w:color w:val="000000"/>
-          <w:sz w:val="18"/>
-          <w:szCs w:val="18"/>
-          <w:lang w:val="en-US"/>
-        </w:rPr>
-        <w:t xml:space="preserve"> </w:t>
-      </w:r>
-      <w:r>
-        <w:rPr>
-          <w:rFonts w:ascii="Cascadia Mono" w:hAnsi="Cascadia Mono"/>
-          <w:color w:val="008080"/>
-          <w:sz w:val="18"/>
-          <w:szCs w:val="18"/>
-          <w:lang w:val="en-US"/>
-        </w:rPr>
-        <w:t>&lt;&lt;</w:t>
-      </w:r>
-      <w:r>
-        <w:rPr>
-          <w:rFonts w:ascii="Cascadia Mono" w:hAnsi="Cascadia Mono"/>
-          <w:color w:val="000000"/>
-          <w:sz w:val="18"/>
-          <w:szCs w:val="18"/>
-          <w:lang w:val="en-US"/>
-        </w:rPr>
-        <w:t xml:space="preserve"> fixed </w:t>
-      </w:r>
-      <w:r>
-        <w:rPr>
-          <w:rFonts w:ascii="Cascadia Mono" w:hAnsi="Cascadia Mono"/>
-          <w:color w:val="008080"/>
-          <w:sz w:val="18"/>
-          <w:szCs w:val="18"/>
-          <w:lang w:val="en-US"/>
-        </w:rPr>
-        <w:t>&lt;&lt;</w:t>
-      </w:r>
-      <w:r>
-        <w:rPr>
-          <w:rFonts w:ascii="Cascadia Mono" w:hAnsi="Cascadia Mono"/>
-          <w:color w:val="000000"/>
-          <w:sz w:val="18"/>
-          <w:szCs w:val="18"/>
-          <w:lang w:val="en-US"/>
-        </w:rPr>
-        <w:t xml:space="preserve"> </w:t>
-      </w:r>
-      <w:proofErr w:type="spellStart"/>
-      <w:proofErr w:type="gramStart"/>
-      <w:r>
-        <w:rPr>
-          <w:rFonts w:ascii="Cascadia Mono" w:hAnsi="Cascadia Mono"/>
-          <w:color w:val="000000"/>
-          <w:sz w:val="18"/>
-          <w:szCs w:val="18"/>
-          <w:lang w:val="en-US"/>
-        </w:rPr>
-        <w:t>setprecision</w:t>
-      </w:r>
-      <w:proofErr w:type="spellEnd"/>
-      <w:r>
-        <w:rPr>
-          <w:rFonts w:ascii="Cascadia Mono" w:hAnsi="Cascadia Mono"/>
-          <w:color w:val="000000"/>
-          <w:sz w:val="18"/>
-          <w:szCs w:val="18"/>
-          <w:lang w:val="en-US"/>
-        </w:rPr>
-        <w:t>(</w:t>
-      </w:r>
-      <w:proofErr w:type="gramEnd"/>
-      <w:r>
-        <w:rPr>
-          <w:rFonts w:ascii="Cascadia Mono" w:hAnsi="Cascadia Mono"/>
-          <w:color w:val="000000"/>
-          <w:sz w:val="18"/>
-          <w:szCs w:val="18"/>
-          <w:lang w:val="en-US"/>
-        </w:rPr>
-        <w:t>10);</w:t>
-      </w:r>
-    </w:p>
-    <w:p>
-      <w:pPr>
-        <w:pStyle w:val="HTML0"/>
-        <w:rPr>
-          <w:rFonts w:ascii="Cascadia Mono" w:hAnsi="Cascadia Mono"/>
-          <w:color w:val="000000"/>
-          <w:sz w:val="18"/>
-          <w:szCs w:val="18"/>
-          <w:lang w:val="en-US"/>
-        </w:rPr>
-      </w:pPr>
-      <w:r>
-        <w:rPr>
-          <w:rFonts w:ascii="Cascadia Mono" w:hAnsi="Cascadia Mono"/>
-          <w:color w:val="000000"/>
-          <w:sz w:val="18"/>
-          <w:szCs w:val="18"/>
-          <w:lang w:val="en-US"/>
-        </w:rPr>
-        <w:t xml:space="preserve">    </w:t>
-      </w:r>
-      <w:proofErr w:type="spellStart"/>
-      <w:r>
-        <w:rPr>
-          <w:rFonts w:ascii="Cascadia Mono" w:hAnsi="Cascadia Mono"/>
-          <w:color w:val="000000"/>
-          <w:sz w:val="18"/>
-          <w:szCs w:val="18"/>
-          <w:lang w:val="en-US"/>
-        </w:rPr>
-        <w:t>cout</w:t>
-      </w:r>
-      <w:proofErr w:type="spellEnd"/>
-      <w:r>
-        <w:rPr>
-          <w:rFonts w:ascii="Cascadia Mono" w:hAnsi="Cascadia Mono"/>
-          <w:color w:val="000000"/>
-          <w:sz w:val="18"/>
-          <w:szCs w:val="18"/>
-          <w:lang w:val="en-US"/>
-        </w:rPr>
-        <w:t xml:space="preserve"> </w:t>
-      </w:r>
-      <w:r>
-        <w:rPr>
-          <w:rFonts w:ascii="Cascadia Mono" w:hAnsi="Cascadia Mono"/>
-          <w:color w:val="008080"/>
-          <w:sz w:val="18"/>
-          <w:szCs w:val="18"/>
-          <w:lang w:val="en-US"/>
-        </w:rPr>
-        <w:t>&lt;&lt;</w:t>
-      </w:r>
-      <w:r>
-        <w:rPr>
-          <w:rFonts w:ascii="Cascadia Mono" w:hAnsi="Cascadia Mono"/>
-          <w:color w:val="000000"/>
-          <w:sz w:val="18"/>
-          <w:szCs w:val="18"/>
-          <w:lang w:val="en-US"/>
-        </w:rPr>
-        <w:t xml:space="preserve"> </w:t>
-      </w:r>
-      <w:r>
-        <w:rPr>
-          <w:rFonts w:ascii="Cascadia Mono" w:hAnsi="Cascadia Mono"/>
-          <w:color w:val="A31515"/>
-          <w:sz w:val="18"/>
-          <w:szCs w:val="18"/>
-          <w:lang w:val="en-US"/>
-        </w:rPr>
-        <w:t>"</w:t>
-      </w:r>
-      <w:proofErr w:type="spellStart"/>
-      <w:r>
-        <w:rPr>
-          <w:rFonts w:ascii="Cascadia Mono" w:hAnsi="Cascadia Mono"/>
-          <w:color w:val="A31515"/>
-          <w:sz w:val="18"/>
-          <w:szCs w:val="18"/>
-          <w:lang w:val="en-US"/>
-        </w:rPr>
-        <w:t>Rezultat</w:t>
-      </w:r>
-      <w:proofErr w:type="spellEnd"/>
-      <w:r>
-        <w:rPr>
-          <w:rFonts w:ascii="Cascadia Mono" w:hAnsi="Cascadia Mono"/>
-          <w:color w:val="A31515"/>
-          <w:sz w:val="18"/>
-          <w:szCs w:val="18"/>
-          <w:lang w:val="en-US"/>
-        </w:rPr>
-        <w:t xml:space="preserve"> double: "</w:t>
-      </w:r>
-      <w:r>
-        <w:rPr>
-          <w:rFonts w:ascii="Cascadia Mono" w:hAnsi="Cascadia Mono"/>
-          <w:color w:val="000000"/>
-          <w:sz w:val="18"/>
-          <w:szCs w:val="18"/>
-          <w:lang w:val="en-US"/>
-        </w:rPr>
-        <w:t xml:space="preserve"> </w:t>
-      </w:r>
-      <w:r>
-        <w:rPr>
-          <w:rFonts w:ascii="Cascadia Mono" w:hAnsi="Cascadia Mono"/>
-          <w:color w:val="008080"/>
-          <w:sz w:val="18"/>
-          <w:szCs w:val="18"/>
-          <w:lang w:val="en-US"/>
-        </w:rPr>
-        <w:t>&lt;&lt;</w:t>
-      </w:r>
-      <w:r>
-        <w:rPr>
-          <w:rFonts w:ascii="Cascadia Mono" w:hAnsi="Cascadia Mono"/>
-          <w:color w:val="000000"/>
-          <w:sz w:val="18"/>
-          <w:szCs w:val="18"/>
-          <w:lang w:val="en-US"/>
-        </w:rPr>
-        <w:t xml:space="preserve"> </w:t>
-      </w:r>
-      <w:proofErr w:type="spellStart"/>
-      <w:r>
-        <w:rPr>
-          <w:rFonts w:ascii="Cascadia Mono" w:hAnsi="Cascadia Mono"/>
-          <w:color w:val="000000"/>
-          <w:sz w:val="18"/>
-          <w:szCs w:val="18"/>
-          <w:lang w:val="en-US"/>
-        </w:rPr>
-        <w:t>result_double</w:t>
-      </w:r>
-      <w:proofErr w:type="spellEnd"/>
-      <w:r>
-        <w:rPr>
-          <w:rFonts w:ascii="Cascadia Mono" w:hAnsi="Cascadia Mono"/>
-          <w:color w:val="000000"/>
-          <w:sz w:val="18"/>
-          <w:szCs w:val="18"/>
-          <w:lang w:val="en-US"/>
-        </w:rPr>
-        <w:t xml:space="preserve"> </w:t>
-      </w:r>
-      <w:r>
-        <w:rPr>
-          <w:rFonts w:ascii="Cascadia Mono" w:hAnsi="Cascadia Mono"/>
-          <w:color w:val="008080"/>
-          <w:sz w:val="18"/>
-          <w:szCs w:val="18"/>
-          <w:lang w:val="en-US"/>
-        </w:rPr>
-        <w:t>&lt;&lt;</w:t>
-      </w:r>
-      <w:r>
-        <w:rPr>
-          <w:rFonts w:ascii="Cascadia Mono" w:hAnsi="Cascadia Mono"/>
-          <w:color w:val="000000"/>
-          <w:sz w:val="18"/>
-          <w:szCs w:val="18"/>
-          <w:lang w:val="en-US"/>
-        </w:rPr>
-        <w:t xml:space="preserve"> </w:t>
-      </w:r>
-      <w:proofErr w:type="spellStart"/>
-      <w:r>
-        <w:rPr>
-          <w:rFonts w:ascii="Cascadia Mono" w:hAnsi="Cascadia Mono"/>
-          <w:color w:val="000000"/>
-          <w:sz w:val="18"/>
-          <w:szCs w:val="18"/>
-          <w:lang w:val="en-US"/>
-        </w:rPr>
-        <w:t>endl</w:t>
-      </w:r>
-      <w:proofErr w:type="spellEnd"/>
-      <w:r>
-        <w:rPr>
-          <w:rFonts w:ascii="Cascadia Mono" w:hAnsi="Cascadia Mono"/>
-          <w:color w:val="000000"/>
-          <w:sz w:val="18"/>
-          <w:szCs w:val="18"/>
-          <w:lang w:val="en-US"/>
-        </w:rPr>
-        <w:t>;</w:t>
-      </w:r>
-    </w:p>
-    <w:p>
-      <w:pPr>
-        <w:pStyle w:val="HTML0"/>
-        <w:rPr>
-          <w:rFonts w:ascii="Cascadia Mono" w:hAnsi="Cascadia Mono"/>
-          <w:color w:val="000000"/>
-          <w:sz w:val="18"/>
-          <w:szCs w:val="18"/>
-          <w:lang w:val="en-US"/>
-        </w:rPr>
-      </w:pPr>
-    </w:p>
-    <w:p>
-      <w:pPr>
-        <w:pStyle w:val="HTML0"/>
-        <w:rPr>
-          <w:rFonts w:ascii="Cascadia Mono" w:hAnsi="Cascadia Mono"/>
-          <w:color w:val="000000"/>
-          <w:sz w:val="18"/>
-          <w:szCs w:val="18"/>
-        </w:rPr>
-      </w:pPr>
-      <w:r>
-        <w:rPr>
-          <w:rFonts w:ascii="Cascadia Mono" w:hAnsi="Cascadia Mono"/>
-          <w:color w:val="000000"/>
-          <w:sz w:val="18"/>
-          <w:szCs w:val="18"/>
-          <w:lang w:val="en-US"/>
-        </w:rPr>
-        <w:t xml:space="preserve">    </w:t>
-      </w:r>
-      <w:proofErr w:type="spellStart"/>
-      <w:r>
-        <w:rPr>
-          <w:rFonts w:ascii="Cascadia Mono" w:hAnsi="Cascadia Mono"/>
-          <w:color w:val="0000FF"/>
-          <w:sz w:val="18"/>
-          <w:szCs w:val="18"/>
-        </w:rPr>
-        <w:t>return</w:t>
-      </w:r>
-      <w:proofErr w:type="spellEnd"/>
-      <w:r>
-        <w:rPr>
-          <w:rFonts w:ascii="Cascadia Mono" w:hAnsi="Cascadia Mono"/>
-          <w:color w:val="000000"/>
-          <w:sz w:val="18"/>
-          <w:szCs w:val="18"/>
-        </w:rPr>
-        <w:t xml:space="preserve"> 0;</w:t>
-      </w:r>
-    </w:p>
-    <w:p>
-      <w:pPr>
-        <w:pStyle w:val="HTML0"/>
-        <w:rPr>
-          <w:rFonts w:ascii="Cascadia Mono" w:hAnsi="Cascadia Mono"/>
-          <w:color w:val="000000"/>
-          <w:sz w:val="18"/>
-          <w:szCs w:val="18"/>
-        </w:rPr>
-      </w:pPr>
-      <w:r>
-        <w:rPr>
-          <w:rFonts w:ascii="Cascadia Mono" w:hAnsi="Cascadia Mono"/>
-          <w:color w:val="000000"/>
-          <w:sz w:val="18"/>
-          <w:szCs w:val="18"/>
-        </w:rPr>
-        <w:t>}</w:t>
-      </w:r>
-    </w:p>
-    <w:p>
-      <w:pPr>
-        <w:pStyle w:val="HTML0"/>
-        <w:rPr>
-          <w:rStyle w:val="HTML"/>
-          <w:lang w:val="en-US"/>
-        </w:rPr>
-      </w:pPr>
-    </w:p>
-    <w:p>
-      <w:pPr>
-        <w:pStyle w:val="HTML0"/>
-        <w:rPr>
-          <w:rStyle w:val="HTML"/>
-        </w:rPr>
-      </w:pPr>
-      <w:r>
-        <w:rPr>
-          <w:rStyle w:val="HTML"/>
-          <w:lang w:val="en-US"/>
-        </w:rPr>
-        <w:t xml:space="preserve">    </w:t>
-      </w:r>
-      <w:r>
-        <w:rPr>
-          <w:rStyle w:val="hljs-comment"/>
-        </w:rPr>
-        <w:t xml:space="preserve">// --- </w:t>
-      </w:r>
-      <w:r>
-        <w:rPr>
-          <w:rStyle w:val="hljs-comment"/>
-        </w:rPr>
-        <w:t>ЗАДАНИЕ 2</w:t>
-      </w:r>
-    </w:p>
-    <w:p>
-      <w:pPr>
-        <w:pStyle w:val="HTML0"/>
-        <w:rPr>
-          <w:rFonts w:ascii="Cascadia Mono" w:hAnsi="Cascadia Mono"/>
-          <w:color w:val="000000"/>
-          <w:sz w:val="18"/>
-          <w:szCs w:val="18"/>
-          <w:lang w:val="en-US"/>
-        </w:rPr>
-      </w:pPr>
-      <w:r>
-        <w:rPr>
-          <w:rStyle w:val="HTML"/>
-          <w:lang w:val="en-US"/>
-        </w:rPr>
-        <w:t xml:space="preserve">    </w:t>
-      </w:r>
-      <w:r>
-        <w:rPr>
-          <w:rFonts w:ascii="Cascadia Mono" w:hAnsi="Cascadia Mono"/>
-          <w:color w:val="808080"/>
-          <w:sz w:val="18"/>
-          <w:szCs w:val="18"/>
-          <w:lang w:val="en-US"/>
-        </w:rPr>
-        <w:t>#include</w:t>
-      </w:r>
-      <w:r>
-        <w:rPr>
-          <w:rFonts w:ascii="Cascadia Mono" w:hAnsi="Cascadia Mono"/>
-          <w:color w:val="000000"/>
-          <w:sz w:val="18"/>
-          <w:szCs w:val="18"/>
-          <w:lang w:val="en-US"/>
-        </w:rPr>
-        <w:t xml:space="preserve"> </w:t>
-      </w:r>
-      <w:r>
-        <w:rPr>
-          <w:rFonts w:ascii="Cascadia Mono" w:hAnsi="Cascadia Mono"/>
-          <w:color w:val="A31515"/>
-          <w:sz w:val="18"/>
-          <w:szCs w:val="18"/>
-          <w:lang w:val="en-US"/>
-        </w:rPr>
-        <w:t>&lt;</w:t>
-      </w:r>
-      <w:proofErr w:type="spellStart"/>
-      <w:r>
-        <w:rPr>
-          <w:rFonts w:ascii="Cascadia Mono" w:hAnsi="Cascadia Mono"/>
-          <w:color w:val="A31515"/>
-          <w:sz w:val="18"/>
-          <w:szCs w:val="18"/>
-          <w:lang w:val="en-US"/>
-        </w:rPr>
-        <w:t>iostream</w:t>
-      </w:r>
-      <w:proofErr w:type="spellEnd"/>
-      <w:r>
-        <w:rPr>
-          <w:rFonts w:ascii="Cascadia Mono" w:hAnsi="Cascadia Mono"/>
-          <w:color w:val="A31515"/>
-          <w:sz w:val="18"/>
-          <w:szCs w:val="18"/>
-          <w:lang w:val="en-US"/>
-        </w:rPr>
-        <w:t>&gt;</w:t>
-      </w:r>
-    </w:p>
-    <w:p>
-      <w:pPr>
-        <w:pStyle w:val="HTML0"/>
-        <w:rPr>
-          <w:rFonts w:ascii="Cascadia Mono" w:hAnsi="Cascadia Mono"/>
-          <w:color w:val="000000"/>
-          <w:sz w:val="18"/>
-          <w:szCs w:val="18"/>
-          <w:lang w:val="en-US"/>
-        </w:rPr>
-      </w:pPr>
-      <w:r>
-        <w:rPr>
-          <w:rFonts w:ascii="Cascadia Mono" w:hAnsi="Cascadia Mono"/>
-          <w:color w:val="0000FF"/>
-          <w:sz w:val="18"/>
-          <w:szCs w:val="18"/>
-          <w:lang w:val="en-US"/>
-        </w:rPr>
-        <w:t>using</w:t>
-      </w:r>
-      <w:r>
-        <w:rPr>
-          <w:rFonts w:ascii="Cascadia Mono" w:hAnsi="Cascadia Mono"/>
-          <w:color w:val="000000"/>
-          <w:sz w:val="18"/>
-          <w:szCs w:val="18"/>
-          <w:lang w:val="en-US"/>
-        </w:rPr>
-        <w:t xml:space="preserve"> </w:t>
-      </w:r>
-      <w:r>
-        <w:rPr>
-          <w:rFonts w:ascii="Cascadia Mono" w:hAnsi="Cascadia Mono"/>
-          <w:color w:val="0000FF"/>
-          <w:sz w:val="18"/>
-          <w:szCs w:val="18"/>
-          <w:lang w:val="en-US"/>
-        </w:rPr>
-        <w:t>namespace</w:t>
-      </w:r>
-      <w:r>
-        <w:rPr>
-          <w:rFonts w:ascii="Cascadia Mono" w:hAnsi="Cascadia Mono"/>
-          <w:color w:val="000000"/>
-          <w:sz w:val="18"/>
-          <w:szCs w:val="18"/>
-          <w:lang w:val="en-US"/>
-        </w:rPr>
-        <w:t xml:space="preserve"> </w:t>
-      </w:r>
-      <w:proofErr w:type="spellStart"/>
-      <w:r>
-        <w:rPr>
-          <w:rFonts w:ascii="Cascadia Mono" w:hAnsi="Cascadia Mono"/>
-          <w:color w:val="000000"/>
-          <w:sz w:val="18"/>
-          <w:szCs w:val="18"/>
-          <w:lang w:val="en-US"/>
-        </w:rPr>
-        <w:t>std</w:t>
-      </w:r>
-      <w:proofErr w:type="spellEnd"/>
-      <w:r>
-        <w:rPr>
-          <w:rFonts w:ascii="Cascadia Mono" w:hAnsi="Cascadia Mono"/>
-          <w:color w:val="000000"/>
-          <w:sz w:val="18"/>
-          <w:szCs w:val="18"/>
-          <w:lang w:val="en-US"/>
-        </w:rPr>
-        <w:t>;</w:t>
-      </w:r>
-    </w:p>
-    <w:p>
-      <w:pPr>
-        <w:pStyle w:val="HTML0"/>
-        <w:rPr>
-          <w:rFonts w:ascii="Cascadia Mono" w:hAnsi="Cascadia Mono"/>
-          <w:color w:val="000000"/>
-          <w:sz w:val="18"/>
-          <w:szCs w:val="18"/>
-          <w:lang w:val="en-US"/>
-        </w:rPr>
-      </w:pPr>
-    </w:p>
-    <w:p>
-      <w:pPr>
-        <w:pStyle w:val="HTML0"/>
-        <w:rPr>
-          <w:rFonts w:ascii="Cascadia Mono" w:hAnsi="Cascadia Mono"/>
-          <w:color w:val="000000"/>
-          <w:sz w:val="18"/>
-          <w:szCs w:val="18"/>
-          <w:lang w:val="en-US"/>
-        </w:rPr>
-      </w:pPr>
-      <w:r>
-        <w:rPr>
-          <w:rFonts w:ascii="Cascadia Mono" w:hAnsi="Cascadia Mono"/>
-          <w:color w:val="0000FF"/>
-          <w:sz w:val="18"/>
-          <w:szCs w:val="18"/>
-          <w:lang w:val="en-US"/>
-        </w:rPr>
-        <w:t>int</w:t>
-      </w:r>
-      <w:r>
-        <w:rPr>
-          <w:rFonts w:ascii="Cascadia Mono" w:hAnsi="Cascadia Mono"/>
-          <w:color w:val="000000"/>
-          <w:sz w:val="18"/>
-          <w:szCs w:val="18"/>
-          <w:lang w:val="en-US"/>
-        </w:rPr>
-        <w:t xml:space="preserve"> </w:t>
-      </w:r>
-      <w:proofErr w:type="gramStart"/>
-      <w:r>
-        <w:rPr>
-          <w:rFonts w:ascii="Cascadia Mono" w:hAnsi="Cascadia Mono"/>
-          <w:color w:val="000000"/>
-          <w:sz w:val="18"/>
-          <w:szCs w:val="18"/>
-          <w:lang w:val="en-US"/>
-        </w:rPr>
-        <w:t>main(</w:t>
-      </w:r>
-      <w:proofErr w:type="gramEnd"/>
-      <w:r>
-        <w:rPr>
-          <w:rFonts w:ascii="Cascadia Mono" w:hAnsi="Cascadia Mono"/>
-          <w:color w:val="000000"/>
-          <w:sz w:val="18"/>
-          <w:szCs w:val="18"/>
-          <w:lang w:val="en-US"/>
-        </w:rPr>
-        <w:t>) {</w:t>
-      </w:r>
-    </w:p>
-    <w:p>
-      <w:pPr>
-        <w:pStyle w:val="HTML0"/>
-        <w:rPr>
-          <w:rFonts w:ascii="Cascadia Mono" w:hAnsi="Cascadia Mono"/>
-          <w:color w:val="000000"/>
-          <w:sz w:val="18"/>
-          <w:szCs w:val="18"/>
-          <w:lang w:val="en-US"/>
-        </w:rPr>
-      </w:pPr>
-      <w:r>
-        <w:rPr>
-          <w:rFonts w:ascii="Cascadia Mono" w:hAnsi="Cascadia Mono"/>
-          <w:color w:val="000000"/>
-          <w:sz w:val="18"/>
-          <w:szCs w:val="18"/>
-          <w:lang w:val="en-US"/>
-        </w:rPr>
-        <w:t xml:space="preserve">    </w:t>
-      </w:r>
-      <w:r>
-        <w:rPr>
-          <w:rFonts w:ascii="Cascadia Mono" w:hAnsi="Cascadia Mono"/>
-          <w:color w:val="0000FF"/>
-          <w:sz w:val="18"/>
-          <w:szCs w:val="18"/>
-          <w:lang w:val="en-US"/>
-        </w:rPr>
-        <w:t>int</w:t>
-      </w:r>
-      <w:r>
-        <w:rPr>
-          <w:rFonts w:ascii="Cascadia Mono" w:hAnsi="Cascadia Mono"/>
-          <w:color w:val="000000"/>
-          <w:sz w:val="18"/>
-          <w:szCs w:val="18"/>
-          <w:lang w:val="en-US"/>
-        </w:rPr>
-        <w:t xml:space="preserve"> n = 10, m = 5;</w:t>
-      </w:r>
-    </w:p>
-    <w:p>
-      <w:pPr>
-        <w:pStyle w:val="HTML0"/>
-        <w:rPr>
-          <w:rFonts w:ascii="Cascadia Mono" w:hAnsi="Cascadia Mono"/>
-          <w:color w:val="000000"/>
-          <w:sz w:val="18"/>
-          <w:szCs w:val="18"/>
-          <w:lang w:val="en-US"/>
-        </w:rPr>
-      </w:pPr>
-      <w:r>
-        <w:rPr>
-          <w:rFonts w:ascii="Cascadia Mono" w:hAnsi="Cascadia Mono"/>
-          <w:color w:val="000000"/>
-          <w:sz w:val="18"/>
-          <w:szCs w:val="18"/>
-          <w:lang w:val="en-US"/>
-        </w:rPr>
-        <w:t xml:space="preserve">    </w:t>
-      </w:r>
-      <w:proofErr w:type="spellStart"/>
-      <w:r>
-        <w:rPr>
-          <w:rFonts w:ascii="Cascadia Mono" w:hAnsi="Cascadia Mono"/>
-          <w:color w:val="000000"/>
-          <w:sz w:val="18"/>
-          <w:szCs w:val="18"/>
-          <w:lang w:val="en-US"/>
-        </w:rPr>
-        <w:t>cout</w:t>
-      </w:r>
-      <w:proofErr w:type="spellEnd"/>
-      <w:r>
-        <w:rPr>
-          <w:rFonts w:ascii="Cascadia Mono" w:hAnsi="Cascadia Mono"/>
-          <w:color w:val="000000"/>
-          <w:sz w:val="18"/>
-          <w:szCs w:val="18"/>
-          <w:lang w:val="en-US"/>
-        </w:rPr>
-        <w:t xml:space="preserve"> </w:t>
-      </w:r>
-      <w:r>
-        <w:rPr>
-          <w:rFonts w:ascii="Cascadia Mono" w:hAnsi="Cascadia Mono"/>
-          <w:color w:val="008080"/>
-          <w:sz w:val="18"/>
-          <w:szCs w:val="18"/>
-          <w:lang w:val="en-US"/>
-        </w:rPr>
-        <w:t>&lt;&lt;</w:t>
-      </w:r>
-      <w:r>
-        <w:rPr>
-          <w:rFonts w:ascii="Cascadia Mono" w:hAnsi="Cascadia Mono"/>
-          <w:color w:val="000000"/>
-          <w:sz w:val="18"/>
-          <w:szCs w:val="18"/>
-          <w:lang w:val="en-US"/>
-        </w:rPr>
-        <w:t xml:space="preserve"> </w:t>
-      </w:r>
-      <w:r>
-        <w:rPr>
-          <w:rFonts w:ascii="Cascadia Mono" w:hAnsi="Cascadia Mono"/>
-          <w:color w:val="A31515"/>
-          <w:sz w:val="18"/>
-          <w:szCs w:val="18"/>
-          <w:lang w:val="en-US"/>
-        </w:rPr>
-        <w:t>"1) n---</w:t>
-      </w:r>
-      <w:proofErr w:type="gramStart"/>
-      <w:r>
-        <w:rPr>
-          <w:rFonts w:ascii="Cascadia Mono" w:hAnsi="Cascadia Mono"/>
-          <w:color w:val="A31515"/>
-          <w:sz w:val="18"/>
-          <w:szCs w:val="18"/>
-          <w:lang w:val="en-US"/>
-        </w:rPr>
-        <w:t>m  -</w:t>
-      </w:r>
-      <w:proofErr w:type="gramEnd"/>
-      <w:r>
-        <w:rPr>
-          <w:rFonts w:ascii="Cascadia Mono" w:hAnsi="Cascadia Mono"/>
-          <w:color w:val="A31515"/>
-          <w:sz w:val="18"/>
-          <w:szCs w:val="18"/>
-          <w:lang w:val="en-US"/>
-        </w:rPr>
-        <w:t>&gt; "</w:t>
-      </w:r>
-      <w:r>
-        <w:rPr>
-          <w:rFonts w:ascii="Cascadia Mono" w:hAnsi="Cascadia Mono"/>
-          <w:color w:val="000000"/>
-          <w:sz w:val="18"/>
-          <w:szCs w:val="18"/>
-          <w:lang w:val="en-US"/>
-        </w:rPr>
-        <w:t xml:space="preserve"> </w:t>
-      </w:r>
-      <w:r>
-        <w:rPr>
-          <w:rFonts w:ascii="Cascadia Mono" w:hAnsi="Cascadia Mono"/>
-          <w:color w:val="008080"/>
-          <w:sz w:val="18"/>
-          <w:szCs w:val="18"/>
-          <w:lang w:val="en-US"/>
-        </w:rPr>
-        <w:t>&lt;&lt;</w:t>
-      </w:r>
-      <w:r>
-        <w:rPr>
-          <w:rFonts w:ascii="Cascadia Mono" w:hAnsi="Cascadia Mono"/>
-          <w:color w:val="000000"/>
-          <w:sz w:val="18"/>
-          <w:szCs w:val="18"/>
-          <w:lang w:val="en-US"/>
-        </w:rPr>
-        <w:t xml:space="preserve"> (n - (--m)) </w:t>
-      </w:r>
-      <w:r>
-        <w:rPr>
-          <w:rFonts w:ascii="Cascadia Mono" w:hAnsi="Cascadia Mono"/>
-          <w:color w:val="008080"/>
-          <w:sz w:val="18"/>
-          <w:szCs w:val="18"/>
-          <w:lang w:val="en-US"/>
-        </w:rPr>
-        <w:t>&lt;&lt;</w:t>
-      </w:r>
-      <w:r>
-        <w:rPr>
-          <w:rFonts w:ascii="Cascadia Mono" w:hAnsi="Cascadia Mono"/>
-          <w:color w:val="000000"/>
-          <w:sz w:val="18"/>
-          <w:szCs w:val="18"/>
-          <w:lang w:val="en-US"/>
-        </w:rPr>
-        <w:t xml:space="preserve"> </w:t>
-      </w:r>
-      <w:proofErr w:type="spellStart"/>
-      <w:r>
-        <w:rPr>
-          <w:rFonts w:ascii="Cascadia Mono" w:hAnsi="Cascadia Mono"/>
-          <w:color w:val="000000"/>
-          <w:sz w:val="18"/>
-          <w:szCs w:val="18"/>
-          <w:lang w:val="en-US"/>
-        </w:rPr>
-        <w:t>endl</w:t>
-      </w:r>
-      <w:proofErr w:type="spellEnd"/>
-      <w:r>
-        <w:rPr>
-          <w:rFonts w:ascii="Cascadia Mono" w:hAnsi="Cascadia Mono"/>
-          <w:color w:val="000000"/>
-          <w:sz w:val="18"/>
-          <w:szCs w:val="18"/>
-          <w:lang w:val="en-US"/>
-        </w:rPr>
-        <w:t>;</w:t>
-      </w:r>
-    </w:p>
-    <w:p>
-      <w:pPr>
-        <w:pStyle w:val="HTML0"/>
-        <w:rPr>
-          <w:rFonts w:ascii="Cascadia Mono" w:hAnsi="Cascadia Mono"/>
-          <w:color w:val="000000"/>
-          <w:sz w:val="18"/>
-          <w:szCs w:val="18"/>
-          <w:lang w:val="en-US"/>
-        </w:rPr>
-      </w:pPr>
-      <w:r>
-        <w:rPr>
-          <w:rFonts w:ascii="Cascadia Mono" w:hAnsi="Cascadia Mono"/>
-          <w:color w:val="000000"/>
-          <w:sz w:val="18"/>
-          <w:szCs w:val="18"/>
-          <w:lang w:val="en-US"/>
-        </w:rPr>
-        <w:t xml:space="preserve">    </w:t>
-      </w:r>
-      <w:proofErr w:type="spellStart"/>
-      <w:r>
-        <w:rPr>
-          <w:rFonts w:ascii="Cascadia Mono" w:hAnsi="Cascadia Mono"/>
-          <w:color w:val="000000"/>
-          <w:sz w:val="18"/>
-          <w:szCs w:val="18"/>
-          <w:lang w:val="en-US"/>
-        </w:rPr>
-        <w:t>cout</w:t>
-      </w:r>
-      <w:proofErr w:type="spellEnd"/>
-      <w:r>
-        <w:rPr>
-          <w:rFonts w:ascii="Cascadia Mono" w:hAnsi="Cascadia Mono"/>
-          <w:color w:val="000000"/>
-          <w:sz w:val="18"/>
-          <w:szCs w:val="18"/>
-          <w:lang w:val="en-US"/>
-        </w:rPr>
-        <w:t xml:space="preserve"> </w:t>
-      </w:r>
-      <w:r>
-        <w:rPr>
-          <w:rFonts w:ascii="Cascadia Mono" w:hAnsi="Cascadia Mono"/>
-          <w:color w:val="008080"/>
-          <w:sz w:val="18"/>
-          <w:szCs w:val="18"/>
-          <w:lang w:val="en-US"/>
-        </w:rPr>
-        <w:t>&lt;&lt;</w:t>
-      </w:r>
-      <w:r>
-        <w:rPr>
-          <w:rFonts w:ascii="Cascadia Mono" w:hAnsi="Cascadia Mono"/>
-          <w:color w:val="000000"/>
-          <w:sz w:val="18"/>
-          <w:szCs w:val="18"/>
-          <w:lang w:val="en-US"/>
-        </w:rPr>
-        <w:t xml:space="preserve"> </w:t>
-      </w:r>
-      <w:r>
-        <w:rPr>
-          <w:rFonts w:ascii="Cascadia Mono" w:hAnsi="Cascadia Mono"/>
-          <w:color w:val="A31515"/>
-          <w:sz w:val="18"/>
-          <w:szCs w:val="18"/>
-          <w:lang w:val="en-US"/>
-        </w:rPr>
-        <w:t>"2) m--&lt;</w:t>
-      </w:r>
-      <w:proofErr w:type="gramStart"/>
-      <w:r>
-        <w:rPr>
-          <w:rFonts w:ascii="Cascadia Mono" w:hAnsi="Cascadia Mono"/>
-          <w:color w:val="A31515"/>
-          <w:sz w:val="18"/>
-          <w:szCs w:val="18"/>
-          <w:lang w:val="en-US"/>
-        </w:rPr>
-        <w:t>n  -</w:t>
-      </w:r>
-      <w:proofErr w:type="gramEnd"/>
-      <w:r>
-        <w:rPr>
-          <w:rFonts w:ascii="Cascadia Mono" w:hAnsi="Cascadia Mono"/>
-          <w:color w:val="A31515"/>
-          <w:sz w:val="18"/>
-          <w:szCs w:val="18"/>
-          <w:lang w:val="en-US"/>
-        </w:rPr>
-        <w:t>&gt; "</w:t>
-      </w:r>
-      <w:r>
-        <w:rPr>
-          <w:rFonts w:ascii="Cascadia Mono" w:hAnsi="Cascadia Mono"/>
-          <w:color w:val="000000"/>
-          <w:sz w:val="18"/>
-          <w:szCs w:val="18"/>
-          <w:lang w:val="en-US"/>
-        </w:rPr>
-        <w:t xml:space="preserve"> </w:t>
-      </w:r>
-      <w:r>
-        <w:rPr>
-          <w:rFonts w:ascii="Cascadia Mono" w:hAnsi="Cascadia Mono"/>
-          <w:color w:val="008080"/>
-          <w:sz w:val="18"/>
-          <w:szCs w:val="18"/>
-          <w:lang w:val="en-US"/>
-        </w:rPr>
-        <w:t>&lt;&lt;</w:t>
-      </w:r>
-      <w:r>
-        <w:rPr>
-          <w:rFonts w:ascii="Cascadia Mono" w:hAnsi="Cascadia Mono"/>
-          <w:color w:val="000000"/>
-          <w:sz w:val="18"/>
-          <w:szCs w:val="18"/>
-          <w:lang w:val="en-US"/>
-        </w:rPr>
-        <w:t xml:space="preserve"> </w:t>
-      </w:r>
-      <w:proofErr w:type="spellStart"/>
-      <w:r>
-        <w:rPr>
-          <w:rFonts w:ascii="Cascadia Mono" w:hAnsi="Cascadia Mono"/>
-          <w:color w:val="000000"/>
-          <w:sz w:val="18"/>
-          <w:szCs w:val="18"/>
-          <w:lang w:val="en-US"/>
-        </w:rPr>
-        <w:t>boolalpha</w:t>
-      </w:r>
-      <w:proofErr w:type="spellEnd"/>
-      <w:r>
-        <w:rPr>
-          <w:rFonts w:ascii="Cascadia Mono" w:hAnsi="Cascadia Mono"/>
-          <w:color w:val="000000"/>
-          <w:sz w:val="18"/>
-          <w:szCs w:val="18"/>
-          <w:lang w:val="en-US"/>
-        </w:rPr>
-        <w:t xml:space="preserve"> </w:t>
-      </w:r>
-      <w:r>
-        <w:rPr>
-          <w:rFonts w:ascii="Cascadia Mono" w:hAnsi="Cascadia Mono"/>
-          <w:color w:val="008080"/>
-          <w:sz w:val="18"/>
-          <w:szCs w:val="18"/>
-          <w:lang w:val="en-US"/>
-        </w:rPr>
-        <w:t>&lt;&lt;</w:t>
-      </w:r>
-      <w:r>
-        <w:rPr>
-          <w:rFonts w:ascii="Cascadia Mono" w:hAnsi="Cascadia Mono"/>
-          <w:color w:val="000000"/>
-          <w:sz w:val="18"/>
-          <w:szCs w:val="18"/>
-          <w:lang w:val="en-US"/>
-        </w:rPr>
-        <w:t xml:space="preserve"> ((5 &lt; 10)) </w:t>
-      </w:r>
-      <w:r>
-        <w:rPr>
-          <w:rFonts w:ascii="Cascadia Mono" w:hAnsi="Cascadia Mono"/>
-          <w:color w:val="008080"/>
-          <w:sz w:val="18"/>
-          <w:szCs w:val="18"/>
-          <w:lang w:val="en-US"/>
-        </w:rPr>
-        <w:t>&lt;&lt;</w:t>
-      </w:r>
-      <w:r>
-        <w:rPr>
-          <w:rFonts w:ascii="Cascadia Mono" w:hAnsi="Cascadia Mono"/>
-          <w:color w:val="000000"/>
-          <w:sz w:val="18"/>
-          <w:szCs w:val="18"/>
-          <w:lang w:val="en-US"/>
-        </w:rPr>
-        <w:t xml:space="preserve"> </w:t>
-      </w:r>
-      <w:proofErr w:type="spellStart"/>
-      <w:r>
-        <w:rPr>
-          <w:rFonts w:ascii="Cascadia Mono" w:hAnsi="Cascadia Mono"/>
-          <w:color w:val="000000"/>
-          <w:sz w:val="18"/>
-          <w:szCs w:val="18"/>
-          <w:lang w:val="en-US"/>
-        </w:rPr>
-        <w:t>endl</w:t>
-      </w:r>
-      <w:proofErr w:type="spellEnd"/>
-      <w:r>
-        <w:rPr>
-          <w:rFonts w:ascii="Cascadia Mono" w:hAnsi="Cascadia Mono"/>
-          <w:color w:val="000000"/>
-          <w:sz w:val="18"/>
-          <w:szCs w:val="18"/>
-          <w:lang w:val="en-US"/>
-        </w:rPr>
-        <w:t>;</w:t>
-      </w:r>
-    </w:p>
-    <w:p>
-      <w:pPr>
-        <w:pStyle w:val="HTML0"/>
-        <w:rPr>
-          <w:rFonts w:ascii="Cascadia Mono" w:hAnsi="Cascadia Mono"/>
-          <w:color w:val="000000"/>
-          <w:sz w:val="18"/>
-          <w:szCs w:val="18"/>
-          <w:lang w:val="en-US"/>
-        </w:rPr>
-      </w:pPr>
-      <w:r>
-        <w:rPr>
-          <w:rFonts w:ascii="Cascadia Mono" w:hAnsi="Cascadia Mono"/>
-          <w:color w:val="000000"/>
-          <w:sz w:val="18"/>
-          <w:szCs w:val="18"/>
-          <w:lang w:val="en-US"/>
-        </w:rPr>
-        <w:t xml:space="preserve">    </w:t>
-      </w:r>
-      <w:proofErr w:type="spellStart"/>
-      <w:r>
-        <w:rPr>
-          <w:rFonts w:ascii="Cascadia Mono" w:hAnsi="Cascadia Mono"/>
-          <w:color w:val="000000"/>
-          <w:sz w:val="18"/>
-          <w:szCs w:val="18"/>
-          <w:lang w:val="en-US"/>
-        </w:rPr>
-        <w:t>cout</w:t>
-      </w:r>
-      <w:proofErr w:type="spellEnd"/>
-      <w:r>
-        <w:rPr>
-          <w:rFonts w:ascii="Cascadia Mono" w:hAnsi="Cascadia Mono"/>
-          <w:color w:val="000000"/>
-          <w:sz w:val="18"/>
-          <w:szCs w:val="18"/>
-          <w:lang w:val="en-US"/>
-        </w:rPr>
-        <w:t xml:space="preserve"> </w:t>
-      </w:r>
-      <w:r>
-        <w:rPr>
-          <w:rFonts w:ascii="Cascadia Mono" w:hAnsi="Cascadia Mono"/>
-          <w:color w:val="008080"/>
-          <w:sz w:val="18"/>
-          <w:szCs w:val="18"/>
-          <w:lang w:val="en-US"/>
-        </w:rPr>
-        <w:t>&lt;&lt;</w:t>
-      </w:r>
-      <w:r>
-        <w:rPr>
-          <w:rFonts w:ascii="Cascadia Mono" w:hAnsi="Cascadia Mono"/>
-          <w:color w:val="000000"/>
-          <w:sz w:val="18"/>
-          <w:szCs w:val="18"/>
-          <w:lang w:val="en-US"/>
-        </w:rPr>
-        <w:t xml:space="preserve"> </w:t>
-      </w:r>
-      <w:r>
-        <w:rPr>
-          <w:rFonts w:ascii="Cascadia Mono" w:hAnsi="Cascadia Mono"/>
-          <w:color w:val="A31515"/>
-          <w:sz w:val="18"/>
-          <w:szCs w:val="18"/>
-          <w:lang w:val="en-US"/>
-        </w:rPr>
-        <w:t>"3) n++&gt;</w:t>
-      </w:r>
-      <w:proofErr w:type="gramStart"/>
-      <w:r>
-        <w:rPr>
-          <w:rFonts w:ascii="Cascadia Mono" w:hAnsi="Cascadia Mono"/>
-          <w:color w:val="A31515"/>
-          <w:sz w:val="18"/>
-          <w:szCs w:val="18"/>
-          <w:lang w:val="en-US"/>
-        </w:rPr>
-        <w:t>m  -</w:t>
-      </w:r>
-      <w:proofErr w:type="gramEnd"/>
-      <w:r>
-        <w:rPr>
-          <w:rFonts w:ascii="Cascadia Mono" w:hAnsi="Cascadia Mono"/>
-          <w:color w:val="A31515"/>
-          <w:sz w:val="18"/>
-          <w:szCs w:val="18"/>
-          <w:lang w:val="en-US"/>
-        </w:rPr>
-        <w:t>&gt; "</w:t>
-      </w:r>
-      <w:r>
-        <w:rPr>
-          <w:rFonts w:ascii="Cascadia Mono" w:hAnsi="Cascadia Mono"/>
-          <w:color w:val="000000"/>
-          <w:sz w:val="18"/>
-          <w:szCs w:val="18"/>
-          <w:lang w:val="en-US"/>
-        </w:rPr>
-        <w:t xml:space="preserve"> </w:t>
-      </w:r>
-      <w:r>
-        <w:rPr>
-          <w:rFonts w:ascii="Cascadia Mono" w:hAnsi="Cascadia Mono"/>
-          <w:color w:val="008080"/>
-          <w:sz w:val="18"/>
-          <w:szCs w:val="18"/>
-          <w:lang w:val="en-US"/>
-        </w:rPr>
-        <w:t>&lt;&lt;</w:t>
-      </w:r>
-      <w:r>
-        <w:rPr>
-          <w:rFonts w:ascii="Cascadia Mono" w:hAnsi="Cascadia Mono"/>
-          <w:color w:val="000000"/>
-          <w:sz w:val="18"/>
-          <w:szCs w:val="18"/>
-          <w:lang w:val="en-US"/>
-        </w:rPr>
-        <w:t xml:space="preserve"> ((10 &gt; 5)) </w:t>
-      </w:r>
-      <w:r>
-        <w:rPr>
-          <w:rFonts w:ascii="Cascadia Mono" w:hAnsi="Cascadia Mono"/>
-          <w:color w:val="008080"/>
-          <w:sz w:val="18"/>
-          <w:szCs w:val="18"/>
-          <w:lang w:val="en-US"/>
-        </w:rPr>
-        <w:t>&lt;&lt;</w:t>
-      </w:r>
-      <w:r>
-        <w:rPr>
-          <w:rFonts w:ascii="Cascadia Mono" w:hAnsi="Cascadia Mono"/>
-          <w:color w:val="000000"/>
-          <w:sz w:val="18"/>
-          <w:szCs w:val="18"/>
-          <w:lang w:val="en-US"/>
-        </w:rPr>
-        <w:t xml:space="preserve"> </w:t>
-      </w:r>
-      <w:proofErr w:type="spellStart"/>
-      <w:r>
-        <w:rPr>
-          <w:rFonts w:ascii="Cascadia Mono" w:hAnsi="Cascadia Mono"/>
-          <w:color w:val="000000"/>
-          <w:sz w:val="18"/>
-          <w:szCs w:val="18"/>
-          <w:lang w:val="en-US"/>
-        </w:rPr>
-        <w:t>endl</w:t>
-      </w:r>
-      <w:proofErr w:type="spellEnd"/>
-      <w:r>
-        <w:rPr>
-          <w:rFonts w:ascii="Cascadia Mono" w:hAnsi="Cascadia Mono"/>
-          <w:color w:val="000000"/>
-          <w:sz w:val="18"/>
-          <w:szCs w:val="18"/>
-          <w:lang w:val="en-US"/>
-        </w:rPr>
-        <w:t>;</w:t>
       </w:r>
     </w:p>
     <w:p>
@@ -5263,6 +2128,446 @@
           <w:szCs w:val="18"/>
           <w:lang w:val="en-US"/>
         </w:rPr>
+        <w:t>float</w:t>
+      </w:r>
+      <w:r>
+        <w:rPr>
+          <w:rFonts w:ascii="Cascadia Mono" w:hAnsi="Cascadia Mono"/>
+          <w:color w:val="000000"/>
+          <w:sz w:val="18"/>
+          <w:szCs w:val="18"/>
+          <w:lang w:val="en-US"/>
+        </w:rPr>
+        <w:t xml:space="preserve"> </w:t>
+      </w:r>
+      <w:proofErr w:type="spellStart"/>
+      <w:r>
+        <w:rPr>
+          <w:rFonts w:ascii="Cascadia Mono" w:hAnsi="Cascadia Mono"/>
+          <w:color w:val="000000"/>
+          <w:sz w:val="18"/>
+          <w:szCs w:val="18"/>
+          <w:lang w:val="en-US"/>
+        </w:rPr>
+        <w:t>result_float</w:t>
+      </w:r>
+      <w:proofErr w:type="spellEnd"/>
+      <w:r>
+        <w:rPr>
+          <w:rFonts w:ascii="Cascadia Mono" w:hAnsi="Cascadia Mono"/>
+          <w:color w:val="000000"/>
+          <w:sz w:val="18"/>
+          <w:szCs w:val="18"/>
+          <w:lang w:val="en-US"/>
+        </w:rPr>
+        <w:t xml:space="preserve"> = </w:t>
+      </w:r>
+      <w:proofErr w:type="spellStart"/>
+      <w:r>
+        <w:rPr>
+          <w:rFonts w:ascii="Cascadia Mono" w:hAnsi="Cascadia Mono"/>
+          <w:color w:val="000000"/>
+          <w:sz w:val="18"/>
+          <w:szCs w:val="18"/>
+          <w:lang w:val="en-US"/>
+        </w:rPr>
+        <w:t>numerator_f</w:t>
+      </w:r>
+      <w:proofErr w:type="spellEnd"/>
+      <w:r>
+        <w:rPr>
+          <w:rFonts w:ascii="Cascadia Mono" w:hAnsi="Cascadia Mono"/>
+          <w:color w:val="000000"/>
+          <w:sz w:val="18"/>
+          <w:szCs w:val="18"/>
+          <w:lang w:val="en-US"/>
+        </w:rPr>
+        <w:t xml:space="preserve"> / </w:t>
+      </w:r>
+      <w:proofErr w:type="spellStart"/>
+      <w:r>
+        <w:rPr>
+          <w:rFonts w:ascii="Cascadia Mono" w:hAnsi="Cascadia Mono"/>
+          <w:color w:val="000000"/>
+          <w:sz w:val="18"/>
+          <w:szCs w:val="18"/>
+          <w:lang w:val="en-US"/>
+        </w:rPr>
+        <w:t>denominator_f</w:t>
+      </w:r>
+      <w:proofErr w:type="spellEnd"/>
+      <w:r>
+        <w:rPr>
+          <w:rFonts w:ascii="Cascadia Mono" w:hAnsi="Cascadia Mono"/>
+          <w:color w:val="000000"/>
+          <w:sz w:val="18"/>
+          <w:szCs w:val="18"/>
+          <w:lang w:val="en-US"/>
+        </w:rPr>
+        <w:t>;</w:t>
+      </w:r>
+    </w:p>
+    <w:p>
+      <w:pPr>
+        <w:pStyle w:val="HTML0"/>
+        <w:rPr>
+          <w:rFonts w:ascii="Cascadia Mono" w:hAnsi="Cascadia Mono"/>
+          <w:color w:val="000000"/>
+          <w:sz w:val="18"/>
+          <w:szCs w:val="18"/>
+          <w:lang w:val="en-US"/>
+        </w:rPr>
+      </w:pPr>
+    </w:p>
+    <w:p>
+      <w:pPr>
+        <w:pStyle w:val="HTML0"/>
+        <w:rPr>
+          <w:rFonts w:ascii="Cascadia Mono" w:hAnsi="Cascadia Mono"/>
+          <w:color w:val="000000"/>
+          <w:sz w:val="18"/>
+          <w:szCs w:val="18"/>
+          <w:lang w:val="en-US"/>
+        </w:rPr>
+      </w:pPr>
+      <w:r>
+        <w:rPr>
+          <w:rFonts w:ascii="Cascadia Mono" w:hAnsi="Cascadia Mono"/>
+          <w:color w:val="000000"/>
+          <w:sz w:val="18"/>
+          <w:szCs w:val="18"/>
+          <w:lang w:val="en-US"/>
+        </w:rPr>
+        <w:t xml:space="preserve">    </w:t>
+      </w:r>
+      <w:proofErr w:type="spellStart"/>
+      <w:r>
+        <w:rPr>
+          <w:rFonts w:ascii="Cascadia Mono" w:hAnsi="Cascadia Mono"/>
+          <w:color w:val="000000"/>
+          <w:sz w:val="18"/>
+          <w:szCs w:val="18"/>
+          <w:lang w:val="en-US"/>
+        </w:rPr>
+        <w:t>cout</w:t>
+      </w:r>
+      <w:proofErr w:type="spellEnd"/>
+      <w:r>
+        <w:rPr>
+          <w:rFonts w:ascii="Cascadia Mono" w:hAnsi="Cascadia Mono"/>
+          <w:color w:val="000000"/>
+          <w:sz w:val="18"/>
+          <w:szCs w:val="18"/>
+          <w:lang w:val="en-US"/>
+        </w:rPr>
+        <w:t xml:space="preserve"> </w:t>
+      </w:r>
+      <w:r>
+        <w:rPr>
+          <w:rFonts w:ascii="Cascadia Mono" w:hAnsi="Cascadia Mono"/>
+          <w:color w:val="008080"/>
+          <w:sz w:val="18"/>
+          <w:szCs w:val="18"/>
+          <w:lang w:val="en-US"/>
+        </w:rPr>
+        <w:t>&lt;&lt;</w:t>
+      </w:r>
+      <w:r>
+        <w:rPr>
+          <w:rFonts w:ascii="Cascadia Mono" w:hAnsi="Cascadia Mono"/>
+          <w:color w:val="000000"/>
+          <w:sz w:val="18"/>
+          <w:szCs w:val="18"/>
+          <w:lang w:val="en-US"/>
+        </w:rPr>
+        <w:t xml:space="preserve"> fixed </w:t>
+      </w:r>
+      <w:r>
+        <w:rPr>
+          <w:rFonts w:ascii="Cascadia Mono" w:hAnsi="Cascadia Mono"/>
+          <w:color w:val="008080"/>
+          <w:sz w:val="18"/>
+          <w:szCs w:val="18"/>
+          <w:lang w:val="en-US"/>
+        </w:rPr>
+        <w:t>&lt;&lt;</w:t>
+      </w:r>
+      <w:r>
+        <w:rPr>
+          <w:rFonts w:ascii="Cascadia Mono" w:hAnsi="Cascadia Mono"/>
+          <w:color w:val="000000"/>
+          <w:sz w:val="18"/>
+          <w:szCs w:val="18"/>
+          <w:lang w:val="en-US"/>
+        </w:rPr>
+        <w:t xml:space="preserve"> </w:t>
+      </w:r>
+      <w:proofErr w:type="spellStart"/>
+      <w:proofErr w:type="gramStart"/>
+      <w:r>
+        <w:rPr>
+          <w:rFonts w:ascii="Cascadia Mono" w:hAnsi="Cascadia Mono"/>
+          <w:color w:val="000000"/>
+          <w:sz w:val="18"/>
+          <w:szCs w:val="18"/>
+          <w:lang w:val="en-US"/>
+        </w:rPr>
+        <w:t>setprecision</w:t>
+      </w:r>
+      <w:proofErr w:type="spellEnd"/>
+      <w:r>
+        <w:rPr>
+          <w:rFonts w:ascii="Cascadia Mono" w:hAnsi="Cascadia Mono"/>
+          <w:color w:val="000000"/>
+          <w:sz w:val="18"/>
+          <w:szCs w:val="18"/>
+          <w:lang w:val="en-US"/>
+        </w:rPr>
+        <w:t>(</w:t>
+      </w:r>
+      <w:proofErr w:type="gramEnd"/>
+      <w:r>
+        <w:rPr>
+          <w:rFonts w:ascii="Cascadia Mono" w:hAnsi="Cascadia Mono"/>
+          <w:color w:val="000000"/>
+          <w:sz w:val="18"/>
+          <w:szCs w:val="18"/>
+          <w:lang w:val="en-US"/>
+        </w:rPr>
+        <w:t>10);</w:t>
+      </w:r>
+    </w:p>
+    <w:p>
+      <w:pPr>
+        <w:pStyle w:val="HTML0"/>
+        <w:rPr>
+          <w:rFonts w:ascii="Cascadia Mono" w:hAnsi="Cascadia Mono"/>
+          <w:color w:val="000000"/>
+          <w:sz w:val="18"/>
+          <w:szCs w:val="18"/>
+          <w:lang w:val="en-US"/>
+        </w:rPr>
+      </w:pPr>
+      <w:r>
+        <w:rPr>
+          <w:rFonts w:ascii="Cascadia Mono" w:hAnsi="Cascadia Mono"/>
+          <w:color w:val="000000"/>
+          <w:sz w:val="18"/>
+          <w:szCs w:val="18"/>
+          <w:lang w:val="en-US"/>
+        </w:rPr>
+        <w:t xml:space="preserve">    </w:t>
+      </w:r>
+      <w:proofErr w:type="spellStart"/>
+      <w:r>
+        <w:rPr>
+          <w:rFonts w:ascii="Cascadia Mono" w:hAnsi="Cascadia Mono"/>
+          <w:color w:val="000000"/>
+          <w:sz w:val="18"/>
+          <w:szCs w:val="18"/>
+          <w:lang w:val="en-US"/>
+        </w:rPr>
+        <w:t>cout</w:t>
+      </w:r>
+      <w:proofErr w:type="spellEnd"/>
+      <w:r>
+        <w:rPr>
+          <w:rFonts w:ascii="Cascadia Mono" w:hAnsi="Cascadia Mono"/>
+          <w:color w:val="000000"/>
+          <w:sz w:val="18"/>
+          <w:szCs w:val="18"/>
+          <w:lang w:val="en-US"/>
+        </w:rPr>
+        <w:t xml:space="preserve"> </w:t>
+      </w:r>
+      <w:r>
+        <w:rPr>
+          <w:rFonts w:ascii="Cascadia Mono" w:hAnsi="Cascadia Mono"/>
+          <w:color w:val="008080"/>
+          <w:sz w:val="18"/>
+          <w:szCs w:val="18"/>
+          <w:lang w:val="en-US"/>
+        </w:rPr>
+        <w:t>&lt;&lt;</w:t>
+      </w:r>
+      <w:r>
+        <w:rPr>
+          <w:rFonts w:ascii="Cascadia Mono" w:hAnsi="Cascadia Mono"/>
+          <w:color w:val="000000"/>
+          <w:sz w:val="18"/>
+          <w:szCs w:val="18"/>
+          <w:lang w:val="en-US"/>
+        </w:rPr>
+        <w:t xml:space="preserve"> </w:t>
+      </w:r>
+      <w:r>
+        <w:rPr>
+          <w:rFonts w:ascii="Cascadia Mono" w:hAnsi="Cascadia Mono"/>
+          <w:color w:val="A31515"/>
+          <w:sz w:val="18"/>
+          <w:szCs w:val="18"/>
+          <w:lang w:val="en-US"/>
+        </w:rPr>
+        <w:t>"</w:t>
+      </w:r>
+      <w:proofErr w:type="spellStart"/>
+      <w:r>
+        <w:rPr>
+          <w:rFonts w:ascii="Cascadia Mono" w:hAnsi="Cascadia Mono"/>
+          <w:color w:val="A31515"/>
+          <w:sz w:val="18"/>
+          <w:szCs w:val="18"/>
+          <w:lang w:val="en-US"/>
+        </w:rPr>
+        <w:t>Rezultat</w:t>
+      </w:r>
+      <w:proofErr w:type="spellEnd"/>
+      <w:r>
+        <w:rPr>
+          <w:rFonts w:ascii="Cascadia Mono" w:hAnsi="Cascadia Mono"/>
+          <w:color w:val="A31515"/>
+          <w:sz w:val="18"/>
+          <w:szCs w:val="18"/>
+          <w:lang w:val="en-US"/>
+        </w:rPr>
+        <w:t xml:space="preserve"> float: "</w:t>
+      </w:r>
+      <w:r>
+        <w:rPr>
+          <w:rFonts w:ascii="Cascadia Mono" w:hAnsi="Cascadia Mono"/>
+          <w:color w:val="000000"/>
+          <w:sz w:val="18"/>
+          <w:szCs w:val="18"/>
+          <w:lang w:val="en-US"/>
+        </w:rPr>
+        <w:t xml:space="preserve"> </w:t>
+      </w:r>
+      <w:r>
+        <w:rPr>
+          <w:rFonts w:ascii="Cascadia Mono" w:hAnsi="Cascadia Mono"/>
+          <w:color w:val="008080"/>
+          <w:sz w:val="18"/>
+          <w:szCs w:val="18"/>
+          <w:lang w:val="en-US"/>
+        </w:rPr>
+        <w:t>&lt;&lt;</w:t>
+      </w:r>
+      <w:r>
+        <w:rPr>
+          <w:rFonts w:ascii="Cascadia Mono" w:hAnsi="Cascadia Mono"/>
+          <w:color w:val="000000"/>
+          <w:sz w:val="18"/>
+          <w:szCs w:val="18"/>
+          <w:lang w:val="en-US"/>
+        </w:rPr>
+        <w:t xml:space="preserve"> </w:t>
+      </w:r>
+      <w:proofErr w:type="spellStart"/>
+      <w:r>
+        <w:rPr>
+          <w:rFonts w:ascii="Cascadia Mono" w:hAnsi="Cascadia Mono"/>
+          <w:color w:val="000000"/>
+          <w:sz w:val="18"/>
+          <w:szCs w:val="18"/>
+          <w:lang w:val="en-US"/>
+        </w:rPr>
+        <w:t>result_float</w:t>
+      </w:r>
+      <w:proofErr w:type="spellEnd"/>
+      <w:r>
+        <w:rPr>
+          <w:rFonts w:ascii="Cascadia Mono" w:hAnsi="Cascadia Mono"/>
+          <w:color w:val="000000"/>
+          <w:sz w:val="18"/>
+          <w:szCs w:val="18"/>
+          <w:lang w:val="en-US"/>
+        </w:rPr>
+        <w:t xml:space="preserve"> </w:t>
+      </w:r>
+      <w:r>
+        <w:rPr>
+          <w:rFonts w:ascii="Cascadia Mono" w:hAnsi="Cascadia Mono"/>
+          <w:color w:val="008080"/>
+          <w:sz w:val="18"/>
+          <w:szCs w:val="18"/>
+          <w:lang w:val="en-US"/>
+        </w:rPr>
+        <w:t>&lt;&lt;</w:t>
+      </w:r>
+      <w:r>
+        <w:rPr>
+          <w:rFonts w:ascii="Cascadia Mono" w:hAnsi="Cascadia Mono"/>
+          <w:color w:val="000000"/>
+          <w:sz w:val="18"/>
+          <w:szCs w:val="18"/>
+          <w:lang w:val="en-US"/>
+        </w:rPr>
+        <w:t xml:space="preserve"> </w:t>
+      </w:r>
+      <w:proofErr w:type="spellStart"/>
+      <w:r>
+        <w:rPr>
+          <w:rFonts w:ascii="Cascadia Mono" w:hAnsi="Cascadia Mono"/>
+          <w:color w:val="000000"/>
+          <w:sz w:val="18"/>
+          <w:szCs w:val="18"/>
+          <w:lang w:val="en-US"/>
+        </w:rPr>
+        <w:t>endl</w:t>
+      </w:r>
+      <w:proofErr w:type="spellEnd"/>
+      <w:r>
+        <w:rPr>
+          <w:rFonts w:ascii="Cascadia Mono" w:hAnsi="Cascadia Mono"/>
+          <w:color w:val="000000"/>
+          <w:sz w:val="18"/>
+          <w:szCs w:val="18"/>
+          <w:lang w:val="en-US"/>
+        </w:rPr>
+        <w:t>;</w:t>
+      </w:r>
+    </w:p>
+    <w:p>
+      <w:pPr>
+        <w:pStyle w:val="HTML0"/>
+        <w:rPr>
+          <w:rFonts w:ascii="Cascadia Mono" w:hAnsi="Cascadia Mono"/>
+          <w:color w:val="000000"/>
+          <w:sz w:val="18"/>
+          <w:szCs w:val="18"/>
+          <w:lang w:val="en-US"/>
+        </w:rPr>
+      </w:pPr>
+    </w:p>
+    <w:p>
+      <w:pPr>
+        <w:pStyle w:val="HTML0"/>
+        <w:rPr>
+          <w:rFonts w:ascii="Cascadia Mono" w:hAnsi="Cascadia Mono"/>
+          <w:color w:val="000000"/>
+          <w:sz w:val="18"/>
+          <w:szCs w:val="18"/>
+          <w:lang w:val="en-US"/>
+        </w:rPr>
+      </w:pPr>
+      <w:r>
+        <w:rPr>
+          <w:rFonts w:ascii="Cascadia Mono" w:hAnsi="Cascadia Mono"/>
+          <w:color w:val="000000"/>
+          <w:sz w:val="18"/>
+          <w:szCs w:val="18"/>
+          <w:lang w:val="en-US"/>
+        </w:rPr>
+        <w:t xml:space="preserve">    </w:t>
+      </w:r>
+      <w:r>
+        <w:rPr>
+          <w:rFonts w:ascii="Cascadia Mono" w:hAnsi="Cascadia Mono"/>
+          <w:color w:val="0000FF"/>
+          <w:sz w:val="18"/>
+          <w:szCs w:val="18"/>
+          <w:lang w:val="en-US"/>
+        </w:rPr>
         <w:t>return</w:t>
       </w:r>
       <w:r>
@@ -5284,14 +2589,16 @@
           <w:color w:val="000000"/>
           <w:sz w:val="18"/>
           <w:szCs w:val="18"/>
-        </w:rPr>
-      </w:pPr>
-      <w:r>
-        <w:rPr>
-          <w:rFonts w:ascii="Cascadia Mono" w:hAnsi="Cascadia Mono"/>
-          <w:color w:val="000000"/>
-          <w:sz w:val="18"/>
-          <w:szCs w:val="18"/>
+          <w:lang w:val="en-US"/>
+        </w:rPr>
+      </w:pPr>
+      <w:r>
+        <w:rPr>
+          <w:rFonts w:ascii="Cascadia Mono" w:hAnsi="Cascadia Mono"/>
+          <w:color w:val="000000"/>
+          <w:sz w:val="18"/>
+          <w:szCs w:val="18"/>
+          <w:lang w:val="en-US"/>
         </w:rPr>
         <w:t>}</w:t>
       </w:r>
@@ -5300,7 +2607,2651 @@
       <w:pPr>
         <w:pStyle w:val="HTML0"/>
         <w:rPr>
+          <w:rFonts w:ascii="Cascadia Mono" w:hAnsi="Cascadia Mono"/>
+          <w:color w:val="000000"/>
+          <w:sz w:val="18"/>
+          <w:szCs w:val="18"/>
+          <w:lang w:val="en-US"/>
+        </w:rPr>
+      </w:pPr>
+    </w:p>
+    <w:p>
+      <w:pPr>
+        <w:pStyle w:val="HTML0"/>
+        <w:rPr>
           <w:rStyle w:val="HTML"/>
+          <w:lang w:val="en-US"/>
+        </w:rPr>
+      </w:pPr>
+    </w:p>
+    <w:p>
+      <w:pPr>
+        <w:pStyle w:val="HTML0"/>
+        <w:rPr>
+          <w:rStyle w:val="HTML"/>
+          <w:lang w:val="en-US"/>
+        </w:rPr>
+      </w:pPr>
+      <w:r>
+        <w:rPr>
+          <w:rStyle w:val="HTML"/>
+          <w:lang w:val="en-US"/>
+        </w:rPr>
+        <w:t xml:space="preserve">    </w:t>
+      </w:r>
+      <w:r>
+        <w:rPr>
+          <w:rStyle w:val="hljs-comment"/>
+          <w:lang w:val="en-US"/>
+        </w:rPr>
+        <w:t xml:space="preserve">// </w:t>
+      </w:r>
+      <w:r>
+        <w:rPr>
+          <w:rStyle w:val="hljs-comment"/>
+        </w:rPr>
+        <w:t>Вычисления</w:t>
+      </w:r>
+      <w:r>
+        <w:rPr>
+          <w:rStyle w:val="hljs-comment"/>
+          <w:lang w:val="en-US"/>
+        </w:rPr>
+        <w:t xml:space="preserve"> </w:t>
+      </w:r>
+      <w:r>
+        <w:rPr>
+          <w:rStyle w:val="hljs-comment"/>
+        </w:rPr>
+        <w:t>для</w:t>
+      </w:r>
+      <w:r>
+        <w:rPr>
+          <w:rStyle w:val="hljs-comment"/>
+          <w:lang w:val="en-US"/>
+        </w:rPr>
+        <w:t xml:space="preserve"> </w:t>
+      </w:r>
+      <w:r>
+        <w:rPr>
+          <w:rStyle w:val="hljs-comment"/>
+        </w:rPr>
+        <w:t>типа</w:t>
+      </w:r>
+      <w:r>
+        <w:rPr>
+          <w:rStyle w:val="hljs-comment"/>
+          <w:lang w:val="en-US"/>
+        </w:rPr>
+        <w:t xml:space="preserve"> double</w:t>
+      </w:r>
+    </w:p>
+    <w:p>
+      <w:pPr>
+        <w:pStyle w:val="HTML0"/>
+        <w:rPr>
+          <w:rFonts w:ascii="Cascadia Mono" w:hAnsi="Cascadia Mono"/>
+          <w:color w:val="000000"/>
+          <w:sz w:val="18"/>
+          <w:szCs w:val="18"/>
+          <w:lang w:val="en-US"/>
+        </w:rPr>
+      </w:pPr>
+      <w:r>
+        <w:rPr>
+          <w:rFonts w:ascii="Cascadia Mono" w:hAnsi="Cascadia Mono"/>
+          <w:color w:val="808080"/>
+          <w:sz w:val="18"/>
+          <w:szCs w:val="18"/>
+          <w:lang w:val="en-US"/>
+        </w:rPr>
+        <w:t>#include</w:t>
+      </w:r>
+      <w:r>
+        <w:rPr>
+          <w:rFonts w:ascii="Cascadia Mono" w:hAnsi="Cascadia Mono"/>
+          <w:color w:val="000000"/>
+          <w:sz w:val="18"/>
+          <w:szCs w:val="18"/>
+          <w:lang w:val="en-US"/>
+        </w:rPr>
+        <w:t xml:space="preserve"> </w:t>
+      </w:r>
+      <w:r>
+        <w:rPr>
+          <w:rFonts w:ascii="Cascadia Mono" w:hAnsi="Cascadia Mono"/>
+          <w:color w:val="A31515"/>
+          <w:sz w:val="18"/>
+          <w:szCs w:val="18"/>
+          <w:lang w:val="en-US"/>
+        </w:rPr>
+        <w:t>&lt;</w:t>
+      </w:r>
+      <w:proofErr w:type="spellStart"/>
+      <w:r>
+        <w:rPr>
+          <w:rFonts w:ascii="Cascadia Mono" w:hAnsi="Cascadia Mono"/>
+          <w:color w:val="A31515"/>
+          <w:sz w:val="18"/>
+          <w:szCs w:val="18"/>
+          <w:lang w:val="en-US"/>
+        </w:rPr>
+        <w:t>iostream</w:t>
+      </w:r>
+      <w:proofErr w:type="spellEnd"/>
+      <w:r>
+        <w:rPr>
+          <w:rFonts w:ascii="Cascadia Mono" w:hAnsi="Cascadia Mono"/>
+          <w:color w:val="A31515"/>
+          <w:sz w:val="18"/>
+          <w:szCs w:val="18"/>
+          <w:lang w:val="en-US"/>
+        </w:rPr>
+        <w:t>&gt;</w:t>
+      </w:r>
+    </w:p>
+    <w:p>
+      <w:pPr>
+        <w:pStyle w:val="HTML0"/>
+        <w:rPr>
+          <w:rFonts w:ascii="Cascadia Mono" w:hAnsi="Cascadia Mono"/>
+          <w:color w:val="008000"/>
+          <w:sz w:val="18"/>
+          <w:szCs w:val="18"/>
+          <w:lang w:val="en-US"/>
+        </w:rPr>
+      </w:pPr>
+      <w:r>
+        <w:rPr>
+          <w:rFonts w:ascii="Cascadia Mono" w:hAnsi="Cascadia Mono"/>
+          <w:color w:val="808080"/>
+          <w:sz w:val="18"/>
+          <w:szCs w:val="18"/>
+          <w:lang w:val="en-US"/>
+        </w:rPr>
+        <w:t>#include</w:t>
+      </w:r>
+      <w:r>
+        <w:rPr>
+          <w:rFonts w:ascii="Cascadia Mono" w:hAnsi="Cascadia Mono"/>
+          <w:color w:val="000000"/>
+          <w:sz w:val="18"/>
+          <w:szCs w:val="18"/>
+          <w:lang w:val="en-US"/>
+        </w:rPr>
+        <w:t xml:space="preserve"> </w:t>
+      </w:r>
+      <w:r>
+        <w:rPr>
+          <w:rFonts w:ascii="Cascadia Mono" w:hAnsi="Cascadia Mono"/>
+          <w:color w:val="A31515"/>
+          <w:sz w:val="18"/>
+          <w:szCs w:val="18"/>
+          <w:lang w:val="en-US"/>
+        </w:rPr>
+        <w:t>&lt;</w:t>
+      </w:r>
+      <w:proofErr w:type="spellStart"/>
+      <w:r>
+        <w:rPr>
+          <w:rFonts w:ascii="Cascadia Mono" w:hAnsi="Cascadia Mono"/>
+          <w:color w:val="A31515"/>
+          <w:sz w:val="18"/>
+          <w:szCs w:val="18"/>
+          <w:lang w:val="en-US"/>
+        </w:rPr>
+        <w:t>iomanip</w:t>
+      </w:r>
+      <w:proofErr w:type="spellEnd"/>
+      <w:r>
+        <w:rPr>
+          <w:rFonts w:ascii="Cascadia Mono" w:hAnsi="Cascadia Mono"/>
+          <w:color w:val="A31515"/>
+          <w:sz w:val="18"/>
+          <w:szCs w:val="18"/>
+          <w:lang w:val="en-US"/>
+        </w:rPr>
+        <w:t>&gt;</w:t>
+      </w:r>
+      <w:r>
+        <w:rPr>
+          <w:rFonts w:ascii="Cascadia Mono" w:hAnsi="Cascadia Mono"/>
+          <w:color w:val="000000"/>
+          <w:sz w:val="18"/>
+          <w:szCs w:val="18"/>
+          <w:lang w:val="en-US"/>
+        </w:rPr>
+        <w:t xml:space="preserve"> </w:t>
+      </w:r>
+    </w:p>
+    <w:p>
+      <w:pPr>
+        <w:pStyle w:val="HTML0"/>
+        <w:rPr>
+          <w:rFonts w:ascii="Cascadia Mono" w:hAnsi="Cascadia Mono"/>
+          <w:color w:val="000000"/>
+          <w:sz w:val="18"/>
+          <w:szCs w:val="18"/>
+          <w:lang w:val="en-US"/>
+        </w:rPr>
+      </w:pPr>
+    </w:p>
+    <w:p>
+      <w:pPr>
+        <w:pStyle w:val="HTML0"/>
+        <w:rPr>
+          <w:rFonts w:ascii="Cascadia Mono" w:hAnsi="Cascadia Mono"/>
+          <w:color w:val="000000"/>
+          <w:sz w:val="18"/>
+          <w:szCs w:val="18"/>
+          <w:lang w:val="en-US"/>
+        </w:rPr>
+      </w:pPr>
+      <w:r>
+        <w:rPr>
+          <w:rFonts w:ascii="Cascadia Mono" w:hAnsi="Cascadia Mono"/>
+          <w:color w:val="0000FF"/>
+          <w:sz w:val="18"/>
+          <w:szCs w:val="18"/>
+          <w:lang w:val="en-US"/>
+        </w:rPr>
+        <w:t>using</w:t>
+      </w:r>
+      <w:r>
+        <w:rPr>
+          <w:rFonts w:ascii="Cascadia Mono" w:hAnsi="Cascadia Mono"/>
+          <w:color w:val="000000"/>
+          <w:sz w:val="18"/>
+          <w:szCs w:val="18"/>
+          <w:lang w:val="en-US"/>
+        </w:rPr>
+        <w:t xml:space="preserve"> </w:t>
+      </w:r>
+      <w:r>
+        <w:rPr>
+          <w:rFonts w:ascii="Cascadia Mono" w:hAnsi="Cascadia Mono"/>
+          <w:color w:val="0000FF"/>
+          <w:sz w:val="18"/>
+          <w:szCs w:val="18"/>
+          <w:lang w:val="en-US"/>
+        </w:rPr>
+        <w:t>namespace</w:t>
+      </w:r>
+      <w:r>
+        <w:rPr>
+          <w:rFonts w:ascii="Cascadia Mono" w:hAnsi="Cascadia Mono"/>
+          <w:color w:val="000000"/>
+          <w:sz w:val="18"/>
+          <w:szCs w:val="18"/>
+          <w:lang w:val="en-US"/>
+        </w:rPr>
+        <w:t xml:space="preserve"> </w:t>
+      </w:r>
+      <w:proofErr w:type="spellStart"/>
+      <w:r>
+        <w:rPr>
+          <w:rFonts w:ascii="Cascadia Mono" w:hAnsi="Cascadia Mono"/>
+          <w:color w:val="000000"/>
+          <w:sz w:val="18"/>
+          <w:szCs w:val="18"/>
+          <w:lang w:val="en-US"/>
+        </w:rPr>
+        <w:t>std</w:t>
+      </w:r>
+      <w:proofErr w:type="spellEnd"/>
+      <w:r>
+        <w:rPr>
+          <w:rFonts w:ascii="Cascadia Mono" w:hAnsi="Cascadia Mono"/>
+          <w:color w:val="000000"/>
+          <w:sz w:val="18"/>
+          <w:szCs w:val="18"/>
+          <w:lang w:val="en-US"/>
+        </w:rPr>
+        <w:t>;</w:t>
+      </w:r>
+    </w:p>
+    <w:p>
+      <w:pPr>
+        <w:pStyle w:val="HTML0"/>
+        <w:rPr>
+          <w:rFonts w:ascii="Cascadia Mono" w:hAnsi="Cascadia Mono"/>
+          <w:color w:val="000000"/>
+          <w:sz w:val="18"/>
+          <w:szCs w:val="18"/>
+          <w:lang w:val="en-US"/>
+        </w:rPr>
+      </w:pPr>
+    </w:p>
+    <w:p>
+      <w:pPr>
+        <w:pStyle w:val="HTML0"/>
+        <w:rPr>
+          <w:rFonts w:ascii="Cascadia Mono" w:hAnsi="Cascadia Mono"/>
+          <w:color w:val="000000"/>
+          <w:sz w:val="18"/>
+          <w:szCs w:val="18"/>
+          <w:lang w:val="en-US"/>
+        </w:rPr>
+      </w:pPr>
+      <w:r>
+        <w:rPr>
+          <w:rFonts w:ascii="Cascadia Mono" w:hAnsi="Cascadia Mono"/>
+          <w:color w:val="0000FF"/>
+          <w:sz w:val="18"/>
+          <w:szCs w:val="18"/>
+          <w:lang w:val="en-US"/>
+        </w:rPr>
+        <w:t>int</w:t>
+      </w:r>
+      <w:r>
+        <w:rPr>
+          <w:rFonts w:ascii="Cascadia Mono" w:hAnsi="Cascadia Mono"/>
+          <w:color w:val="000000"/>
+          <w:sz w:val="18"/>
+          <w:szCs w:val="18"/>
+          <w:lang w:val="en-US"/>
+        </w:rPr>
+        <w:t xml:space="preserve"> </w:t>
+      </w:r>
+      <w:proofErr w:type="gramStart"/>
+      <w:r>
+        <w:rPr>
+          <w:rFonts w:ascii="Cascadia Mono" w:hAnsi="Cascadia Mono"/>
+          <w:color w:val="000000"/>
+          <w:sz w:val="18"/>
+          <w:szCs w:val="18"/>
+          <w:lang w:val="en-US"/>
+        </w:rPr>
+        <w:t>main(</w:t>
+      </w:r>
+      <w:proofErr w:type="gramEnd"/>
+      <w:r>
+        <w:rPr>
+          <w:rFonts w:ascii="Cascadia Mono" w:hAnsi="Cascadia Mono"/>
+          <w:color w:val="000000"/>
+          <w:sz w:val="18"/>
+          <w:szCs w:val="18"/>
+          <w:lang w:val="en-US"/>
+        </w:rPr>
+        <w:t>) {</w:t>
+      </w:r>
+    </w:p>
+    <w:p>
+      <w:pPr>
+        <w:pStyle w:val="HTML0"/>
+        <w:rPr>
+          <w:rFonts w:ascii="Cascadia Mono" w:hAnsi="Cascadia Mono"/>
+          <w:color w:val="000000"/>
+          <w:sz w:val="18"/>
+          <w:szCs w:val="18"/>
+          <w:lang w:val="en-US"/>
+        </w:rPr>
+      </w:pPr>
+      <w:r>
+        <w:rPr>
+          <w:rFonts w:ascii="Cascadia Mono" w:hAnsi="Cascadia Mono"/>
+          <w:color w:val="000000"/>
+          <w:sz w:val="18"/>
+          <w:szCs w:val="18"/>
+          <w:lang w:val="en-US"/>
+        </w:rPr>
+        <w:t xml:space="preserve">    </w:t>
+      </w:r>
+      <w:r>
+        <w:rPr>
+          <w:rFonts w:ascii="Cascadia Mono" w:hAnsi="Cascadia Mono"/>
+          <w:color w:val="0000FF"/>
+          <w:sz w:val="18"/>
+          <w:szCs w:val="18"/>
+          <w:lang w:val="en-US"/>
+        </w:rPr>
+        <w:t>double</w:t>
+      </w:r>
+      <w:r>
+        <w:rPr>
+          <w:rFonts w:ascii="Cascadia Mono" w:hAnsi="Cascadia Mono"/>
+          <w:color w:val="000000"/>
+          <w:sz w:val="18"/>
+          <w:szCs w:val="18"/>
+          <w:lang w:val="en-US"/>
+        </w:rPr>
+        <w:t xml:space="preserve"> </w:t>
+      </w:r>
+      <w:proofErr w:type="spellStart"/>
+      <w:r>
+        <w:rPr>
+          <w:rFonts w:ascii="Cascadia Mono" w:hAnsi="Cascadia Mono"/>
+          <w:color w:val="000000"/>
+          <w:sz w:val="18"/>
+          <w:szCs w:val="18"/>
+          <w:lang w:val="en-US"/>
+        </w:rPr>
+        <w:t>a_d</w:t>
+      </w:r>
+      <w:proofErr w:type="spellEnd"/>
+      <w:r>
+        <w:rPr>
+          <w:rFonts w:ascii="Cascadia Mono" w:hAnsi="Cascadia Mono"/>
+          <w:color w:val="000000"/>
+          <w:sz w:val="18"/>
+          <w:szCs w:val="18"/>
+          <w:lang w:val="en-US"/>
+        </w:rPr>
+        <w:t xml:space="preserve"> = 1000.0;</w:t>
+      </w:r>
+    </w:p>
+    <w:p>
+      <w:pPr>
+        <w:pStyle w:val="HTML0"/>
+        <w:rPr>
+          <w:rFonts w:ascii="Cascadia Mono" w:hAnsi="Cascadia Mono"/>
+          <w:color w:val="000000"/>
+          <w:sz w:val="18"/>
+          <w:szCs w:val="18"/>
+          <w:lang w:val="en-US"/>
+        </w:rPr>
+      </w:pPr>
+      <w:r>
+        <w:rPr>
+          <w:rFonts w:ascii="Cascadia Mono" w:hAnsi="Cascadia Mono"/>
+          <w:color w:val="000000"/>
+          <w:sz w:val="18"/>
+          <w:szCs w:val="18"/>
+          <w:lang w:val="en-US"/>
+        </w:rPr>
+        <w:t xml:space="preserve">    </w:t>
+      </w:r>
+      <w:r>
+        <w:rPr>
+          <w:rFonts w:ascii="Cascadia Mono" w:hAnsi="Cascadia Mono"/>
+          <w:color w:val="0000FF"/>
+          <w:sz w:val="18"/>
+          <w:szCs w:val="18"/>
+          <w:lang w:val="en-US"/>
+        </w:rPr>
+        <w:t>double</w:t>
+      </w:r>
+      <w:r>
+        <w:rPr>
+          <w:rFonts w:ascii="Cascadia Mono" w:hAnsi="Cascadia Mono"/>
+          <w:color w:val="000000"/>
+          <w:sz w:val="18"/>
+          <w:szCs w:val="18"/>
+          <w:lang w:val="en-US"/>
+        </w:rPr>
+        <w:t xml:space="preserve"> </w:t>
+      </w:r>
+      <w:proofErr w:type="spellStart"/>
+      <w:r>
+        <w:rPr>
+          <w:rFonts w:ascii="Cascadia Mono" w:hAnsi="Cascadia Mono"/>
+          <w:color w:val="000000"/>
+          <w:sz w:val="18"/>
+          <w:szCs w:val="18"/>
+          <w:lang w:val="en-US"/>
+        </w:rPr>
+        <w:t>b_d</w:t>
+      </w:r>
+      <w:proofErr w:type="spellEnd"/>
+      <w:r>
+        <w:rPr>
+          <w:rFonts w:ascii="Cascadia Mono" w:hAnsi="Cascadia Mono"/>
+          <w:color w:val="000000"/>
+          <w:sz w:val="18"/>
+          <w:szCs w:val="18"/>
+          <w:lang w:val="en-US"/>
+        </w:rPr>
+        <w:t xml:space="preserve"> = 0.0001;</w:t>
+      </w:r>
+    </w:p>
+    <w:p>
+      <w:pPr>
+        <w:pStyle w:val="HTML0"/>
+        <w:rPr>
+          <w:rFonts w:ascii="Cascadia Mono" w:hAnsi="Cascadia Mono"/>
+          <w:color w:val="000000"/>
+          <w:sz w:val="18"/>
+          <w:szCs w:val="18"/>
+          <w:lang w:val="en-US"/>
+        </w:rPr>
+      </w:pPr>
+    </w:p>
+    <w:p>
+      <w:pPr>
+        <w:pStyle w:val="HTML0"/>
+        <w:rPr>
+          <w:rFonts w:ascii="Cascadia Mono" w:hAnsi="Cascadia Mono"/>
+          <w:color w:val="000000"/>
+          <w:sz w:val="18"/>
+          <w:szCs w:val="18"/>
+          <w:lang w:val="en-US"/>
+        </w:rPr>
+      </w:pPr>
+      <w:r>
+        <w:rPr>
+          <w:rFonts w:ascii="Cascadia Mono" w:hAnsi="Cascadia Mono"/>
+          <w:color w:val="000000"/>
+          <w:sz w:val="18"/>
+          <w:szCs w:val="18"/>
+          <w:lang w:val="en-US"/>
+        </w:rPr>
+        <w:t xml:space="preserve">    </w:t>
+      </w:r>
+      <w:r>
+        <w:rPr>
+          <w:rFonts w:ascii="Cascadia Mono" w:hAnsi="Cascadia Mono"/>
+          <w:color w:val="0000FF"/>
+          <w:sz w:val="18"/>
+          <w:szCs w:val="18"/>
+          <w:lang w:val="en-US"/>
+        </w:rPr>
+        <w:t>double</w:t>
+      </w:r>
+      <w:r>
+        <w:rPr>
+          <w:rFonts w:ascii="Cascadia Mono" w:hAnsi="Cascadia Mono"/>
+          <w:color w:val="000000"/>
+          <w:sz w:val="18"/>
+          <w:szCs w:val="18"/>
+          <w:lang w:val="en-US"/>
+        </w:rPr>
+        <w:t xml:space="preserve"> part1_d = (</w:t>
+      </w:r>
+      <w:proofErr w:type="spellStart"/>
+      <w:r>
+        <w:rPr>
+          <w:rFonts w:ascii="Cascadia Mono" w:hAnsi="Cascadia Mono"/>
+          <w:color w:val="000000"/>
+          <w:sz w:val="18"/>
+          <w:szCs w:val="18"/>
+          <w:lang w:val="en-US"/>
+        </w:rPr>
+        <w:t>a_d</w:t>
+      </w:r>
+      <w:proofErr w:type="spellEnd"/>
+      <w:r>
+        <w:rPr>
+          <w:rFonts w:ascii="Cascadia Mono" w:hAnsi="Cascadia Mono"/>
+          <w:color w:val="000000"/>
+          <w:sz w:val="18"/>
+          <w:szCs w:val="18"/>
+          <w:lang w:val="en-US"/>
+        </w:rPr>
+        <w:t xml:space="preserve"> + </w:t>
+      </w:r>
+      <w:proofErr w:type="spellStart"/>
+      <w:r>
+        <w:rPr>
+          <w:rFonts w:ascii="Cascadia Mono" w:hAnsi="Cascadia Mono"/>
+          <w:color w:val="000000"/>
+          <w:sz w:val="18"/>
+          <w:szCs w:val="18"/>
+          <w:lang w:val="en-US"/>
+        </w:rPr>
+        <w:t>b_d</w:t>
+      </w:r>
+      <w:proofErr w:type="spellEnd"/>
+      <w:r>
+        <w:rPr>
+          <w:rFonts w:ascii="Cascadia Mono" w:hAnsi="Cascadia Mono"/>
+          <w:color w:val="000000"/>
+          <w:sz w:val="18"/>
+          <w:szCs w:val="18"/>
+          <w:lang w:val="en-US"/>
+        </w:rPr>
+        <w:t>) * (</w:t>
+      </w:r>
+      <w:proofErr w:type="spellStart"/>
+      <w:r>
+        <w:rPr>
+          <w:rFonts w:ascii="Cascadia Mono" w:hAnsi="Cascadia Mono"/>
+          <w:color w:val="000000"/>
+          <w:sz w:val="18"/>
+          <w:szCs w:val="18"/>
+          <w:lang w:val="en-US"/>
+        </w:rPr>
+        <w:t>a_d</w:t>
+      </w:r>
+      <w:proofErr w:type="spellEnd"/>
+      <w:r>
+        <w:rPr>
+          <w:rFonts w:ascii="Cascadia Mono" w:hAnsi="Cascadia Mono"/>
+          <w:color w:val="000000"/>
+          <w:sz w:val="18"/>
+          <w:szCs w:val="18"/>
+          <w:lang w:val="en-US"/>
+        </w:rPr>
+        <w:t xml:space="preserve"> + </w:t>
+      </w:r>
+      <w:proofErr w:type="spellStart"/>
+      <w:r>
+        <w:rPr>
+          <w:rFonts w:ascii="Cascadia Mono" w:hAnsi="Cascadia Mono"/>
+          <w:color w:val="000000"/>
+          <w:sz w:val="18"/>
+          <w:szCs w:val="18"/>
+          <w:lang w:val="en-US"/>
+        </w:rPr>
+        <w:t>b_d</w:t>
+      </w:r>
+      <w:proofErr w:type="spellEnd"/>
+      <w:r>
+        <w:rPr>
+          <w:rFonts w:ascii="Cascadia Mono" w:hAnsi="Cascadia Mono"/>
+          <w:color w:val="000000"/>
+          <w:sz w:val="18"/>
+          <w:szCs w:val="18"/>
+          <w:lang w:val="en-US"/>
+        </w:rPr>
+        <w:t>) * (</w:t>
+      </w:r>
+      <w:proofErr w:type="spellStart"/>
+      <w:r>
+        <w:rPr>
+          <w:rFonts w:ascii="Cascadia Mono" w:hAnsi="Cascadia Mono"/>
+          <w:color w:val="000000"/>
+          <w:sz w:val="18"/>
+          <w:szCs w:val="18"/>
+          <w:lang w:val="en-US"/>
+        </w:rPr>
+        <w:t>a_d</w:t>
+      </w:r>
+      <w:proofErr w:type="spellEnd"/>
+      <w:r>
+        <w:rPr>
+          <w:rFonts w:ascii="Cascadia Mono" w:hAnsi="Cascadia Mono"/>
+          <w:color w:val="000000"/>
+          <w:sz w:val="18"/>
+          <w:szCs w:val="18"/>
+          <w:lang w:val="en-US"/>
+        </w:rPr>
+        <w:t xml:space="preserve"> + </w:t>
+      </w:r>
+      <w:proofErr w:type="spellStart"/>
+      <w:r>
+        <w:rPr>
+          <w:rFonts w:ascii="Cascadia Mono" w:hAnsi="Cascadia Mono"/>
+          <w:color w:val="000000"/>
+          <w:sz w:val="18"/>
+          <w:szCs w:val="18"/>
+          <w:lang w:val="en-US"/>
+        </w:rPr>
+        <w:t>b_d</w:t>
+      </w:r>
+      <w:proofErr w:type="spellEnd"/>
+      <w:r>
+        <w:rPr>
+          <w:rFonts w:ascii="Cascadia Mono" w:hAnsi="Cascadia Mono"/>
+          <w:color w:val="000000"/>
+          <w:sz w:val="18"/>
+          <w:szCs w:val="18"/>
+          <w:lang w:val="en-US"/>
+        </w:rPr>
+        <w:t>);</w:t>
+      </w:r>
+    </w:p>
+    <w:p>
+      <w:pPr>
+        <w:pStyle w:val="HTML0"/>
+        <w:rPr>
+          <w:rFonts w:ascii="Cascadia Mono" w:hAnsi="Cascadia Mono"/>
+          <w:color w:val="000000"/>
+          <w:sz w:val="18"/>
+          <w:szCs w:val="18"/>
+          <w:lang w:val="en-US"/>
+        </w:rPr>
+      </w:pPr>
+      <w:r>
+        <w:rPr>
+          <w:rFonts w:ascii="Cascadia Mono" w:hAnsi="Cascadia Mono"/>
+          <w:color w:val="000000"/>
+          <w:sz w:val="18"/>
+          <w:szCs w:val="18"/>
+          <w:lang w:val="en-US"/>
+        </w:rPr>
+        <w:t xml:space="preserve">    </w:t>
+      </w:r>
+      <w:r>
+        <w:rPr>
+          <w:rFonts w:ascii="Cascadia Mono" w:hAnsi="Cascadia Mono"/>
+          <w:color w:val="0000FF"/>
+          <w:sz w:val="18"/>
+          <w:szCs w:val="18"/>
+          <w:lang w:val="en-US"/>
+        </w:rPr>
+        <w:t>double</w:t>
+      </w:r>
+      <w:r>
+        <w:rPr>
+          <w:rFonts w:ascii="Cascadia Mono" w:hAnsi="Cascadia Mono"/>
+          <w:color w:val="000000"/>
+          <w:sz w:val="18"/>
+          <w:szCs w:val="18"/>
+          <w:lang w:val="en-US"/>
+        </w:rPr>
+        <w:t xml:space="preserve"> part2_d = (</w:t>
+      </w:r>
+      <w:proofErr w:type="spellStart"/>
+      <w:r>
+        <w:rPr>
+          <w:rFonts w:ascii="Cascadia Mono" w:hAnsi="Cascadia Mono"/>
+          <w:color w:val="000000"/>
+          <w:sz w:val="18"/>
+          <w:szCs w:val="18"/>
+          <w:lang w:val="en-US"/>
+        </w:rPr>
+        <w:t>a_d</w:t>
+      </w:r>
+      <w:proofErr w:type="spellEnd"/>
+      <w:r>
+        <w:rPr>
+          <w:rFonts w:ascii="Cascadia Mono" w:hAnsi="Cascadia Mono"/>
+          <w:color w:val="000000"/>
+          <w:sz w:val="18"/>
+          <w:szCs w:val="18"/>
+          <w:lang w:val="en-US"/>
+        </w:rPr>
+        <w:t xml:space="preserve"> * </w:t>
+      </w:r>
+      <w:proofErr w:type="spellStart"/>
+      <w:r>
+        <w:rPr>
+          <w:rFonts w:ascii="Cascadia Mono" w:hAnsi="Cascadia Mono"/>
+          <w:color w:val="000000"/>
+          <w:sz w:val="18"/>
+          <w:szCs w:val="18"/>
+          <w:lang w:val="en-US"/>
+        </w:rPr>
+        <w:t>a_d</w:t>
+      </w:r>
+      <w:proofErr w:type="spellEnd"/>
+      <w:r>
+        <w:rPr>
+          <w:rFonts w:ascii="Cascadia Mono" w:hAnsi="Cascadia Mono"/>
+          <w:color w:val="000000"/>
+          <w:sz w:val="18"/>
+          <w:szCs w:val="18"/>
+          <w:lang w:val="en-US"/>
+        </w:rPr>
+        <w:t xml:space="preserve"> * </w:t>
+      </w:r>
+      <w:proofErr w:type="spellStart"/>
+      <w:r>
+        <w:rPr>
+          <w:rFonts w:ascii="Cascadia Mono" w:hAnsi="Cascadia Mono"/>
+          <w:color w:val="000000"/>
+          <w:sz w:val="18"/>
+          <w:szCs w:val="18"/>
+          <w:lang w:val="en-US"/>
+        </w:rPr>
+        <w:t>a_d</w:t>
+      </w:r>
+      <w:proofErr w:type="spellEnd"/>
+      <w:r>
+        <w:rPr>
+          <w:rFonts w:ascii="Cascadia Mono" w:hAnsi="Cascadia Mono"/>
+          <w:color w:val="000000"/>
+          <w:sz w:val="18"/>
+          <w:szCs w:val="18"/>
+          <w:lang w:val="en-US"/>
+        </w:rPr>
+        <w:t xml:space="preserve">) + (3.0 * </w:t>
+      </w:r>
+      <w:proofErr w:type="spellStart"/>
+      <w:r>
+        <w:rPr>
+          <w:rFonts w:ascii="Cascadia Mono" w:hAnsi="Cascadia Mono"/>
+          <w:color w:val="000000"/>
+          <w:sz w:val="18"/>
+          <w:szCs w:val="18"/>
+          <w:lang w:val="en-US"/>
+        </w:rPr>
+        <w:t>a_d</w:t>
+      </w:r>
+      <w:proofErr w:type="spellEnd"/>
+      <w:r>
+        <w:rPr>
+          <w:rFonts w:ascii="Cascadia Mono" w:hAnsi="Cascadia Mono"/>
+          <w:color w:val="000000"/>
+          <w:sz w:val="18"/>
+          <w:szCs w:val="18"/>
+          <w:lang w:val="en-US"/>
+        </w:rPr>
+        <w:t xml:space="preserve"> * </w:t>
+      </w:r>
+      <w:proofErr w:type="spellStart"/>
+      <w:r>
+        <w:rPr>
+          <w:rFonts w:ascii="Cascadia Mono" w:hAnsi="Cascadia Mono"/>
+          <w:color w:val="000000"/>
+          <w:sz w:val="18"/>
+          <w:szCs w:val="18"/>
+          <w:lang w:val="en-US"/>
+        </w:rPr>
+        <w:t>a_d</w:t>
+      </w:r>
+      <w:proofErr w:type="spellEnd"/>
+      <w:r>
+        <w:rPr>
+          <w:rFonts w:ascii="Cascadia Mono" w:hAnsi="Cascadia Mono"/>
+          <w:color w:val="000000"/>
+          <w:sz w:val="18"/>
+          <w:szCs w:val="18"/>
+          <w:lang w:val="en-US"/>
+        </w:rPr>
+        <w:t xml:space="preserve"> * </w:t>
+      </w:r>
+      <w:proofErr w:type="spellStart"/>
+      <w:r>
+        <w:rPr>
+          <w:rFonts w:ascii="Cascadia Mono" w:hAnsi="Cascadia Mono"/>
+          <w:color w:val="000000"/>
+          <w:sz w:val="18"/>
+          <w:szCs w:val="18"/>
+          <w:lang w:val="en-US"/>
+        </w:rPr>
+        <w:t>b_d</w:t>
+      </w:r>
+      <w:proofErr w:type="spellEnd"/>
+      <w:r>
+        <w:rPr>
+          <w:rFonts w:ascii="Cascadia Mono" w:hAnsi="Cascadia Mono"/>
+          <w:color w:val="000000"/>
+          <w:sz w:val="18"/>
+          <w:szCs w:val="18"/>
+          <w:lang w:val="en-US"/>
+        </w:rPr>
+        <w:t>);</w:t>
+      </w:r>
+    </w:p>
+    <w:p>
+      <w:pPr>
+        <w:pStyle w:val="HTML0"/>
+        <w:rPr>
+          <w:rFonts w:ascii="Cascadia Mono" w:hAnsi="Cascadia Mono"/>
+          <w:color w:val="000000"/>
+          <w:sz w:val="18"/>
+          <w:szCs w:val="18"/>
+          <w:lang w:val="en-US"/>
+        </w:rPr>
+      </w:pPr>
+      <w:r>
+        <w:rPr>
+          <w:rFonts w:ascii="Cascadia Mono" w:hAnsi="Cascadia Mono"/>
+          <w:color w:val="000000"/>
+          <w:sz w:val="18"/>
+          <w:szCs w:val="18"/>
+          <w:lang w:val="en-US"/>
+        </w:rPr>
+        <w:t xml:space="preserve">    </w:t>
+      </w:r>
+      <w:r>
+        <w:rPr>
+          <w:rFonts w:ascii="Cascadia Mono" w:hAnsi="Cascadia Mono"/>
+          <w:color w:val="0000FF"/>
+          <w:sz w:val="18"/>
+          <w:szCs w:val="18"/>
+          <w:lang w:val="en-US"/>
+        </w:rPr>
+        <w:t>double</w:t>
+      </w:r>
+      <w:r>
+        <w:rPr>
+          <w:rFonts w:ascii="Cascadia Mono" w:hAnsi="Cascadia Mono"/>
+          <w:color w:val="000000"/>
+          <w:sz w:val="18"/>
+          <w:szCs w:val="18"/>
+          <w:lang w:val="en-US"/>
+        </w:rPr>
+        <w:t xml:space="preserve"> </w:t>
+      </w:r>
+      <w:proofErr w:type="spellStart"/>
+      <w:r>
+        <w:rPr>
+          <w:rFonts w:ascii="Cascadia Mono" w:hAnsi="Cascadia Mono"/>
+          <w:color w:val="000000"/>
+          <w:sz w:val="18"/>
+          <w:szCs w:val="18"/>
+          <w:lang w:val="en-US"/>
+        </w:rPr>
+        <w:t>numerator_d</w:t>
+      </w:r>
+      <w:proofErr w:type="spellEnd"/>
+      <w:r>
+        <w:rPr>
+          <w:rFonts w:ascii="Cascadia Mono" w:hAnsi="Cascadia Mono"/>
+          <w:color w:val="000000"/>
+          <w:sz w:val="18"/>
+          <w:szCs w:val="18"/>
+          <w:lang w:val="en-US"/>
+        </w:rPr>
+        <w:t xml:space="preserve"> = part1_d - part2_d;</w:t>
+      </w:r>
+    </w:p>
+    <w:p>
+      <w:pPr>
+        <w:pStyle w:val="HTML0"/>
+        <w:rPr>
+          <w:rFonts w:ascii="Cascadia Mono" w:hAnsi="Cascadia Mono"/>
+          <w:color w:val="000000"/>
+          <w:sz w:val="18"/>
+          <w:szCs w:val="18"/>
+          <w:lang w:val="en-US"/>
+        </w:rPr>
+      </w:pPr>
+    </w:p>
+    <w:p>
+      <w:pPr>
+        <w:pStyle w:val="HTML0"/>
+        <w:rPr>
+          <w:rFonts w:ascii="Cascadia Mono" w:hAnsi="Cascadia Mono"/>
+          <w:color w:val="000000"/>
+          <w:sz w:val="18"/>
+          <w:szCs w:val="18"/>
+          <w:lang w:val="en-US"/>
+        </w:rPr>
+      </w:pPr>
+      <w:r>
+        <w:rPr>
+          <w:rFonts w:ascii="Cascadia Mono" w:hAnsi="Cascadia Mono"/>
+          <w:color w:val="000000"/>
+          <w:sz w:val="18"/>
+          <w:szCs w:val="18"/>
+          <w:lang w:val="en-US"/>
+        </w:rPr>
+        <w:t xml:space="preserve">    </w:t>
+      </w:r>
+      <w:r>
+        <w:rPr>
+          <w:rFonts w:ascii="Cascadia Mono" w:hAnsi="Cascadia Mono"/>
+          <w:color w:val="0000FF"/>
+          <w:sz w:val="18"/>
+          <w:szCs w:val="18"/>
+          <w:lang w:val="en-US"/>
+        </w:rPr>
+        <w:t>double</w:t>
+      </w:r>
+      <w:r>
+        <w:rPr>
+          <w:rFonts w:ascii="Cascadia Mono" w:hAnsi="Cascadia Mono"/>
+          <w:color w:val="000000"/>
+          <w:sz w:val="18"/>
+          <w:szCs w:val="18"/>
+          <w:lang w:val="en-US"/>
+        </w:rPr>
+        <w:t xml:space="preserve"> denom1_d = 3.0 * </w:t>
+      </w:r>
+      <w:proofErr w:type="spellStart"/>
+      <w:r>
+        <w:rPr>
+          <w:rFonts w:ascii="Cascadia Mono" w:hAnsi="Cascadia Mono"/>
+          <w:color w:val="000000"/>
+          <w:sz w:val="18"/>
+          <w:szCs w:val="18"/>
+          <w:lang w:val="en-US"/>
+        </w:rPr>
+        <w:t>a_d</w:t>
+      </w:r>
+      <w:proofErr w:type="spellEnd"/>
+      <w:r>
+        <w:rPr>
+          <w:rFonts w:ascii="Cascadia Mono" w:hAnsi="Cascadia Mono"/>
+          <w:color w:val="000000"/>
+          <w:sz w:val="18"/>
+          <w:szCs w:val="18"/>
+          <w:lang w:val="en-US"/>
+        </w:rPr>
+        <w:t xml:space="preserve"> * </w:t>
+      </w:r>
+      <w:proofErr w:type="spellStart"/>
+      <w:r>
+        <w:rPr>
+          <w:rFonts w:ascii="Cascadia Mono" w:hAnsi="Cascadia Mono"/>
+          <w:color w:val="000000"/>
+          <w:sz w:val="18"/>
+          <w:szCs w:val="18"/>
+          <w:lang w:val="en-US"/>
+        </w:rPr>
+        <w:t>b_d</w:t>
+      </w:r>
+      <w:proofErr w:type="spellEnd"/>
+      <w:r>
+        <w:rPr>
+          <w:rFonts w:ascii="Cascadia Mono" w:hAnsi="Cascadia Mono"/>
+          <w:color w:val="000000"/>
+          <w:sz w:val="18"/>
+          <w:szCs w:val="18"/>
+          <w:lang w:val="en-US"/>
+        </w:rPr>
+        <w:t xml:space="preserve"> * </w:t>
+      </w:r>
+      <w:proofErr w:type="spellStart"/>
+      <w:r>
+        <w:rPr>
+          <w:rFonts w:ascii="Cascadia Mono" w:hAnsi="Cascadia Mono"/>
+          <w:color w:val="000000"/>
+          <w:sz w:val="18"/>
+          <w:szCs w:val="18"/>
+          <w:lang w:val="en-US"/>
+        </w:rPr>
+        <w:t>b_d</w:t>
+      </w:r>
+      <w:proofErr w:type="spellEnd"/>
+      <w:r>
+        <w:rPr>
+          <w:rFonts w:ascii="Cascadia Mono" w:hAnsi="Cascadia Mono"/>
+          <w:color w:val="000000"/>
+          <w:sz w:val="18"/>
+          <w:szCs w:val="18"/>
+          <w:lang w:val="en-US"/>
+        </w:rPr>
+        <w:t>;</w:t>
+      </w:r>
+    </w:p>
+    <w:p>
+      <w:pPr>
+        <w:pStyle w:val="HTML0"/>
+        <w:rPr>
+          <w:rFonts w:ascii="Cascadia Mono" w:hAnsi="Cascadia Mono"/>
+          <w:color w:val="000000"/>
+          <w:sz w:val="18"/>
+          <w:szCs w:val="18"/>
+          <w:lang w:val="en-US"/>
+        </w:rPr>
+      </w:pPr>
+      <w:r>
+        <w:rPr>
+          <w:rFonts w:ascii="Cascadia Mono" w:hAnsi="Cascadia Mono"/>
+          <w:color w:val="000000"/>
+          <w:sz w:val="18"/>
+          <w:szCs w:val="18"/>
+          <w:lang w:val="en-US"/>
+        </w:rPr>
+        <w:t xml:space="preserve">    </w:t>
+      </w:r>
+      <w:r>
+        <w:rPr>
+          <w:rFonts w:ascii="Cascadia Mono" w:hAnsi="Cascadia Mono"/>
+          <w:color w:val="0000FF"/>
+          <w:sz w:val="18"/>
+          <w:szCs w:val="18"/>
+          <w:lang w:val="en-US"/>
+        </w:rPr>
+        <w:t>double</w:t>
+      </w:r>
+      <w:r>
+        <w:rPr>
+          <w:rFonts w:ascii="Cascadia Mono" w:hAnsi="Cascadia Mono"/>
+          <w:color w:val="000000"/>
+          <w:sz w:val="18"/>
+          <w:szCs w:val="18"/>
+          <w:lang w:val="en-US"/>
+        </w:rPr>
+        <w:t xml:space="preserve"> denom2_d = </w:t>
+      </w:r>
+      <w:proofErr w:type="spellStart"/>
+      <w:r>
+        <w:rPr>
+          <w:rFonts w:ascii="Cascadia Mono" w:hAnsi="Cascadia Mono"/>
+          <w:color w:val="000000"/>
+          <w:sz w:val="18"/>
+          <w:szCs w:val="18"/>
+          <w:lang w:val="en-US"/>
+        </w:rPr>
+        <w:t>b_d</w:t>
+      </w:r>
+      <w:proofErr w:type="spellEnd"/>
+      <w:r>
+        <w:rPr>
+          <w:rFonts w:ascii="Cascadia Mono" w:hAnsi="Cascadia Mono"/>
+          <w:color w:val="000000"/>
+          <w:sz w:val="18"/>
+          <w:szCs w:val="18"/>
+          <w:lang w:val="en-US"/>
+        </w:rPr>
+        <w:t xml:space="preserve"> * </w:t>
+      </w:r>
+      <w:proofErr w:type="spellStart"/>
+      <w:r>
+        <w:rPr>
+          <w:rFonts w:ascii="Cascadia Mono" w:hAnsi="Cascadia Mono"/>
+          <w:color w:val="000000"/>
+          <w:sz w:val="18"/>
+          <w:szCs w:val="18"/>
+          <w:lang w:val="en-US"/>
+        </w:rPr>
+        <w:t>b_d</w:t>
+      </w:r>
+      <w:proofErr w:type="spellEnd"/>
+      <w:r>
+        <w:rPr>
+          <w:rFonts w:ascii="Cascadia Mono" w:hAnsi="Cascadia Mono"/>
+          <w:color w:val="000000"/>
+          <w:sz w:val="18"/>
+          <w:szCs w:val="18"/>
+          <w:lang w:val="en-US"/>
+        </w:rPr>
+        <w:t xml:space="preserve"> * </w:t>
+      </w:r>
+      <w:proofErr w:type="spellStart"/>
+      <w:r>
+        <w:rPr>
+          <w:rFonts w:ascii="Cascadia Mono" w:hAnsi="Cascadia Mono"/>
+          <w:color w:val="000000"/>
+          <w:sz w:val="18"/>
+          <w:szCs w:val="18"/>
+          <w:lang w:val="en-US"/>
+        </w:rPr>
+        <w:t>b_d</w:t>
+      </w:r>
+      <w:proofErr w:type="spellEnd"/>
+      <w:r>
+        <w:rPr>
+          <w:rFonts w:ascii="Cascadia Mono" w:hAnsi="Cascadia Mono"/>
+          <w:color w:val="000000"/>
+          <w:sz w:val="18"/>
+          <w:szCs w:val="18"/>
+          <w:lang w:val="en-US"/>
+        </w:rPr>
+        <w:t>;</w:t>
+      </w:r>
+    </w:p>
+    <w:p>
+      <w:pPr>
+        <w:pStyle w:val="HTML0"/>
+        <w:rPr>
+          <w:rFonts w:ascii="Cascadia Mono" w:hAnsi="Cascadia Mono"/>
+          <w:color w:val="000000"/>
+          <w:sz w:val="18"/>
+          <w:szCs w:val="18"/>
+          <w:lang w:val="en-US"/>
+        </w:rPr>
+      </w:pPr>
+      <w:r>
+        <w:rPr>
+          <w:rFonts w:ascii="Cascadia Mono" w:hAnsi="Cascadia Mono"/>
+          <w:color w:val="000000"/>
+          <w:sz w:val="18"/>
+          <w:szCs w:val="18"/>
+          <w:lang w:val="en-US"/>
+        </w:rPr>
+        <w:t xml:space="preserve">    </w:t>
+      </w:r>
+      <w:r>
+        <w:rPr>
+          <w:rFonts w:ascii="Cascadia Mono" w:hAnsi="Cascadia Mono"/>
+          <w:color w:val="0000FF"/>
+          <w:sz w:val="18"/>
+          <w:szCs w:val="18"/>
+          <w:lang w:val="en-US"/>
+        </w:rPr>
+        <w:t>double</w:t>
+      </w:r>
+      <w:r>
+        <w:rPr>
+          <w:rFonts w:ascii="Cascadia Mono" w:hAnsi="Cascadia Mono"/>
+          <w:color w:val="000000"/>
+          <w:sz w:val="18"/>
+          <w:szCs w:val="18"/>
+          <w:lang w:val="en-US"/>
+        </w:rPr>
+        <w:t xml:space="preserve"> </w:t>
+      </w:r>
+      <w:proofErr w:type="spellStart"/>
+      <w:r>
+        <w:rPr>
+          <w:rFonts w:ascii="Cascadia Mono" w:hAnsi="Cascadia Mono"/>
+          <w:color w:val="000000"/>
+          <w:sz w:val="18"/>
+          <w:szCs w:val="18"/>
+          <w:lang w:val="en-US"/>
+        </w:rPr>
+        <w:t>denominator_d</w:t>
+      </w:r>
+      <w:proofErr w:type="spellEnd"/>
+      <w:r>
+        <w:rPr>
+          <w:rFonts w:ascii="Cascadia Mono" w:hAnsi="Cascadia Mono"/>
+          <w:color w:val="000000"/>
+          <w:sz w:val="18"/>
+          <w:szCs w:val="18"/>
+          <w:lang w:val="en-US"/>
+        </w:rPr>
+        <w:t xml:space="preserve"> = denom1_d + denom2_d;</w:t>
+      </w:r>
+    </w:p>
+    <w:p>
+      <w:pPr>
+        <w:pStyle w:val="HTML0"/>
+        <w:rPr>
+          <w:rFonts w:ascii="Cascadia Mono" w:hAnsi="Cascadia Mono"/>
+          <w:color w:val="000000"/>
+          <w:sz w:val="18"/>
+          <w:szCs w:val="18"/>
+          <w:lang w:val="en-US"/>
+        </w:rPr>
+      </w:pPr>
+    </w:p>
+    <w:p>
+      <w:pPr>
+        <w:pStyle w:val="HTML0"/>
+        <w:rPr>
+          <w:rFonts w:ascii="Cascadia Mono" w:hAnsi="Cascadia Mono"/>
+          <w:color w:val="000000"/>
+          <w:sz w:val="18"/>
+          <w:szCs w:val="18"/>
+          <w:lang w:val="en-US"/>
+        </w:rPr>
+      </w:pPr>
+      <w:r>
+        <w:rPr>
+          <w:rFonts w:ascii="Cascadia Mono" w:hAnsi="Cascadia Mono"/>
+          <w:color w:val="000000"/>
+          <w:sz w:val="18"/>
+          <w:szCs w:val="18"/>
+          <w:lang w:val="en-US"/>
+        </w:rPr>
+        <w:t xml:space="preserve">    </w:t>
+      </w:r>
+      <w:r>
+        <w:rPr>
+          <w:rFonts w:ascii="Cascadia Mono" w:hAnsi="Cascadia Mono"/>
+          <w:color w:val="0000FF"/>
+          <w:sz w:val="18"/>
+          <w:szCs w:val="18"/>
+          <w:lang w:val="en-US"/>
+        </w:rPr>
+        <w:t>double</w:t>
+      </w:r>
+      <w:r>
+        <w:rPr>
+          <w:rFonts w:ascii="Cascadia Mono" w:hAnsi="Cascadia Mono"/>
+          <w:color w:val="000000"/>
+          <w:sz w:val="18"/>
+          <w:szCs w:val="18"/>
+          <w:lang w:val="en-US"/>
+        </w:rPr>
+        <w:t xml:space="preserve"> </w:t>
+      </w:r>
+      <w:proofErr w:type="spellStart"/>
+      <w:r>
+        <w:rPr>
+          <w:rFonts w:ascii="Cascadia Mono" w:hAnsi="Cascadia Mono"/>
+          <w:color w:val="000000"/>
+          <w:sz w:val="18"/>
+          <w:szCs w:val="18"/>
+          <w:lang w:val="en-US"/>
+        </w:rPr>
+        <w:t>result_double</w:t>
+      </w:r>
+      <w:proofErr w:type="spellEnd"/>
+      <w:r>
+        <w:rPr>
+          <w:rFonts w:ascii="Cascadia Mono" w:hAnsi="Cascadia Mono"/>
+          <w:color w:val="000000"/>
+          <w:sz w:val="18"/>
+          <w:szCs w:val="18"/>
+          <w:lang w:val="en-US"/>
+        </w:rPr>
+        <w:t xml:space="preserve"> = </w:t>
+      </w:r>
+      <w:proofErr w:type="spellStart"/>
+      <w:r>
+        <w:rPr>
+          <w:rFonts w:ascii="Cascadia Mono" w:hAnsi="Cascadia Mono"/>
+          <w:color w:val="000000"/>
+          <w:sz w:val="18"/>
+          <w:szCs w:val="18"/>
+          <w:lang w:val="en-US"/>
+        </w:rPr>
+        <w:t>numerator_d</w:t>
+      </w:r>
+      <w:proofErr w:type="spellEnd"/>
+      <w:r>
+        <w:rPr>
+          <w:rFonts w:ascii="Cascadia Mono" w:hAnsi="Cascadia Mono"/>
+          <w:color w:val="000000"/>
+          <w:sz w:val="18"/>
+          <w:szCs w:val="18"/>
+          <w:lang w:val="en-US"/>
+        </w:rPr>
+        <w:t xml:space="preserve"> / </w:t>
+      </w:r>
+      <w:proofErr w:type="spellStart"/>
+      <w:r>
+        <w:rPr>
+          <w:rFonts w:ascii="Cascadia Mono" w:hAnsi="Cascadia Mono"/>
+          <w:color w:val="000000"/>
+          <w:sz w:val="18"/>
+          <w:szCs w:val="18"/>
+          <w:lang w:val="en-US"/>
+        </w:rPr>
+        <w:t>denominator_d</w:t>
+      </w:r>
+      <w:proofErr w:type="spellEnd"/>
+      <w:r>
+        <w:rPr>
+          <w:rFonts w:ascii="Cascadia Mono" w:hAnsi="Cascadia Mono"/>
+          <w:color w:val="000000"/>
+          <w:sz w:val="18"/>
+          <w:szCs w:val="18"/>
+          <w:lang w:val="en-US"/>
+        </w:rPr>
+        <w:t>;</w:t>
+      </w:r>
+    </w:p>
+    <w:p>
+      <w:pPr>
+        <w:pStyle w:val="HTML0"/>
+        <w:rPr>
+          <w:rFonts w:ascii="Cascadia Mono" w:hAnsi="Cascadia Mono"/>
+          <w:color w:val="000000"/>
+          <w:sz w:val="18"/>
+          <w:szCs w:val="18"/>
+          <w:lang w:val="en-US"/>
+        </w:rPr>
+      </w:pPr>
+    </w:p>
+    <w:p>
+      <w:pPr>
+        <w:pStyle w:val="HTML0"/>
+        <w:rPr>
+          <w:rFonts w:ascii="Cascadia Mono" w:hAnsi="Cascadia Mono"/>
+          <w:color w:val="000000"/>
+          <w:sz w:val="18"/>
+          <w:szCs w:val="18"/>
+          <w:lang w:val="en-US"/>
+        </w:rPr>
+      </w:pPr>
+      <w:r>
+        <w:rPr>
+          <w:rFonts w:ascii="Cascadia Mono" w:hAnsi="Cascadia Mono"/>
+          <w:color w:val="000000"/>
+          <w:sz w:val="18"/>
+          <w:szCs w:val="18"/>
+          <w:lang w:val="en-US"/>
+        </w:rPr>
+        <w:t xml:space="preserve">    </w:t>
+      </w:r>
+      <w:proofErr w:type="spellStart"/>
+      <w:r>
+        <w:rPr>
+          <w:rFonts w:ascii="Cascadia Mono" w:hAnsi="Cascadia Mono"/>
+          <w:color w:val="000000"/>
+          <w:sz w:val="18"/>
+          <w:szCs w:val="18"/>
+          <w:lang w:val="en-US"/>
+        </w:rPr>
+        <w:t>cout</w:t>
+      </w:r>
+      <w:proofErr w:type="spellEnd"/>
+      <w:r>
+        <w:rPr>
+          <w:rFonts w:ascii="Cascadia Mono" w:hAnsi="Cascadia Mono"/>
+          <w:color w:val="000000"/>
+          <w:sz w:val="18"/>
+          <w:szCs w:val="18"/>
+          <w:lang w:val="en-US"/>
+        </w:rPr>
+        <w:t xml:space="preserve"> </w:t>
+      </w:r>
+      <w:r>
+        <w:rPr>
+          <w:rFonts w:ascii="Cascadia Mono" w:hAnsi="Cascadia Mono"/>
+          <w:color w:val="008080"/>
+          <w:sz w:val="18"/>
+          <w:szCs w:val="18"/>
+          <w:lang w:val="en-US"/>
+        </w:rPr>
+        <w:t>&lt;&lt;</w:t>
+      </w:r>
+      <w:r>
+        <w:rPr>
+          <w:rFonts w:ascii="Cascadia Mono" w:hAnsi="Cascadia Mono"/>
+          <w:color w:val="000000"/>
+          <w:sz w:val="18"/>
+          <w:szCs w:val="18"/>
+          <w:lang w:val="en-US"/>
+        </w:rPr>
+        <w:t xml:space="preserve"> fixed </w:t>
+      </w:r>
+      <w:r>
+        <w:rPr>
+          <w:rFonts w:ascii="Cascadia Mono" w:hAnsi="Cascadia Mono"/>
+          <w:color w:val="008080"/>
+          <w:sz w:val="18"/>
+          <w:szCs w:val="18"/>
+          <w:lang w:val="en-US"/>
+        </w:rPr>
+        <w:t>&lt;&lt;</w:t>
+      </w:r>
+      <w:r>
+        <w:rPr>
+          <w:rFonts w:ascii="Cascadia Mono" w:hAnsi="Cascadia Mono"/>
+          <w:color w:val="000000"/>
+          <w:sz w:val="18"/>
+          <w:szCs w:val="18"/>
+          <w:lang w:val="en-US"/>
+        </w:rPr>
+        <w:t xml:space="preserve"> </w:t>
+      </w:r>
+      <w:proofErr w:type="spellStart"/>
+      <w:proofErr w:type="gramStart"/>
+      <w:r>
+        <w:rPr>
+          <w:rFonts w:ascii="Cascadia Mono" w:hAnsi="Cascadia Mono"/>
+          <w:color w:val="000000"/>
+          <w:sz w:val="18"/>
+          <w:szCs w:val="18"/>
+          <w:lang w:val="en-US"/>
+        </w:rPr>
+        <w:t>setprecision</w:t>
+      </w:r>
+      <w:proofErr w:type="spellEnd"/>
+      <w:r>
+        <w:rPr>
+          <w:rFonts w:ascii="Cascadia Mono" w:hAnsi="Cascadia Mono"/>
+          <w:color w:val="000000"/>
+          <w:sz w:val="18"/>
+          <w:szCs w:val="18"/>
+          <w:lang w:val="en-US"/>
+        </w:rPr>
+        <w:t>(</w:t>
+      </w:r>
+      <w:proofErr w:type="gramEnd"/>
+      <w:r>
+        <w:rPr>
+          <w:rFonts w:ascii="Cascadia Mono" w:hAnsi="Cascadia Mono"/>
+          <w:color w:val="000000"/>
+          <w:sz w:val="18"/>
+          <w:szCs w:val="18"/>
+          <w:lang w:val="en-US"/>
+        </w:rPr>
+        <w:t>10);</w:t>
+      </w:r>
+    </w:p>
+    <w:p>
+      <w:pPr>
+        <w:pStyle w:val="HTML0"/>
+        <w:rPr>
+          <w:rFonts w:ascii="Cascadia Mono" w:hAnsi="Cascadia Mono"/>
+          <w:color w:val="000000"/>
+          <w:sz w:val="18"/>
+          <w:szCs w:val="18"/>
+          <w:lang w:val="en-US"/>
+        </w:rPr>
+      </w:pPr>
+      <w:r>
+        <w:rPr>
+          <w:rFonts w:ascii="Cascadia Mono" w:hAnsi="Cascadia Mono"/>
+          <w:color w:val="000000"/>
+          <w:sz w:val="18"/>
+          <w:szCs w:val="18"/>
+          <w:lang w:val="en-US"/>
+        </w:rPr>
+        <w:t xml:space="preserve">    </w:t>
+      </w:r>
+      <w:proofErr w:type="spellStart"/>
+      <w:r>
+        <w:rPr>
+          <w:rFonts w:ascii="Cascadia Mono" w:hAnsi="Cascadia Mono"/>
+          <w:color w:val="000000"/>
+          <w:sz w:val="18"/>
+          <w:szCs w:val="18"/>
+          <w:lang w:val="en-US"/>
+        </w:rPr>
+        <w:t>cout</w:t>
+      </w:r>
+      <w:proofErr w:type="spellEnd"/>
+      <w:r>
+        <w:rPr>
+          <w:rFonts w:ascii="Cascadia Mono" w:hAnsi="Cascadia Mono"/>
+          <w:color w:val="000000"/>
+          <w:sz w:val="18"/>
+          <w:szCs w:val="18"/>
+          <w:lang w:val="en-US"/>
+        </w:rPr>
+        <w:t xml:space="preserve"> </w:t>
+      </w:r>
+      <w:r>
+        <w:rPr>
+          <w:rFonts w:ascii="Cascadia Mono" w:hAnsi="Cascadia Mono"/>
+          <w:color w:val="008080"/>
+          <w:sz w:val="18"/>
+          <w:szCs w:val="18"/>
+          <w:lang w:val="en-US"/>
+        </w:rPr>
+        <w:t>&lt;&lt;</w:t>
+      </w:r>
+      <w:r>
+        <w:rPr>
+          <w:rFonts w:ascii="Cascadia Mono" w:hAnsi="Cascadia Mono"/>
+          <w:color w:val="000000"/>
+          <w:sz w:val="18"/>
+          <w:szCs w:val="18"/>
+          <w:lang w:val="en-US"/>
+        </w:rPr>
+        <w:t xml:space="preserve"> </w:t>
+      </w:r>
+      <w:r>
+        <w:rPr>
+          <w:rFonts w:ascii="Cascadia Mono" w:hAnsi="Cascadia Mono"/>
+          <w:color w:val="A31515"/>
+          <w:sz w:val="18"/>
+          <w:szCs w:val="18"/>
+          <w:lang w:val="en-US"/>
+        </w:rPr>
+        <w:t>"</w:t>
+      </w:r>
+      <w:proofErr w:type="spellStart"/>
+      <w:r>
+        <w:rPr>
+          <w:rFonts w:ascii="Cascadia Mono" w:hAnsi="Cascadia Mono"/>
+          <w:color w:val="A31515"/>
+          <w:sz w:val="18"/>
+          <w:szCs w:val="18"/>
+          <w:lang w:val="en-US"/>
+        </w:rPr>
+        <w:t>Rezultat</w:t>
+      </w:r>
+      <w:proofErr w:type="spellEnd"/>
+      <w:r>
+        <w:rPr>
+          <w:rFonts w:ascii="Cascadia Mono" w:hAnsi="Cascadia Mono"/>
+          <w:color w:val="A31515"/>
+          <w:sz w:val="18"/>
+          <w:szCs w:val="18"/>
+          <w:lang w:val="en-US"/>
+        </w:rPr>
+        <w:t xml:space="preserve"> double: "</w:t>
+      </w:r>
+      <w:r>
+        <w:rPr>
+          <w:rFonts w:ascii="Cascadia Mono" w:hAnsi="Cascadia Mono"/>
+          <w:color w:val="000000"/>
+          <w:sz w:val="18"/>
+          <w:szCs w:val="18"/>
+          <w:lang w:val="en-US"/>
+        </w:rPr>
+        <w:t xml:space="preserve"> </w:t>
+      </w:r>
+      <w:r>
+        <w:rPr>
+          <w:rFonts w:ascii="Cascadia Mono" w:hAnsi="Cascadia Mono"/>
+          <w:color w:val="008080"/>
+          <w:sz w:val="18"/>
+          <w:szCs w:val="18"/>
+          <w:lang w:val="en-US"/>
+        </w:rPr>
+        <w:t>&lt;&lt;</w:t>
+      </w:r>
+      <w:r>
+        <w:rPr>
+          <w:rFonts w:ascii="Cascadia Mono" w:hAnsi="Cascadia Mono"/>
+          <w:color w:val="000000"/>
+          <w:sz w:val="18"/>
+          <w:szCs w:val="18"/>
+          <w:lang w:val="en-US"/>
+        </w:rPr>
+        <w:t xml:space="preserve"> </w:t>
+      </w:r>
+      <w:proofErr w:type="spellStart"/>
+      <w:r>
+        <w:rPr>
+          <w:rFonts w:ascii="Cascadia Mono" w:hAnsi="Cascadia Mono"/>
+          <w:color w:val="000000"/>
+          <w:sz w:val="18"/>
+          <w:szCs w:val="18"/>
+          <w:lang w:val="en-US"/>
+        </w:rPr>
+        <w:t>result_double</w:t>
+      </w:r>
+      <w:proofErr w:type="spellEnd"/>
+      <w:r>
+        <w:rPr>
+          <w:rFonts w:ascii="Cascadia Mono" w:hAnsi="Cascadia Mono"/>
+          <w:color w:val="000000"/>
+          <w:sz w:val="18"/>
+          <w:szCs w:val="18"/>
+          <w:lang w:val="en-US"/>
+        </w:rPr>
+        <w:t xml:space="preserve"> </w:t>
+      </w:r>
+      <w:r>
+        <w:rPr>
+          <w:rFonts w:ascii="Cascadia Mono" w:hAnsi="Cascadia Mono"/>
+          <w:color w:val="008080"/>
+          <w:sz w:val="18"/>
+          <w:szCs w:val="18"/>
+          <w:lang w:val="en-US"/>
+        </w:rPr>
+        <w:t>&lt;&lt;</w:t>
+      </w:r>
+      <w:r>
+        <w:rPr>
+          <w:rFonts w:ascii="Cascadia Mono" w:hAnsi="Cascadia Mono"/>
+          <w:color w:val="000000"/>
+          <w:sz w:val="18"/>
+          <w:szCs w:val="18"/>
+          <w:lang w:val="en-US"/>
+        </w:rPr>
+        <w:t xml:space="preserve"> </w:t>
+      </w:r>
+      <w:proofErr w:type="spellStart"/>
+      <w:r>
+        <w:rPr>
+          <w:rFonts w:ascii="Cascadia Mono" w:hAnsi="Cascadia Mono"/>
+          <w:color w:val="000000"/>
+          <w:sz w:val="18"/>
+          <w:szCs w:val="18"/>
+          <w:lang w:val="en-US"/>
+        </w:rPr>
+        <w:t>endl</w:t>
+      </w:r>
+      <w:proofErr w:type="spellEnd"/>
+      <w:r>
+        <w:rPr>
+          <w:rFonts w:ascii="Cascadia Mono" w:hAnsi="Cascadia Mono"/>
+          <w:color w:val="000000"/>
+          <w:sz w:val="18"/>
+          <w:szCs w:val="18"/>
+          <w:lang w:val="en-US"/>
+        </w:rPr>
+        <w:t>;</w:t>
+      </w:r>
+    </w:p>
+    <w:p>
+      <w:pPr>
+        <w:pStyle w:val="HTML0"/>
+        <w:rPr>
+          <w:rFonts w:ascii="Cascadia Mono" w:hAnsi="Cascadia Mono"/>
+          <w:color w:val="000000"/>
+          <w:sz w:val="18"/>
+          <w:szCs w:val="18"/>
+          <w:lang w:val="en-US"/>
+        </w:rPr>
+      </w:pPr>
+    </w:p>
+    <w:p>
+      <w:pPr>
+        <w:pStyle w:val="HTML0"/>
+        <w:rPr>
+          <w:rFonts w:ascii="Cascadia Mono" w:hAnsi="Cascadia Mono"/>
+          <w:color w:val="000000"/>
+          <w:sz w:val="18"/>
+          <w:szCs w:val="18"/>
+          <w:lang w:val="en-US"/>
+        </w:rPr>
+      </w:pPr>
+      <w:r>
+        <w:rPr>
+          <w:rFonts w:ascii="Cascadia Mono" w:hAnsi="Cascadia Mono"/>
+          <w:color w:val="000000"/>
+          <w:sz w:val="18"/>
+          <w:szCs w:val="18"/>
+          <w:lang w:val="en-US"/>
+        </w:rPr>
+        <w:t xml:space="preserve">    </w:t>
+      </w:r>
+      <w:r>
+        <w:rPr>
+          <w:rFonts w:ascii="Cascadia Mono" w:hAnsi="Cascadia Mono"/>
+          <w:color w:val="0000FF"/>
+          <w:sz w:val="18"/>
+          <w:szCs w:val="18"/>
+          <w:lang w:val="en-US"/>
+        </w:rPr>
+        <w:t>return</w:t>
+      </w:r>
+      <w:r>
+        <w:rPr>
+          <w:rFonts w:ascii="Cascadia Mono" w:hAnsi="Cascadia Mono"/>
+          <w:color w:val="000000"/>
+          <w:sz w:val="18"/>
+          <w:szCs w:val="18"/>
+          <w:lang w:val="en-US"/>
+        </w:rPr>
+        <w:t xml:space="preserve"> 0;</w:t>
+      </w:r>
+    </w:p>
+    <w:p>
+      <w:pPr>
+        <w:pStyle w:val="HTML0"/>
+        <w:rPr>
+          <w:rFonts w:ascii="Cascadia Mono" w:hAnsi="Cascadia Mono"/>
+          <w:color w:val="000000"/>
+          <w:sz w:val="18"/>
+          <w:szCs w:val="18"/>
+          <w:lang w:val="en-US"/>
+        </w:rPr>
+      </w:pPr>
+      <w:r>
+        <w:rPr>
+          <w:rFonts w:ascii="Cascadia Mono" w:hAnsi="Cascadia Mono"/>
+          <w:color w:val="000000"/>
+          <w:sz w:val="18"/>
+          <w:szCs w:val="18"/>
+          <w:lang w:val="en-US"/>
+        </w:rPr>
+        <w:t>}</w:t>
+      </w:r>
+    </w:p>
+    <w:p>
+      <w:pPr>
+        <w:pStyle w:val="HTML0"/>
+        <w:rPr>
+          <w:rStyle w:val="HTML"/>
+          <w:lang w:val="en-US"/>
+        </w:rPr>
+      </w:pPr>
+    </w:p>
+    <w:p>
+      <w:pPr>
+        <w:pStyle w:val="HTML0"/>
+        <w:rPr>
+          <w:rStyle w:val="HTML"/>
+          <w:lang w:val="en-US"/>
+        </w:rPr>
+      </w:pPr>
+      <w:r>
+        <w:rPr>
+          <w:rStyle w:val="HTML"/>
+          <w:lang w:val="en-US"/>
+        </w:rPr>
+        <w:t xml:space="preserve">    </w:t>
+      </w:r>
+      <w:r>
+        <w:rPr>
+          <w:rStyle w:val="hljs-comment"/>
+          <w:lang w:val="en-US"/>
+        </w:rPr>
+        <w:t xml:space="preserve">// --- </w:t>
+      </w:r>
+      <w:r>
+        <w:rPr>
+          <w:rStyle w:val="hljs-comment"/>
+        </w:rPr>
+        <w:t>ЗАДАНИЕ</w:t>
+      </w:r>
+      <w:r>
+        <w:rPr>
+          <w:rStyle w:val="hljs-comment"/>
+          <w:lang w:val="en-US"/>
+        </w:rPr>
+        <w:t xml:space="preserve"> 2</w:t>
+      </w:r>
+    </w:p>
+    <w:p>
+      <w:pPr>
+        <w:pStyle w:val="HTML0"/>
+        <w:rPr>
+          <w:rFonts w:ascii="Cascadia Mono" w:hAnsi="Cascadia Mono"/>
+          <w:color w:val="000000"/>
+          <w:sz w:val="18"/>
+          <w:szCs w:val="18"/>
+          <w:lang w:val="en-US"/>
+        </w:rPr>
+      </w:pPr>
+      <w:r>
+        <w:rPr>
+          <w:rFonts w:ascii="Cascadia Mono" w:hAnsi="Cascadia Mono"/>
+          <w:color w:val="808080"/>
+          <w:sz w:val="18"/>
+          <w:szCs w:val="18"/>
+          <w:lang w:val="en-US"/>
+        </w:rPr>
+        <w:t>#include</w:t>
+      </w:r>
+      <w:r>
+        <w:rPr>
+          <w:rFonts w:ascii="Cascadia Mono" w:hAnsi="Cascadia Mono"/>
+          <w:color w:val="000000"/>
+          <w:sz w:val="18"/>
+          <w:szCs w:val="18"/>
+          <w:lang w:val="en-US"/>
+        </w:rPr>
+        <w:t xml:space="preserve"> </w:t>
+      </w:r>
+      <w:r>
+        <w:rPr>
+          <w:rFonts w:ascii="Cascadia Mono" w:hAnsi="Cascadia Mono"/>
+          <w:color w:val="A31515"/>
+          <w:sz w:val="18"/>
+          <w:szCs w:val="18"/>
+          <w:lang w:val="en-US"/>
+        </w:rPr>
+        <w:t>&lt;</w:t>
+      </w:r>
+      <w:proofErr w:type="spellStart"/>
+      <w:r>
+        <w:rPr>
+          <w:rFonts w:ascii="Cascadia Mono" w:hAnsi="Cascadia Mono"/>
+          <w:color w:val="A31515"/>
+          <w:sz w:val="18"/>
+          <w:szCs w:val="18"/>
+          <w:lang w:val="en-US"/>
+        </w:rPr>
+        <w:t>iostream</w:t>
+      </w:r>
+      <w:proofErr w:type="spellEnd"/>
+      <w:r>
+        <w:rPr>
+          <w:rFonts w:ascii="Cascadia Mono" w:hAnsi="Cascadia Mono"/>
+          <w:color w:val="A31515"/>
+          <w:sz w:val="18"/>
+          <w:szCs w:val="18"/>
+          <w:lang w:val="en-US"/>
+        </w:rPr>
+        <w:t>&gt;</w:t>
+      </w:r>
+    </w:p>
+    <w:p>
+      <w:pPr>
+        <w:pStyle w:val="HTML0"/>
+        <w:rPr>
+          <w:rFonts w:ascii="Cascadia Mono" w:hAnsi="Cascadia Mono"/>
+          <w:color w:val="000000"/>
+          <w:sz w:val="18"/>
+          <w:szCs w:val="18"/>
+          <w:lang w:val="en-US"/>
+        </w:rPr>
+      </w:pPr>
+      <w:r>
+        <w:rPr>
+          <w:rFonts w:ascii="Cascadia Mono" w:hAnsi="Cascadia Mono"/>
+          <w:color w:val="0000FF"/>
+          <w:sz w:val="18"/>
+          <w:szCs w:val="18"/>
+          <w:lang w:val="en-US"/>
+        </w:rPr>
+        <w:t>using</w:t>
+      </w:r>
+      <w:r>
+        <w:rPr>
+          <w:rFonts w:ascii="Cascadia Mono" w:hAnsi="Cascadia Mono"/>
+          <w:color w:val="000000"/>
+          <w:sz w:val="18"/>
+          <w:szCs w:val="18"/>
+          <w:lang w:val="en-US"/>
+        </w:rPr>
+        <w:t xml:space="preserve"> </w:t>
+      </w:r>
+      <w:r>
+        <w:rPr>
+          <w:rFonts w:ascii="Cascadia Mono" w:hAnsi="Cascadia Mono"/>
+          <w:color w:val="0000FF"/>
+          <w:sz w:val="18"/>
+          <w:szCs w:val="18"/>
+          <w:lang w:val="en-US"/>
+        </w:rPr>
+        <w:t>namespace</w:t>
+      </w:r>
+      <w:r>
+        <w:rPr>
+          <w:rFonts w:ascii="Cascadia Mono" w:hAnsi="Cascadia Mono"/>
+          <w:color w:val="000000"/>
+          <w:sz w:val="18"/>
+          <w:szCs w:val="18"/>
+          <w:lang w:val="en-US"/>
+        </w:rPr>
+        <w:t xml:space="preserve"> </w:t>
+      </w:r>
+      <w:proofErr w:type="spellStart"/>
+      <w:r>
+        <w:rPr>
+          <w:rFonts w:ascii="Cascadia Mono" w:hAnsi="Cascadia Mono"/>
+          <w:color w:val="000000"/>
+          <w:sz w:val="18"/>
+          <w:szCs w:val="18"/>
+          <w:lang w:val="en-US"/>
+        </w:rPr>
+        <w:t>std</w:t>
+      </w:r>
+      <w:proofErr w:type="spellEnd"/>
+      <w:r>
+        <w:rPr>
+          <w:rFonts w:ascii="Cascadia Mono" w:hAnsi="Cascadia Mono"/>
+          <w:color w:val="000000"/>
+          <w:sz w:val="18"/>
+          <w:szCs w:val="18"/>
+          <w:lang w:val="en-US"/>
+        </w:rPr>
+        <w:t>;</w:t>
+      </w:r>
+    </w:p>
+    <w:p>
+      <w:pPr>
+        <w:pStyle w:val="HTML0"/>
+        <w:rPr>
+          <w:rFonts w:ascii="Cascadia Mono" w:hAnsi="Cascadia Mono"/>
+          <w:color w:val="000000"/>
+          <w:sz w:val="18"/>
+          <w:szCs w:val="18"/>
+          <w:lang w:val="en-US"/>
+        </w:rPr>
+      </w:pPr>
+    </w:p>
+    <w:p>
+      <w:pPr>
+        <w:pStyle w:val="HTML0"/>
+        <w:rPr>
+          <w:rFonts w:ascii="Cascadia Mono" w:hAnsi="Cascadia Mono"/>
+          <w:color w:val="000000"/>
+          <w:sz w:val="18"/>
+          <w:szCs w:val="18"/>
+          <w:lang w:val="en-US"/>
+        </w:rPr>
+      </w:pPr>
+      <w:r>
+        <w:rPr>
+          <w:rFonts w:ascii="Cascadia Mono" w:hAnsi="Cascadia Mono"/>
+          <w:color w:val="0000FF"/>
+          <w:sz w:val="18"/>
+          <w:szCs w:val="18"/>
+          <w:lang w:val="en-US"/>
+        </w:rPr>
+        <w:t>int</w:t>
+      </w:r>
+      <w:r>
+        <w:rPr>
+          <w:rFonts w:ascii="Cascadia Mono" w:hAnsi="Cascadia Mono"/>
+          <w:color w:val="000000"/>
+          <w:sz w:val="18"/>
+          <w:szCs w:val="18"/>
+          <w:lang w:val="en-US"/>
+        </w:rPr>
+        <w:t xml:space="preserve"> </w:t>
+      </w:r>
+      <w:proofErr w:type="gramStart"/>
+      <w:r>
+        <w:rPr>
+          <w:rFonts w:ascii="Cascadia Mono" w:hAnsi="Cascadia Mono"/>
+          <w:color w:val="000000"/>
+          <w:sz w:val="18"/>
+          <w:szCs w:val="18"/>
+          <w:lang w:val="en-US"/>
+        </w:rPr>
+        <w:t>main(</w:t>
+      </w:r>
+      <w:proofErr w:type="gramEnd"/>
+      <w:r>
+        <w:rPr>
+          <w:rFonts w:ascii="Cascadia Mono" w:hAnsi="Cascadia Mono"/>
+          <w:color w:val="000000"/>
+          <w:sz w:val="18"/>
+          <w:szCs w:val="18"/>
+          <w:lang w:val="en-US"/>
+        </w:rPr>
+        <w:t>) {</w:t>
+      </w:r>
+    </w:p>
+    <w:p>
+      <w:pPr>
+        <w:pStyle w:val="HTML0"/>
+        <w:rPr>
+          <w:rFonts w:ascii="Cascadia Mono" w:hAnsi="Cascadia Mono"/>
+          <w:color w:val="000000"/>
+          <w:sz w:val="18"/>
+          <w:szCs w:val="18"/>
+          <w:lang w:val="en-US"/>
+        </w:rPr>
+      </w:pPr>
+      <w:r>
+        <w:rPr>
+          <w:rFonts w:ascii="Cascadia Mono" w:hAnsi="Cascadia Mono"/>
+          <w:color w:val="000000"/>
+          <w:sz w:val="18"/>
+          <w:szCs w:val="18"/>
+          <w:lang w:val="en-US"/>
+        </w:rPr>
+        <w:t xml:space="preserve">    </w:t>
+      </w:r>
+      <w:r>
+        <w:rPr>
+          <w:rFonts w:ascii="Cascadia Mono" w:hAnsi="Cascadia Mono"/>
+          <w:color w:val="0000FF"/>
+          <w:sz w:val="18"/>
+          <w:szCs w:val="18"/>
+          <w:lang w:val="en-US"/>
+        </w:rPr>
+        <w:t>int</w:t>
+      </w:r>
+      <w:r>
+        <w:rPr>
+          <w:rFonts w:ascii="Cascadia Mono" w:hAnsi="Cascadia Mono"/>
+          <w:color w:val="000000"/>
+          <w:sz w:val="18"/>
+          <w:szCs w:val="18"/>
+          <w:lang w:val="en-US"/>
+        </w:rPr>
+        <w:t xml:space="preserve"> n = 10, m = 5;</w:t>
+      </w:r>
+    </w:p>
+    <w:p>
+      <w:pPr>
+        <w:pStyle w:val="HTML0"/>
+        <w:rPr>
+          <w:rFonts w:ascii="Cascadia Mono" w:hAnsi="Cascadia Mono"/>
+          <w:color w:val="000000"/>
+          <w:sz w:val="18"/>
+          <w:szCs w:val="18"/>
+          <w:lang w:val="en-US"/>
+        </w:rPr>
+      </w:pPr>
+      <w:r>
+        <w:rPr>
+          <w:rFonts w:ascii="Cascadia Mono" w:hAnsi="Cascadia Mono"/>
+          <w:color w:val="000000"/>
+          <w:sz w:val="18"/>
+          <w:szCs w:val="18"/>
+          <w:lang w:val="en-US"/>
+        </w:rPr>
+        <w:t xml:space="preserve">    </w:t>
+      </w:r>
+      <w:proofErr w:type="spellStart"/>
+      <w:r>
+        <w:rPr>
+          <w:rFonts w:ascii="Cascadia Mono" w:hAnsi="Cascadia Mono"/>
+          <w:color w:val="000000"/>
+          <w:sz w:val="18"/>
+          <w:szCs w:val="18"/>
+          <w:lang w:val="en-US"/>
+        </w:rPr>
+        <w:t>cout</w:t>
+      </w:r>
+      <w:proofErr w:type="spellEnd"/>
+      <w:r>
+        <w:rPr>
+          <w:rFonts w:ascii="Cascadia Mono" w:hAnsi="Cascadia Mono"/>
+          <w:color w:val="000000"/>
+          <w:sz w:val="18"/>
+          <w:szCs w:val="18"/>
+          <w:lang w:val="en-US"/>
+        </w:rPr>
+        <w:t xml:space="preserve"> </w:t>
+      </w:r>
+      <w:r>
+        <w:rPr>
+          <w:rFonts w:ascii="Cascadia Mono" w:hAnsi="Cascadia Mono"/>
+          <w:color w:val="008080"/>
+          <w:sz w:val="18"/>
+          <w:szCs w:val="18"/>
+          <w:lang w:val="en-US"/>
+        </w:rPr>
+        <w:t>&lt;&lt;</w:t>
+      </w:r>
+      <w:r>
+        <w:rPr>
+          <w:rFonts w:ascii="Cascadia Mono" w:hAnsi="Cascadia Mono"/>
+          <w:color w:val="000000"/>
+          <w:sz w:val="18"/>
+          <w:szCs w:val="18"/>
+          <w:lang w:val="en-US"/>
+        </w:rPr>
+        <w:t xml:space="preserve"> </w:t>
+      </w:r>
+      <w:r>
+        <w:rPr>
+          <w:rFonts w:ascii="Cascadia Mono" w:hAnsi="Cascadia Mono"/>
+          <w:color w:val="A31515"/>
+          <w:sz w:val="18"/>
+          <w:szCs w:val="18"/>
+          <w:lang w:val="en-US"/>
+        </w:rPr>
+        <w:t>"1) n---</w:t>
+      </w:r>
+      <w:proofErr w:type="gramStart"/>
+      <w:r>
+        <w:rPr>
+          <w:rFonts w:ascii="Cascadia Mono" w:hAnsi="Cascadia Mono"/>
+          <w:color w:val="A31515"/>
+          <w:sz w:val="18"/>
+          <w:szCs w:val="18"/>
+          <w:lang w:val="en-US"/>
+        </w:rPr>
+        <w:t>m  -</w:t>
+      </w:r>
+      <w:proofErr w:type="gramEnd"/>
+      <w:r>
+        <w:rPr>
+          <w:rFonts w:ascii="Cascadia Mono" w:hAnsi="Cascadia Mono"/>
+          <w:color w:val="A31515"/>
+          <w:sz w:val="18"/>
+          <w:szCs w:val="18"/>
+          <w:lang w:val="en-US"/>
+        </w:rPr>
+        <w:t>&gt; "</w:t>
+      </w:r>
+      <w:r>
+        <w:rPr>
+          <w:rFonts w:ascii="Cascadia Mono" w:hAnsi="Cascadia Mono"/>
+          <w:color w:val="000000"/>
+          <w:sz w:val="18"/>
+          <w:szCs w:val="18"/>
+          <w:lang w:val="en-US"/>
+        </w:rPr>
+        <w:t xml:space="preserve"> </w:t>
+      </w:r>
+      <w:r>
+        <w:rPr>
+          <w:rFonts w:ascii="Cascadia Mono" w:hAnsi="Cascadia Mono"/>
+          <w:color w:val="008080"/>
+          <w:sz w:val="18"/>
+          <w:szCs w:val="18"/>
+          <w:lang w:val="en-US"/>
+        </w:rPr>
+        <w:t>&lt;&lt;</w:t>
+      </w:r>
+      <w:r>
+        <w:rPr>
+          <w:rFonts w:ascii="Cascadia Mono" w:hAnsi="Cascadia Mono"/>
+          <w:color w:val="000000"/>
+          <w:sz w:val="18"/>
+          <w:szCs w:val="18"/>
+          <w:lang w:val="en-US"/>
+        </w:rPr>
+        <w:t xml:space="preserve"> (n - (--m)) </w:t>
+      </w:r>
+      <w:r>
+        <w:rPr>
+          <w:rFonts w:ascii="Cascadia Mono" w:hAnsi="Cascadia Mono"/>
+          <w:color w:val="008080"/>
+          <w:sz w:val="18"/>
+          <w:szCs w:val="18"/>
+          <w:lang w:val="en-US"/>
+        </w:rPr>
+        <w:t>&lt;&lt;</w:t>
+      </w:r>
+      <w:r>
+        <w:rPr>
+          <w:rFonts w:ascii="Cascadia Mono" w:hAnsi="Cascadia Mono"/>
+          <w:color w:val="000000"/>
+          <w:sz w:val="18"/>
+          <w:szCs w:val="18"/>
+          <w:lang w:val="en-US"/>
+        </w:rPr>
+        <w:t xml:space="preserve"> </w:t>
+      </w:r>
+      <w:proofErr w:type="spellStart"/>
+      <w:r>
+        <w:rPr>
+          <w:rFonts w:ascii="Cascadia Mono" w:hAnsi="Cascadia Mono"/>
+          <w:color w:val="000000"/>
+          <w:sz w:val="18"/>
+          <w:szCs w:val="18"/>
+          <w:lang w:val="en-US"/>
+        </w:rPr>
+        <w:t>endl</w:t>
+      </w:r>
+      <w:proofErr w:type="spellEnd"/>
+      <w:r>
+        <w:rPr>
+          <w:rFonts w:ascii="Cascadia Mono" w:hAnsi="Cascadia Mono"/>
+          <w:color w:val="000000"/>
+          <w:sz w:val="18"/>
+          <w:szCs w:val="18"/>
+          <w:lang w:val="en-US"/>
+        </w:rPr>
+        <w:t>;</w:t>
+      </w:r>
+    </w:p>
+    <w:p>
+      <w:pPr>
+        <w:pStyle w:val="HTML0"/>
+        <w:rPr>
+          <w:rFonts w:ascii="Cascadia Mono" w:hAnsi="Cascadia Mono"/>
+          <w:color w:val="000000"/>
+          <w:sz w:val="18"/>
+          <w:szCs w:val="18"/>
+          <w:lang w:val="en-US"/>
+        </w:rPr>
+      </w:pPr>
+      <w:r>
+        <w:rPr>
+          <w:rFonts w:ascii="Cascadia Mono" w:hAnsi="Cascadia Mono"/>
+          <w:color w:val="000000"/>
+          <w:sz w:val="18"/>
+          <w:szCs w:val="18"/>
+          <w:lang w:val="en-US"/>
+        </w:rPr>
+        <w:t xml:space="preserve">    </w:t>
+      </w:r>
+      <w:proofErr w:type="spellStart"/>
+      <w:r>
+        <w:rPr>
+          <w:rFonts w:ascii="Cascadia Mono" w:hAnsi="Cascadia Mono"/>
+          <w:color w:val="000000"/>
+          <w:sz w:val="18"/>
+          <w:szCs w:val="18"/>
+          <w:lang w:val="en-US"/>
+        </w:rPr>
+        <w:t>cout</w:t>
+      </w:r>
+      <w:proofErr w:type="spellEnd"/>
+      <w:r>
+        <w:rPr>
+          <w:rFonts w:ascii="Cascadia Mono" w:hAnsi="Cascadia Mono"/>
+          <w:color w:val="000000"/>
+          <w:sz w:val="18"/>
+          <w:szCs w:val="18"/>
+          <w:lang w:val="en-US"/>
+        </w:rPr>
+        <w:t xml:space="preserve"> </w:t>
+      </w:r>
+      <w:r>
+        <w:rPr>
+          <w:rFonts w:ascii="Cascadia Mono" w:hAnsi="Cascadia Mono"/>
+          <w:color w:val="008080"/>
+          <w:sz w:val="18"/>
+          <w:szCs w:val="18"/>
+          <w:lang w:val="en-US"/>
+        </w:rPr>
+        <w:t>&lt;&lt;</w:t>
+      </w:r>
+      <w:r>
+        <w:rPr>
+          <w:rFonts w:ascii="Cascadia Mono" w:hAnsi="Cascadia Mono"/>
+          <w:color w:val="000000"/>
+          <w:sz w:val="18"/>
+          <w:szCs w:val="18"/>
+          <w:lang w:val="en-US"/>
+        </w:rPr>
+        <w:t xml:space="preserve"> </w:t>
+      </w:r>
+      <w:r>
+        <w:rPr>
+          <w:rFonts w:ascii="Cascadia Mono" w:hAnsi="Cascadia Mono"/>
+          <w:color w:val="A31515"/>
+          <w:sz w:val="18"/>
+          <w:szCs w:val="18"/>
+          <w:lang w:val="en-US"/>
+        </w:rPr>
+        <w:t>"2) m--&lt;</w:t>
+      </w:r>
+      <w:proofErr w:type="gramStart"/>
+      <w:r>
+        <w:rPr>
+          <w:rFonts w:ascii="Cascadia Mono" w:hAnsi="Cascadia Mono"/>
+          <w:color w:val="A31515"/>
+          <w:sz w:val="18"/>
+          <w:szCs w:val="18"/>
+          <w:lang w:val="en-US"/>
+        </w:rPr>
+        <w:t>n  -</w:t>
+      </w:r>
+      <w:proofErr w:type="gramEnd"/>
+      <w:r>
+        <w:rPr>
+          <w:rFonts w:ascii="Cascadia Mono" w:hAnsi="Cascadia Mono"/>
+          <w:color w:val="A31515"/>
+          <w:sz w:val="18"/>
+          <w:szCs w:val="18"/>
+          <w:lang w:val="en-US"/>
+        </w:rPr>
+        <w:t>&gt; "</w:t>
+      </w:r>
+      <w:r>
+        <w:rPr>
+          <w:rFonts w:ascii="Cascadia Mono" w:hAnsi="Cascadia Mono"/>
+          <w:color w:val="000000"/>
+          <w:sz w:val="18"/>
+          <w:szCs w:val="18"/>
+          <w:lang w:val="en-US"/>
+        </w:rPr>
+        <w:t xml:space="preserve"> </w:t>
+      </w:r>
+      <w:r>
+        <w:rPr>
+          <w:rFonts w:ascii="Cascadia Mono" w:hAnsi="Cascadia Mono"/>
+          <w:color w:val="008080"/>
+          <w:sz w:val="18"/>
+          <w:szCs w:val="18"/>
+          <w:lang w:val="en-US"/>
+        </w:rPr>
+        <w:t>&lt;&lt;</w:t>
+      </w:r>
+      <w:r>
+        <w:rPr>
+          <w:rFonts w:ascii="Cascadia Mono" w:hAnsi="Cascadia Mono"/>
+          <w:color w:val="000000"/>
+          <w:sz w:val="18"/>
+          <w:szCs w:val="18"/>
+          <w:lang w:val="en-US"/>
+        </w:rPr>
+        <w:t xml:space="preserve"> </w:t>
+      </w:r>
+      <w:proofErr w:type="spellStart"/>
+      <w:r>
+        <w:rPr>
+          <w:rFonts w:ascii="Cascadia Mono" w:hAnsi="Cascadia Mono"/>
+          <w:color w:val="000000"/>
+          <w:sz w:val="18"/>
+          <w:szCs w:val="18"/>
+          <w:lang w:val="en-US"/>
+        </w:rPr>
+        <w:t>boolalpha</w:t>
+      </w:r>
+      <w:proofErr w:type="spellEnd"/>
+      <w:r>
+        <w:rPr>
+          <w:rFonts w:ascii="Cascadia Mono" w:hAnsi="Cascadia Mono"/>
+          <w:color w:val="000000"/>
+          <w:sz w:val="18"/>
+          <w:szCs w:val="18"/>
+          <w:lang w:val="en-US"/>
+        </w:rPr>
+        <w:t xml:space="preserve"> </w:t>
+      </w:r>
+      <w:r>
+        <w:rPr>
+          <w:rFonts w:ascii="Cascadia Mono" w:hAnsi="Cascadia Mono"/>
+          <w:color w:val="008080"/>
+          <w:sz w:val="18"/>
+          <w:szCs w:val="18"/>
+          <w:lang w:val="en-US"/>
+        </w:rPr>
+        <w:t>&lt;&lt;</w:t>
+      </w:r>
+      <w:r>
+        <w:rPr>
+          <w:rFonts w:ascii="Cascadia Mono" w:hAnsi="Cascadia Mono"/>
+          <w:color w:val="000000"/>
+          <w:sz w:val="18"/>
+          <w:szCs w:val="18"/>
+          <w:lang w:val="en-US"/>
+        </w:rPr>
+        <w:t xml:space="preserve"> ((5 &lt; 10)) </w:t>
+      </w:r>
+      <w:r>
+        <w:rPr>
+          <w:rFonts w:ascii="Cascadia Mono" w:hAnsi="Cascadia Mono"/>
+          <w:color w:val="008080"/>
+          <w:sz w:val="18"/>
+          <w:szCs w:val="18"/>
+          <w:lang w:val="en-US"/>
+        </w:rPr>
+        <w:t>&lt;&lt;</w:t>
+      </w:r>
+      <w:r>
+        <w:rPr>
+          <w:rFonts w:ascii="Cascadia Mono" w:hAnsi="Cascadia Mono"/>
+          <w:color w:val="000000"/>
+          <w:sz w:val="18"/>
+          <w:szCs w:val="18"/>
+          <w:lang w:val="en-US"/>
+        </w:rPr>
+        <w:t xml:space="preserve"> </w:t>
+      </w:r>
+      <w:proofErr w:type="spellStart"/>
+      <w:r>
+        <w:rPr>
+          <w:rFonts w:ascii="Cascadia Mono" w:hAnsi="Cascadia Mono"/>
+          <w:color w:val="000000"/>
+          <w:sz w:val="18"/>
+          <w:szCs w:val="18"/>
+          <w:lang w:val="en-US"/>
+        </w:rPr>
+        <w:t>endl</w:t>
+      </w:r>
+      <w:proofErr w:type="spellEnd"/>
+      <w:r>
+        <w:rPr>
+          <w:rFonts w:ascii="Cascadia Mono" w:hAnsi="Cascadia Mono"/>
+          <w:color w:val="000000"/>
+          <w:sz w:val="18"/>
+          <w:szCs w:val="18"/>
+          <w:lang w:val="en-US"/>
+        </w:rPr>
+        <w:t>;</w:t>
+      </w:r>
+    </w:p>
+    <w:p>
+      <w:pPr>
+        <w:pStyle w:val="HTML0"/>
+        <w:rPr>
+          <w:rFonts w:ascii="Cascadia Mono" w:hAnsi="Cascadia Mono"/>
+          <w:color w:val="000000"/>
+          <w:sz w:val="18"/>
+          <w:szCs w:val="18"/>
+          <w:lang w:val="en-US"/>
+        </w:rPr>
+      </w:pPr>
+      <w:r>
+        <w:rPr>
+          <w:rFonts w:ascii="Cascadia Mono" w:hAnsi="Cascadia Mono"/>
+          <w:color w:val="000000"/>
+          <w:sz w:val="18"/>
+          <w:szCs w:val="18"/>
+          <w:lang w:val="en-US"/>
+        </w:rPr>
+        <w:t xml:space="preserve">    </w:t>
+      </w:r>
+      <w:proofErr w:type="spellStart"/>
+      <w:r>
+        <w:rPr>
+          <w:rFonts w:ascii="Cascadia Mono" w:hAnsi="Cascadia Mono"/>
+          <w:color w:val="000000"/>
+          <w:sz w:val="18"/>
+          <w:szCs w:val="18"/>
+          <w:lang w:val="en-US"/>
+        </w:rPr>
+        <w:t>cout</w:t>
+      </w:r>
+      <w:proofErr w:type="spellEnd"/>
+      <w:r>
+        <w:rPr>
+          <w:rFonts w:ascii="Cascadia Mono" w:hAnsi="Cascadia Mono"/>
+          <w:color w:val="000000"/>
+          <w:sz w:val="18"/>
+          <w:szCs w:val="18"/>
+          <w:lang w:val="en-US"/>
+        </w:rPr>
+        <w:t xml:space="preserve"> </w:t>
+      </w:r>
+      <w:r>
+        <w:rPr>
+          <w:rFonts w:ascii="Cascadia Mono" w:hAnsi="Cascadia Mono"/>
+          <w:color w:val="008080"/>
+          <w:sz w:val="18"/>
+          <w:szCs w:val="18"/>
+          <w:lang w:val="en-US"/>
+        </w:rPr>
+        <w:t>&lt;&lt;</w:t>
+      </w:r>
+      <w:r>
+        <w:rPr>
+          <w:rFonts w:ascii="Cascadia Mono" w:hAnsi="Cascadia Mono"/>
+          <w:color w:val="000000"/>
+          <w:sz w:val="18"/>
+          <w:szCs w:val="18"/>
+          <w:lang w:val="en-US"/>
+        </w:rPr>
+        <w:t xml:space="preserve"> </w:t>
+      </w:r>
+      <w:r>
+        <w:rPr>
+          <w:rFonts w:ascii="Cascadia Mono" w:hAnsi="Cascadia Mono"/>
+          <w:color w:val="A31515"/>
+          <w:sz w:val="18"/>
+          <w:szCs w:val="18"/>
+          <w:lang w:val="en-US"/>
+        </w:rPr>
+        <w:t>"3) n++&gt;</w:t>
+      </w:r>
+      <w:proofErr w:type="gramStart"/>
+      <w:r>
+        <w:rPr>
+          <w:rFonts w:ascii="Cascadia Mono" w:hAnsi="Cascadia Mono"/>
+          <w:color w:val="A31515"/>
+          <w:sz w:val="18"/>
+          <w:szCs w:val="18"/>
+          <w:lang w:val="en-US"/>
+        </w:rPr>
+        <w:t>m  -</w:t>
+      </w:r>
+      <w:proofErr w:type="gramEnd"/>
+      <w:r>
+        <w:rPr>
+          <w:rFonts w:ascii="Cascadia Mono" w:hAnsi="Cascadia Mono"/>
+          <w:color w:val="A31515"/>
+          <w:sz w:val="18"/>
+          <w:szCs w:val="18"/>
+          <w:lang w:val="en-US"/>
+        </w:rPr>
+        <w:t>&gt; "</w:t>
+      </w:r>
+      <w:r>
+        <w:rPr>
+          <w:rFonts w:ascii="Cascadia Mono" w:hAnsi="Cascadia Mono"/>
+          <w:color w:val="000000"/>
+          <w:sz w:val="18"/>
+          <w:szCs w:val="18"/>
+          <w:lang w:val="en-US"/>
+        </w:rPr>
+        <w:t xml:space="preserve"> </w:t>
+      </w:r>
+      <w:r>
+        <w:rPr>
+          <w:rFonts w:ascii="Cascadia Mono" w:hAnsi="Cascadia Mono"/>
+          <w:color w:val="008080"/>
+          <w:sz w:val="18"/>
+          <w:szCs w:val="18"/>
+          <w:lang w:val="en-US"/>
+        </w:rPr>
+        <w:t>&lt;&lt;</w:t>
+      </w:r>
+      <w:r>
+        <w:rPr>
+          <w:rFonts w:ascii="Cascadia Mono" w:hAnsi="Cascadia Mono"/>
+          <w:color w:val="000000"/>
+          <w:sz w:val="18"/>
+          <w:szCs w:val="18"/>
+          <w:lang w:val="en-US"/>
+        </w:rPr>
+        <w:t xml:space="preserve"> ((10 &gt; 5)) </w:t>
+      </w:r>
+      <w:r>
+        <w:rPr>
+          <w:rFonts w:ascii="Cascadia Mono" w:hAnsi="Cascadia Mono"/>
+          <w:color w:val="008080"/>
+          <w:sz w:val="18"/>
+          <w:szCs w:val="18"/>
+          <w:lang w:val="en-US"/>
+        </w:rPr>
+        <w:t>&lt;&lt;</w:t>
+      </w:r>
+      <w:r>
+        <w:rPr>
+          <w:rFonts w:ascii="Cascadia Mono" w:hAnsi="Cascadia Mono"/>
+          <w:color w:val="000000"/>
+          <w:sz w:val="18"/>
+          <w:szCs w:val="18"/>
+          <w:lang w:val="en-US"/>
+        </w:rPr>
+        <w:t xml:space="preserve"> </w:t>
+      </w:r>
+      <w:proofErr w:type="spellStart"/>
+      <w:r>
+        <w:rPr>
+          <w:rFonts w:ascii="Cascadia Mono" w:hAnsi="Cascadia Mono"/>
+          <w:color w:val="000000"/>
+          <w:sz w:val="18"/>
+          <w:szCs w:val="18"/>
+          <w:lang w:val="en-US"/>
+        </w:rPr>
+        <w:t>endl</w:t>
+      </w:r>
+      <w:proofErr w:type="spellEnd"/>
+      <w:r>
+        <w:rPr>
+          <w:rFonts w:ascii="Cascadia Mono" w:hAnsi="Cascadia Mono"/>
+          <w:color w:val="000000"/>
+          <w:sz w:val="18"/>
+          <w:szCs w:val="18"/>
+          <w:lang w:val="en-US"/>
+        </w:rPr>
+        <w:t>;</w:t>
+      </w:r>
+    </w:p>
+    <w:p>
+      <w:pPr>
+        <w:pStyle w:val="HTML0"/>
+        <w:rPr>
+          <w:rFonts w:ascii="Cascadia Mono" w:hAnsi="Cascadia Mono"/>
+          <w:color w:val="000000"/>
+          <w:sz w:val="18"/>
+          <w:szCs w:val="18"/>
+          <w:lang w:val="en-US"/>
+        </w:rPr>
+      </w:pPr>
+    </w:p>
+    <w:p>
+      <w:pPr>
+        <w:pStyle w:val="HTML0"/>
+        <w:rPr>
+          <w:rFonts w:ascii="Cascadia Mono" w:hAnsi="Cascadia Mono"/>
+          <w:color w:val="000000"/>
+          <w:sz w:val="18"/>
+          <w:szCs w:val="18"/>
+          <w:lang w:val="en-US"/>
+        </w:rPr>
+      </w:pPr>
+      <w:r>
+        <w:rPr>
+          <w:rFonts w:ascii="Cascadia Mono" w:hAnsi="Cascadia Mono"/>
+          <w:color w:val="000000"/>
+          <w:sz w:val="18"/>
+          <w:szCs w:val="18"/>
+          <w:lang w:val="en-US"/>
+        </w:rPr>
+        <w:t xml:space="preserve">    </w:t>
+      </w:r>
+      <w:r>
+        <w:rPr>
+          <w:rFonts w:ascii="Cascadia Mono" w:hAnsi="Cascadia Mono"/>
+          <w:color w:val="0000FF"/>
+          <w:sz w:val="18"/>
+          <w:szCs w:val="18"/>
+          <w:lang w:val="en-US"/>
+        </w:rPr>
+        <w:t>return</w:t>
+      </w:r>
+      <w:r>
+        <w:rPr>
+          <w:rFonts w:ascii="Cascadia Mono" w:hAnsi="Cascadia Mono"/>
+          <w:color w:val="000000"/>
+          <w:sz w:val="18"/>
+          <w:szCs w:val="18"/>
+          <w:lang w:val="en-US"/>
+        </w:rPr>
+        <w:t xml:space="preserve"> 0;</w:t>
+      </w:r>
+    </w:p>
+    <w:p>
+      <w:pPr>
+        <w:pStyle w:val="HTML0"/>
+        <w:rPr>
+          <w:rFonts w:ascii="Cascadia Mono" w:hAnsi="Cascadia Mono"/>
+          <w:color w:val="000000"/>
+          <w:sz w:val="18"/>
+          <w:szCs w:val="18"/>
+        </w:rPr>
+      </w:pPr>
+      <w:r>
+        <w:rPr>
+          <w:rFonts w:ascii="Cascadia Mono" w:hAnsi="Cascadia Mono"/>
+          <w:color w:val="000000"/>
+          <w:sz w:val="18"/>
+          <w:szCs w:val="18"/>
+        </w:rPr>
+        <w:t>}</w:t>
+      </w:r>
+    </w:p>
+    <w:p>
+      <w:pPr>
+        <w:pStyle w:val="HTML0"/>
+        <w:rPr>
+          <w:rStyle w:val="HTML"/>
         </w:rPr>
       </w:pPr>
     </w:p>
@@ -5370,7 +5321,7 @@
       <w:r>
         <w:rPr>
           <w:rStyle w:val="HTML"/>
-          <w:lang w:val="en-US"/>
+          <w:noProof/>
         </w:rPr>
         <w:drawing>
           <wp:inline distT="0" distB="0" distL="0" distR="0" wp14:anchorId="32BF1321" wp14:editId="2C7D49B5">
@@ -5442,8 +5393,9 @@
       <w:r>
         <w:rPr>
           <w:rStyle w:val="HTML"/>
-          <w:lang w:val="en-US"/>
-        </w:rPr>
+          <w:noProof/>
+        </w:rPr>
+        <w:lastRenderedPageBreak/>
         <w:drawing>
           <wp:inline distT="0" distB="0" distL="0" distR="0" wp14:anchorId="2C9F162F" wp14:editId="59CE1A70">
             <wp:extent cx="4511431" cy="1379340"/>
@@ -5513,7 +5465,7 @@
           <w:rStyle w:val="HTML"/>
           <w:b w:val="0"/>
           <w:bCs w:val="0"/>
-          <w:lang w:val="en-US"/>
+          <w:noProof/>
         </w:rPr>
         <w:drawing>
           <wp:inline distT="0" distB="0" distL="0" distR="0" wp14:anchorId="264201BF" wp14:editId="71CD38DB">
